--- a/Team-Meeting-10.docx
+++ b/Team-Meeting-10.docx
@@ -17,22 +17,22 @@
         </w:r>
       </w:hyperlink>
     </w:p>
-    <w:bookmarkStart w:id="26" w:name="team-meeting-agenda---tenth-team-meeting"/>
+    <w:bookmarkStart w:id="26" w:name="Xa6e15222f2ce07b9b46cfc8e15b8a1f16454bbc"/>
     <w:p>
       <w:pPr>
         <w:pStyle w:val="Heading1"/>
       </w:pPr>
       <w:r>
-        <w:t xml:space="preserve">Team Meeting Agenda - Tenth Team Meeting</w:t>
-      </w:r>
-    </w:p>
-    <w:bookmarkStart w:id="12" w:name="Xc6c97d4807801c6fcdae34ded09d9505a85b03e"/>
+        <w:t xml:space="preserve">Team Meeting Agenda - Negotiation Simulation Presentation Prep</w:t>
+      </w:r>
+    </w:p>
+    <w:bookmarkStart w:id="12" w:name="X588170c3da7186a38614a82326104cba48fda95"/>
     <w:p>
       <w:pPr>
         <w:pStyle w:val="Heading2"/>
       </w:pPr>
       <w:r>
-        <w:t xml:space="preserve">Chapter 15 Convince Your Partner: Union-Management Relations</w:t>
+        <w:t xml:space="preserve">Joint Pair Presentation Preparation (UFW vs. Growers Negotiation)</w:t>
       </w:r>
     </w:p>
     <w:p>
@@ -50,9 +50,136 @@
         <w:t xml:space="preserve"> </w:t>
       </w:r>
       <w:r>
-        <w:t xml:space="preserve">Only the Notetaker uses a laptop to type during the meeting. All other team members should verbally share their thoughts with the Notetaker, who will record them.</w:t>
-      </w:r>
-    </w:p>
+        <w:t xml:space="preserve">The Union team and the Management team meet</w:t>
+      </w:r>
+      <w:r>
+        <w:t xml:space="preserve"> </w:t>
+      </w:r>
+      <w:r>
+        <w:rPr>
+          <w:b/>
+          <w:bCs/>
+        </w:rPr>
+        <w:t xml:space="preserve">separately today</w:t>
+      </w:r>
+      <w:r>
+        <w:t xml:space="preserve"> </w:t>
+      </w:r>
+      <w:r>
+        <w:t xml:space="preserve">(not together). Each team adds its pages to the</w:t>
+      </w:r>
+      <w:r>
+        <w:t xml:space="preserve"> </w:t>
+      </w:r>
+      <w:r>
+        <w:rPr>
+          <w:b/>
+          <w:bCs/>
+        </w:rPr>
+        <w:t xml:space="preserve">shared slide deck</w:t>
+      </w:r>
+      <w:r>
+        <w:t xml:space="preserve"> </w:t>
+      </w:r>
+      <w:r>
+        <w:t xml:space="preserve">that is linked in the syllabus under the 4/23 row (Company A or Company B, Management v.s. Union [Slide]). Both teams work on the same deck but on different slides.</w:t>
+      </w:r>
+    </w:p>
+    <w:p>
+      <w:pPr>
+        <w:pStyle w:val="BodyText"/>
+      </w:pPr>
+      <w:r>
+        <w:rPr>
+          <w:b/>
+          <w:bCs/>
+        </w:rPr>
+        <w:t xml:space="preserve">Which team is this?</w:t>
+      </w:r>
+    </w:p>
+    <w:tbl>
+      <w:tblPr>
+        <w:tblW w:type="pct" w:w="5000"/>
+        <w:tblStyle w:val="Table"/>
+        <w:tblLook w:firstRow="0" w:lastRow="0" w:firstColumn="0" w:lastColumn="0" w:noHBand="0" w:noVBand="0" w:val="0000"/>
+        <w:tblBorders>
+          <w:top w:val="single" w:sz="4" w:space="0" w:color="000000"/>
+          <w:left w:val="single" w:sz="4" w:space="0" w:color="000000"/>
+          <w:bottom w:val="single" w:sz="4" w:space="0" w:color="000000"/>
+          <w:right w:val="single" w:sz="4" w:space="0" w:color="000000"/>
+          <w:insideH w:val="single" w:sz="4" w:space="0" w:color="000000"/>
+          <w:insideV w:val="single" w:sz="4" w:space="0" w:color="000000"/>
+        </w:tblBorders>
+      </w:tblPr>
+      <w:tblGrid>
+        <w:gridCol w:w="3960"/>
+        <w:gridCol w:w="3960"/>
+      </w:tblGrid>
+      <w:tr>
+        <w:tc>
+          <w:tcPr/>
+          <w:p>
+            <w:pPr>
+              <w:pStyle w:val="Compact"/>
+            </w:pPr>
+            <w:r>
+              <w:t xml:space="preserve">Our Team (Union or Management)</w:t>
+            </w:r>
+          </w:p>
+        </w:tc>
+        <w:tc>
+          <w:tcPr/>
+          <w:p>
+            <w:pPr>
+              <w:pStyle w:val="Compact"/>
+            </w:pPr>
+          </w:p>
+        </w:tc>
+      </w:tr>
+      <w:tr>
+        <w:tc>
+          <w:tcPr/>
+          <w:p>
+            <w:pPr>
+              <w:pStyle w:val="Compact"/>
+            </w:pPr>
+            <w:r>
+              <w:t xml:space="preserve">Our Team Number</w:t>
+            </w:r>
+          </w:p>
+        </w:tc>
+        <w:tc>
+          <w:tcPr/>
+          <w:p>
+            <w:pPr>
+              <w:pStyle w:val="Compact"/>
+            </w:pPr>
+          </w:p>
+        </w:tc>
+      </w:tr>
+      <w:tr>
+        <w:tc>
+          <w:tcPr/>
+          <w:p>
+            <w:pPr>
+              <w:pStyle w:val="Compact"/>
+            </w:pPr>
+            <w:r>
+              <w:t xml:space="preserve">Our Negotiation Counterpart Team Number</w:t>
+            </w:r>
+          </w:p>
+        </w:tc>
+        <w:tc>
+          <w:tcPr/>
+          <w:p>
+            <w:pPr>
+              <w:pStyle w:val="Compact"/>
+            </w:pPr>
+          </w:p>
+        </w:tc>
+      </w:tr>
+    </w:tbl>
+    <w:p/>
     <w:tbl>
       <w:tblPr>
         <w:tblW w:type="pct" w:w="5000"/>
@@ -161,27 +288,6 @@
           </w:p>
         </w:tc>
       </w:tr>
-      <w:tr>
-        <w:tc>
-          <w:tcPr/>
-          <w:p>
-            <w:pPr>
-              <w:pStyle w:val="Compact"/>
-            </w:pPr>
-            <w:r>
-              <w:t xml:space="preserve">Team Number</w:t>
-            </w:r>
-          </w:p>
-        </w:tc>
-        <w:tc>
-          <w:tcPr/>
-          <w:p>
-            <w:pPr>
-              <w:pStyle w:val="Compact"/>
-            </w:pPr>
-          </w:p>
-        </w:tc>
-      </w:tr>
     </w:tbl>
     <w:bookmarkStart w:id="10" w:name="present-students"/>
     <w:p>
@@ -245,91 +351,91 @@
               <w:pStyle w:val="Compact"/>
             </w:pPr>
             <w:r>
-              <w:t xml:space="preserve">Notetaker</w:t>
-            </w:r>
-          </w:p>
-        </w:tc>
-        <w:tc>
-          <w:tcPr/>
-          <w:p>
-            <w:pPr>
-              <w:pStyle w:val="Compact"/>
-            </w:pPr>
-          </w:p>
-        </w:tc>
-      </w:tr>
-      <w:tr>
-        <w:tc>
-          <w:tcPr/>
-          <w:p>
-            <w:pPr>
-              <w:pStyle w:val="Compact"/>
-            </w:pPr>
-            <w:r>
-              <w:t xml:space="preserve">Member</w:t>
-            </w:r>
-          </w:p>
-        </w:tc>
-        <w:tc>
-          <w:tcPr/>
-          <w:p>
-            <w:pPr>
-              <w:pStyle w:val="Compact"/>
-            </w:pPr>
-          </w:p>
-        </w:tc>
-      </w:tr>
-      <w:tr>
-        <w:tc>
-          <w:tcPr/>
-          <w:p>
-            <w:pPr>
-              <w:pStyle w:val="Compact"/>
-            </w:pPr>
-            <w:r>
-              <w:t xml:space="preserve">Member</w:t>
-            </w:r>
-          </w:p>
-        </w:tc>
-        <w:tc>
-          <w:tcPr/>
-          <w:p>
-            <w:pPr>
-              <w:pStyle w:val="Compact"/>
-            </w:pPr>
-          </w:p>
-        </w:tc>
-      </w:tr>
-      <w:tr>
-        <w:tc>
-          <w:tcPr/>
-          <w:p>
-            <w:pPr>
-              <w:pStyle w:val="Compact"/>
-            </w:pPr>
-            <w:r>
-              <w:t xml:space="preserve">Member</w:t>
-            </w:r>
-          </w:p>
-        </w:tc>
-        <w:tc>
-          <w:tcPr/>
-          <w:p>
-            <w:pPr>
-              <w:pStyle w:val="Compact"/>
-            </w:pPr>
-          </w:p>
-        </w:tc>
-      </w:tr>
-      <w:tr>
-        <w:tc>
-          <w:tcPr/>
-          <w:p>
-            <w:pPr>
-              <w:pStyle w:val="Compact"/>
-            </w:pPr>
-            <w:r>
-              <w:t xml:space="preserve">Member</w:t>
+              <w:t xml:space="preserve">Lead Negotiator</w:t>
+            </w:r>
+          </w:p>
+        </w:tc>
+        <w:tc>
+          <w:tcPr/>
+          <w:p>
+            <w:pPr>
+              <w:pStyle w:val="Compact"/>
+            </w:pPr>
+          </w:p>
+        </w:tc>
+      </w:tr>
+      <w:tr>
+        <w:tc>
+          <w:tcPr/>
+          <w:p>
+            <w:pPr>
+              <w:pStyle w:val="Compact"/>
+            </w:pPr>
+            <w:r>
+              <w:t xml:space="preserve">Vice Negotiator</w:t>
+            </w:r>
+          </w:p>
+        </w:tc>
+        <w:tc>
+          <w:tcPr/>
+          <w:p>
+            <w:pPr>
+              <w:pStyle w:val="Compact"/>
+            </w:pPr>
+          </w:p>
+        </w:tc>
+      </w:tr>
+      <w:tr>
+        <w:tc>
+          <w:tcPr/>
+          <w:p>
+            <w:pPr>
+              <w:pStyle w:val="Compact"/>
+            </w:pPr>
+            <w:r>
+              <w:t xml:space="preserve">Strategy Coordinator</w:t>
+            </w:r>
+          </w:p>
+        </w:tc>
+        <w:tc>
+          <w:tcPr/>
+          <w:p>
+            <w:pPr>
+              <w:pStyle w:val="Compact"/>
+            </w:pPr>
+          </w:p>
+        </w:tc>
+      </w:tr>
+      <w:tr>
+        <w:tc>
+          <w:tcPr/>
+          <w:p>
+            <w:pPr>
+              <w:pStyle w:val="Compact"/>
+            </w:pPr>
+            <w:r>
+              <w:t xml:space="preserve">Minutes Taker</w:t>
+            </w:r>
+          </w:p>
+        </w:tc>
+        <w:tc>
+          <w:tcPr/>
+          <w:p>
+            <w:pPr>
+              <w:pStyle w:val="Compact"/>
+            </w:pPr>
+          </w:p>
+        </w:tc>
+      </w:tr>
+      <w:tr>
+        <w:tc>
+          <w:tcPr/>
+          <w:p>
+            <w:pPr>
+              <w:pStyle w:val="Compact"/>
+            </w:pPr>
+            <w:r>
+              <w:t xml:space="preserve">Contract Writer</w:t>
             </w:r>
           </w:p>
         </w:tc>
@@ -483,13 +589,13 @@
     </w:p>
     <w:bookmarkEnd w:id="11"/>
     <w:bookmarkEnd w:id="12"/>
-    <w:bookmarkStart w:id="13" w:name="purpose-of-this-weeks-meeting"/>
+    <w:bookmarkStart w:id="13" w:name="purpose-of-this-meeting"/>
     <w:p>
       <w:pPr>
         <w:pStyle w:val="Heading2"/>
       </w:pPr>
       <w:r>
-        <w:t xml:space="preserve">Purpose of This Week’s Meeting</w:t>
+        <w:t xml:space="preserve">Purpose of This Meeting</w:t>
       </w:r>
     </w:p>
     <w:p>
@@ -497,44 +603,139 @@
         <w:pStyle w:val="FirstParagraph"/>
       </w:pPr>
       <w:r>
-        <w:t xml:space="preserve">Engage in a</w:t>
-      </w:r>
-      <w:r>
-        <w:t xml:space="preserve"> </w:t>
-      </w:r>
-      <w:r>
-        <w:t xml:space="preserve">“Convince Your Partner”</w:t>
-      </w:r>
-      <w:r>
-        <w:t xml:space="preserve"> </w:t>
-      </w:r>
-      <w:r>
-        <w:t xml:space="preserve">activity on Union-Management Relations topics. This is especially relevant as we begin the Negotiation Simulation activity today. Every person speaks, and roles swap each round.</w:t>
-      </w:r>
-    </w:p>
-    <w:p>
-      <w:r>
-        <w:pict>
-          <v:rect style="width:0;height:1.5pt" o:hralign="center" o:hrstd="t" o:hr="t"/>
-        </w:pict>
-      </w:r>
-    </w:p>
-    <w:p>
-      <w:pPr>
-        <w:pStyle w:val="BlockText"/>
-      </w:pPr>
+        <w:t xml:space="preserve">Prepare your team’s portion of the</w:t>
+      </w:r>
+      <w:r>
+        <w:t xml:space="preserve"> </w:t>
+      </w:r>
       <w:r>
         <w:rPr>
           <w:b/>
           <w:bCs/>
         </w:rPr>
-        <w:t xml:space="preserve">Seating Arrangement:</w:t>
-      </w:r>
-      <w:r>
-        <w:t xml:space="preserve"> </w:t>
-      </w:r>
-      <w:r>
-        <w:t xml:space="preserve">The Notetaker sits in the center with the laptop, and all other team members sit around the Notetaker. Only the Notetaker may use a laptop during the activity. The Notetaker will verbally announce the topic and instructions.</w:t>
+        <w:t xml:space="preserve">25-minute joint presentation</w:t>
+      </w:r>
+      <w:r>
+        <w:t xml:space="preserve"> </w:t>
+      </w:r>
+      <w:r>
+        <w:t xml:space="preserve">with your negotiation counterpart. Next class, each pair (Union + Management) presents their tentative agreement together, and classmates will vote for the</w:t>
+      </w:r>
+      <w:r>
+        <w:t xml:space="preserve"> </w:t>
+      </w:r>
+      <w:r>
+        <w:rPr>
+          <w:b/>
+          <w:bCs/>
+        </w:rPr>
+        <w:t xml:space="preserve">Best Pair</w:t>
+      </w:r>
+      <w:r>
+        <w:t xml:space="preserve">.</w:t>
+      </w:r>
+    </w:p>
+    <w:p>
+      <w:pPr>
+        <w:pStyle w:val="BodyText"/>
+      </w:pPr>
+      <w:r>
+        <w:rPr>
+          <w:b/>
+          <w:bCs/>
+        </w:rPr>
+        <w:t xml:space="preserve">Presentation structure (25 min total per pair) - presented in this order:</w:t>
+      </w:r>
+      <w:r>
+        <w:t xml:space="preserve"> </w:t>
+      </w:r>
+      <w:r>
+        <w:t xml:space="preserve">1. Part 1 - Agreement Overview:</w:t>
+      </w:r>
+      <w:r>
+        <w:t xml:space="preserve"> </w:t>
+      </w:r>
+      <w:r>
+        <w:rPr>
+          <w:b/>
+          <w:bCs/>
+        </w:rPr>
+        <w:t xml:space="preserve">5 minutes</w:t>
+      </w:r>
+      <w:r>
+        <w:t xml:space="preserve"> </w:t>
+      </w:r>
+      <w:r>
+        <w:t xml:space="preserve">(joint, all four presenters)</w:t>
+      </w:r>
+      <w:r>
+        <w:t xml:space="preserve"> </w:t>
+      </w:r>
+      <w:r>
+        <w:t xml:space="preserve">2. Part 2 - Union Perspective:</w:t>
+      </w:r>
+      <w:r>
+        <w:t xml:space="preserve"> </w:t>
+      </w:r>
+      <w:r>
+        <w:rPr>
+          <w:b/>
+          <w:bCs/>
+        </w:rPr>
+        <w:t xml:space="preserve">10 minutes</w:t>
+      </w:r>
+      <w:r>
+        <w:t xml:space="preserve"> </w:t>
+      </w:r>
+      <w:r>
+        <w:t xml:space="preserve">(Union Lead + Vice) ← Union presents first</w:t>
+      </w:r>
+      <w:r>
+        <w:t xml:space="preserve"> </w:t>
+      </w:r>
+      <w:r>
+        <w:t xml:space="preserve">3. Part 3 - Management Perspective:</w:t>
+      </w:r>
+      <w:r>
+        <w:t xml:space="preserve"> </w:t>
+      </w:r>
+      <w:r>
+        <w:rPr>
+          <w:b/>
+          <w:bCs/>
+        </w:rPr>
+        <w:t xml:space="preserve">10 minutes</w:t>
+      </w:r>
+      <w:r>
+        <w:t xml:space="preserve"> </w:t>
+      </w:r>
+      <w:r>
+        <w:t xml:space="preserve">(Management Lead + Vice) ← Management presents second</w:t>
+      </w:r>
+    </w:p>
+    <w:p>
+      <w:pPr>
+        <w:pStyle w:val="BodyText"/>
+      </w:pPr>
+      <w:r>
+        <w:rPr>
+          <w:b/>
+          <w:bCs/>
+        </w:rPr>
+        <w:t xml:space="preserve">Presenters (4 total per pair):</w:t>
+      </w:r>
+      <w:r>
+        <w:t xml:space="preserve"> </w:t>
+      </w:r>
+      <w:r>
+        <w:t xml:space="preserve">Union Lead + Vice Negotiator, Management Lead + Vice Negotiator.</w:t>
+      </w:r>
+    </w:p>
+    <w:p>
+      <w:r>
+        <w:pict>
+          <v:rect style="width:0;height:1.5pt" o:hralign="center" o:hrstd="t" o:hr="t"/>
+        </w:pict>
       </w:r>
     </w:p>
     <w:bookmarkEnd w:id="13"/>
@@ -558,7 +759,7 @@
         <w:t xml:space="preserve"> </w:t>
       </w:r>
       <w:r>
-        <w:t xml:space="preserve">1. Facilitating the activity and ensuring all team members contribute</w:t>
+        <w:t xml:space="preserve">1. Facilitating the discussion and ensuring all team members contribute</w:t>
       </w:r>
       <w:r>
         <w:t xml:space="preserve"> </w:t>
@@ -570,7 +771,7 @@
         <w:t xml:space="preserve"> </w:t>
       </w:r>
       <w:r>
-        <w:t xml:space="preserve">3. Recording key persuasion points from each pair</w:t>
+        <w:t xml:space="preserve">3. Recording key decisions and assignments in this agenda</w:t>
       </w:r>
       <w:r>
         <w:t xml:space="preserve"> </w:t>
@@ -600,95 +801,13 @@
         <w:t xml:space="preserve"> </w:t>
       </w:r>
       <w:r>
-        <w:t xml:space="preserve">Open today’s team meeting agenda and make a copy for your team.</w:t>
-      </w:r>
-    </w:p>
-    <w:p>
-      <w:r>
-        <w:pict>
-          <v:rect style="width:0;height:1.5pt" o:hralign="center" o:hrstd="t" o:hr="t"/>
-        </w:pict>
-      </w:r>
-    </w:p>
-    <w:bookmarkEnd w:id="14"/>
-    <w:bookmarkStart w:id="18" w:name="meeting-agenda"/>
-    <w:p>
-      <w:pPr>
-        <w:pStyle w:val="Heading2"/>
-      </w:pPr>
-      <w:r>
-        <w:t xml:space="preserve">Meeting Agenda</w:t>
-      </w:r>
-    </w:p>
-    <w:bookmarkStart w:id="15" w:name="minute-pair-up-for-todays-activity"/>
-    <w:p>
-      <w:pPr>
-        <w:pStyle w:val="Heading3"/>
-      </w:pPr>
-      <w:r>
-        <w:t xml:space="preserve">[1 minute] Pair Up for Today’s Activity</w:t>
-      </w:r>
-    </w:p>
-    <w:p>
-      <w:pPr>
-        <w:pStyle w:val="FirstParagraph"/>
-      </w:pPr>
-      <w:r>
-        <w:t xml:space="preserve">Pair up with a partner. The Notetaker will assign each pair a starting role. In each pair, one person starts as the</w:t>
-      </w:r>
-      <w:r>
-        <w:t xml:space="preserve"> </w:t>
-      </w:r>
-      <w:r>
-        <w:rPr>
-          <w:b/>
-          <w:bCs/>
-        </w:rPr>
-        <w:t xml:space="preserve">Employee Advocate</w:t>
-      </w:r>
-      <w:r>
-        <w:t xml:space="preserve"> </w:t>
-      </w:r>
-      <w:r>
-        <w:t xml:space="preserve">and the other as the</w:t>
-      </w:r>
-      <w:r>
-        <w:t xml:space="preserve"> </w:t>
-      </w:r>
-      <w:r>
-        <w:rPr>
-          <w:b/>
-          <w:bCs/>
-        </w:rPr>
-        <w:t xml:space="preserve">Employer Advocate</w:t>
-      </w:r>
-      <w:r>
-        <w:t xml:space="preserve">. Roles will swap after each round.</w:t>
-      </w:r>
-    </w:p>
-    <w:p>
-      <w:pPr>
-        <w:pStyle w:val="BodyText"/>
-      </w:pPr>
-      <w:r>
-        <w:rPr>
-          <w:b/>
-          <w:bCs/>
-        </w:rPr>
-        <w:t xml:space="preserve">Tip:</w:t>
-      </w:r>
-      <w:r>
-        <w:t xml:space="preserve"> </w:t>
-      </w:r>
-      <w:r>
-        <w:t xml:space="preserve">If you had an odd number, the Notetaker pairs with the remaining member.</w:t>
+        <w:t xml:space="preserve">Bring (1) the signed tentative agreement from last week and (2) the meeting minutes from the Day 2 negotiation session.</w:t>
       </w:r>
     </w:p>
     <w:tbl>
       <w:tblPr>
         <w:tblW w:type="pct" w:w="5000"/>
         <w:tblStyle w:val="Table"/>
-        <w:tblLayout w:type="fixed"/>
         <w:tblLook w:firstRow="1" w:lastRow="0" w:firstColumn="0" w:lastColumn="0" w:noHBand="0" w:noVBand="0" w:val="0020"/>
         <w:tblBorders>
           <w:top w:val="single" w:sz="4" w:space="0" w:color="000000"/>
@@ -700,9 +819,8 @@
         </w:tblBorders>
       </w:tblPr>
       <w:tblGrid>
-        <w:gridCol w:w="698"/>
-        <w:gridCol w:w="3610"/>
-        <w:gridCol w:w="3610"/>
+        <w:gridCol w:w="3960"/>
+        <w:gridCol w:w="3960"/>
       </w:tblGrid>
       <w:tr>
         <w:trPr>
@@ -715,109 +833,32 @@
               <w:pStyle w:val="Compact"/>
             </w:pPr>
             <w:r>
-              <w:t xml:space="preserve">Pair</w:t>
-            </w:r>
-          </w:p>
-        </w:tc>
-        <w:tc>
-          <w:tcPr/>
-          <w:p>
-            <w:pPr>
-              <w:pStyle w:val="Compact"/>
-            </w:pPr>
-            <w:r>
-              <w:t xml:space="preserve">Partner A (starts as Employee)</w:t>
-            </w:r>
-          </w:p>
-        </w:tc>
-        <w:tc>
-          <w:tcPr/>
-          <w:p>
-            <w:pPr>
-              <w:pStyle w:val="Compact"/>
-            </w:pPr>
-            <w:r>
-              <w:t xml:space="preserve">Partner B (starts as Employer)</w:t>
-            </w:r>
-          </w:p>
-        </w:tc>
-      </w:tr>
-      <w:tr>
-        <w:tc>
-          <w:tcPr/>
-          <w:p>
-            <w:pPr>
-              <w:pStyle w:val="Compact"/>
-            </w:pPr>
-            <w:r>
-              <w:t xml:space="preserve">Pair 1</w:t>
-            </w:r>
-          </w:p>
-        </w:tc>
-        <w:tc>
-          <w:tcPr/>
-          <w:p>
-            <w:pPr>
-              <w:pStyle w:val="Compact"/>
-            </w:pPr>
-          </w:p>
-        </w:tc>
-        <w:tc>
-          <w:tcPr/>
-          <w:p>
-            <w:pPr>
-              <w:pStyle w:val="Compact"/>
-            </w:pPr>
-          </w:p>
-        </w:tc>
-      </w:tr>
-      <w:tr>
-        <w:tc>
-          <w:tcPr/>
-          <w:p>
-            <w:pPr>
-              <w:pStyle w:val="Compact"/>
-            </w:pPr>
-            <w:r>
-              <w:t xml:space="preserve">Pair 2</w:t>
-            </w:r>
-          </w:p>
-        </w:tc>
-        <w:tc>
-          <w:tcPr/>
-          <w:p>
-            <w:pPr>
-              <w:pStyle w:val="Compact"/>
-            </w:pPr>
-          </w:p>
-        </w:tc>
-        <w:tc>
-          <w:tcPr/>
-          <w:p>
-            <w:pPr>
-              <w:pStyle w:val="Compact"/>
-            </w:pPr>
-          </w:p>
-        </w:tc>
-      </w:tr>
-      <w:tr>
-        <w:tc>
-          <w:tcPr/>
-          <w:p>
-            <w:pPr>
-              <w:pStyle w:val="Compact"/>
-            </w:pPr>
-            <w:r>
-              <w:t xml:space="preserve">Pair 3</w:t>
-            </w:r>
-          </w:p>
-        </w:tc>
-        <w:tc>
-          <w:tcPr/>
-          <w:p>
-            <w:pPr>
-              <w:pStyle w:val="Compact"/>
-            </w:pPr>
+              <w:t xml:space="preserve">Role</w:t>
+            </w:r>
+          </w:p>
+        </w:tc>
+        <w:tc>
+          <w:tcPr/>
+          <w:p>
+            <w:pPr>
+              <w:pStyle w:val="Compact"/>
+            </w:pPr>
+            <w:r>
+              <w:t xml:space="preserve">Name</w:t>
+            </w:r>
+          </w:p>
+        </w:tc>
+      </w:tr>
+      <w:tr>
+        <w:tc>
+          <w:tcPr/>
+          <w:p>
+            <w:pPr>
+              <w:pStyle w:val="Compact"/>
+            </w:pPr>
+            <w:r>
+              <w:t xml:space="preserve">Today’s Notetaker</w:t>
+            </w:r>
           </w:p>
         </w:tc>
         <w:tc>
@@ -837,14 +878,23 @@
         </w:pict>
       </w:r>
     </w:p>
-    <w:bookmarkEnd w:id="15"/>
-    <w:bookmarkStart w:id="16" w:name="minute-select-todays-topics"/>
+    <w:bookmarkEnd w:id="14"/>
+    <w:bookmarkStart w:id="25" w:name="meeting-agenda-30-minutes-total"/>
+    <w:p>
+      <w:pPr>
+        <w:pStyle w:val="Heading2"/>
+      </w:pPr>
+      <w:r>
+        <w:t xml:space="preserve">Meeting Agenda (30 minutes total)</w:t>
+      </w:r>
+    </w:p>
+    <w:bookmarkStart w:id="17" w:name="minutes-review-the-tentative-agreement"/>
     <w:p>
       <w:pPr>
         <w:pStyle w:val="Heading3"/>
       </w:pPr>
       <w:r>
-        <w:t xml:space="preserve">[1 minute] Select Today’s Topics</w:t>
+        <w:t xml:space="preserve">[3 minutes] Review the Tentative Agreement</w:t>
       </w:r>
     </w:p>
     <w:p>
@@ -852,30 +902,13 @@
         <w:pStyle w:val="FirstParagraph"/>
       </w:pPr>
       <w:r>
-        <w:t xml:space="preserve">Choose</w:t>
-      </w:r>
-      <w:r>
-        <w:t xml:space="preserve"> </w:t>
-      </w:r>
-      <w:r>
-        <w:rPr>
-          <w:b/>
-          <w:bCs/>
-        </w:rPr>
-        <w:t xml:space="preserve">2 topics</w:t>
-      </w:r>
-      <w:r>
-        <w:t xml:space="preserve"> </w:t>
-      </w:r>
-      <w:r>
-        <w:t xml:space="preserve">from the list below for today’s activity.</w:t>
+        <w:t xml:space="preserve">Pull up the Collective Bargaining Agreement your pair signed last week. As a team, confirm the agreed-upon terms on all six issues.</w:t>
       </w:r>
     </w:p>
     <w:tbl>
       <w:tblPr>
         <w:tblW w:type="pct" w:w="5000"/>
         <w:tblStyle w:val="Table"/>
-        <w:tblLayout w:type="fixed"/>
         <w:tblLook w:firstRow="1" w:lastRow="0" w:firstColumn="0" w:lastColumn="0" w:noHBand="0" w:noVBand="0" w:val="0020"/>
         <w:tblBorders>
           <w:top w:val="single" w:sz="4" w:space="0" w:color="000000"/>
@@ -887,10 +920,8 @@
         </w:tblBorders>
       </w:tblPr>
       <w:tblGrid>
-        <w:gridCol w:w="456"/>
-        <w:gridCol w:w="1066"/>
-        <w:gridCol w:w="3198"/>
-        <w:gridCol w:w="3198"/>
+        <w:gridCol w:w="3960"/>
+        <w:gridCol w:w="3960"/>
       </w:tblGrid>
       <w:tr>
         <w:trPr>
@@ -903,331 +934,539 @@
               <w:pStyle w:val="Compact"/>
             </w:pPr>
             <w:r>
-              <w:t xml:space="preserve">#</w:t>
-            </w:r>
-          </w:p>
-        </w:tc>
-        <w:tc>
-          <w:tcPr/>
-          <w:p>
-            <w:pPr>
-              <w:pStyle w:val="Compact"/>
-            </w:pPr>
-            <w:r>
-              <w:t xml:space="preserve">Topic</w:t>
-            </w:r>
-          </w:p>
-        </w:tc>
-        <w:tc>
-          <w:tcPr/>
-          <w:p>
-            <w:pPr>
-              <w:pStyle w:val="Compact"/>
-            </w:pPr>
-            <w:r>
-              <w:t xml:space="preserve">Employee Perspective</w:t>
-            </w:r>
-          </w:p>
-        </w:tc>
-        <w:tc>
-          <w:tcPr/>
-          <w:p>
-            <w:pPr>
-              <w:pStyle w:val="Compact"/>
-            </w:pPr>
-            <w:r>
-              <w:t xml:space="preserve">Employer Perspective</w:t>
-            </w:r>
-          </w:p>
-        </w:tc>
-      </w:tr>
-      <w:tr>
-        <w:tc>
-          <w:tcPr/>
-          <w:p>
-            <w:pPr>
-              <w:pStyle w:val="Compact"/>
-            </w:pPr>
-            <w:r>
-              <w:t xml:space="preserve">1</w:t>
-            </w:r>
-          </w:p>
-        </w:tc>
-        <w:tc>
-          <w:tcPr/>
-          <w:p>
-            <w:pPr>
-              <w:pStyle w:val="Compact"/>
-            </w:pPr>
-            <w:r>
-              <w:t xml:space="preserve">Are labor unions still necessary in today’s workplace?</w:t>
-            </w:r>
-          </w:p>
-        </w:tc>
-        <w:tc>
-          <w:tcPr/>
-          <w:p>
-            <w:pPr>
-              <w:pStyle w:val="Compact"/>
-            </w:pPr>
-            <w:r>
-              <w:t xml:space="preserve">Unions protect workers’ rights, ensure fair wages, and address safety</w:t>
-            </w:r>
-          </w:p>
-        </w:tc>
-        <w:tc>
-          <w:tcPr/>
-          <w:p>
-            <w:pPr>
-              <w:pStyle w:val="Compact"/>
-            </w:pPr>
-            <w:r>
-              <w:t xml:space="preserve">Modern labor laws protect workers; unions may create adversarial relationships</w:t>
-            </w:r>
-          </w:p>
-        </w:tc>
-      </w:tr>
-      <w:tr>
-        <w:tc>
-          <w:tcPr/>
-          <w:p>
-            <w:pPr>
-              <w:pStyle w:val="Compact"/>
-            </w:pPr>
-            <w:r>
-              <w:t xml:space="preserve">2</w:t>
-            </w:r>
-          </w:p>
-        </w:tc>
-        <w:tc>
-          <w:tcPr/>
-          <w:p>
-            <w:pPr>
-              <w:pStyle w:val="Compact"/>
-            </w:pPr>
-            <w:r>
-              <w:t xml:space="preserve">Should companies be allowed to discourage union formation?</w:t>
-            </w:r>
-          </w:p>
-        </w:tc>
-        <w:tc>
-          <w:tcPr/>
-          <w:p>
-            <w:pPr>
-              <w:pStyle w:val="Compact"/>
-            </w:pPr>
-            <w:r>
-              <w:t xml:space="preserve">Employees have the right to organize without employer interference</w:t>
-            </w:r>
-          </w:p>
-        </w:tc>
-        <w:tc>
-          <w:tcPr/>
-          <w:p>
-            <w:pPr>
-              <w:pStyle w:val="Compact"/>
-            </w:pPr>
-            <w:r>
-              <w:t xml:space="preserve">Employers have free speech rights to share views on unionization</w:t>
-            </w:r>
-          </w:p>
-        </w:tc>
-      </w:tr>
-      <w:tr>
-        <w:tc>
-          <w:tcPr/>
-          <w:p>
-            <w:pPr>
-              <w:pStyle w:val="Compact"/>
-            </w:pPr>
-            <w:r>
-              <w:t xml:space="preserve">3</w:t>
-            </w:r>
-          </w:p>
-        </w:tc>
-        <w:tc>
-          <w:tcPr/>
-          <w:p>
-            <w:pPr>
-              <w:pStyle w:val="Compact"/>
-            </w:pPr>
-            <w:r>
-              <w:t xml:space="preserve">Should essential workers (healthcare, utilities) be allowed to strike?</w:t>
-            </w:r>
-          </w:p>
-        </w:tc>
-        <w:tc>
-          <w:tcPr/>
-          <w:p>
-            <w:pPr>
-              <w:pStyle w:val="Compact"/>
-            </w:pPr>
-            <w:r>
-              <w:t xml:space="preserve">All workers deserve the right to strike as a bargaining tool</w:t>
-            </w:r>
-          </w:p>
-        </w:tc>
-        <w:tc>
-          <w:tcPr/>
-          <w:p>
-            <w:pPr>
-              <w:pStyle w:val="Compact"/>
-            </w:pPr>
-            <w:r>
-              <w:t xml:space="preserve">Strikes by essential workers endanger public health and safety</w:t>
-            </w:r>
-          </w:p>
-        </w:tc>
-      </w:tr>
-      <w:tr>
-        <w:tc>
-          <w:tcPr/>
-          <w:p>
-            <w:pPr>
-              <w:pStyle w:val="Compact"/>
-            </w:pPr>
-            <w:r>
-              <w:t xml:space="preserve">4</w:t>
-            </w:r>
-          </w:p>
-        </w:tc>
-        <w:tc>
-          <w:tcPr/>
-          <w:p>
-            <w:pPr>
-              <w:pStyle w:val="Compact"/>
-            </w:pPr>
-            <w:r>
-              <w:t xml:space="preserve">Should union membership be required in unionized workplaces?</w:t>
-            </w:r>
-          </w:p>
-        </w:tc>
-        <w:tc>
-          <w:tcPr/>
-          <w:p>
-            <w:pPr>
-              <w:pStyle w:val="Compact"/>
-            </w:pPr>
-            <w:r>
-              <w:t xml:space="preserve">Union dues ensure fair representation for all benefiting workers</w:t>
-            </w:r>
-          </w:p>
-        </w:tc>
-        <w:tc>
-          <w:tcPr/>
-          <w:p>
-            <w:pPr>
-              <w:pStyle w:val="Compact"/>
-            </w:pPr>
-            <w:r>
-              <w:t xml:space="preserve">Forced membership violates individual freedom of association</w:t>
-            </w:r>
-          </w:p>
-        </w:tc>
-      </w:tr>
-      <w:tr>
-        <w:tc>
-          <w:tcPr/>
-          <w:p>
-            <w:pPr>
-              <w:pStyle w:val="Compact"/>
-            </w:pPr>
-            <w:r>
-              <w:t xml:space="preserve">5</w:t>
-            </w:r>
-          </w:p>
-        </w:tc>
-        <w:tc>
-          <w:tcPr/>
-          <w:p>
-            <w:pPr>
-              <w:pStyle w:val="Compact"/>
-            </w:pPr>
-            <w:r>
-              <w:t xml:space="preserve">Should management be allowed to attend union meetings?</w:t>
-            </w:r>
-          </w:p>
-        </w:tc>
-        <w:tc>
-          <w:tcPr/>
-          <w:p>
-            <w:pPr>
-              <w:pStyle w:val="Compact"/>
-            </w:pPr>
-            <w:r>
-              <w:t xml:space="preserve">Union meetings should be private spaces for workers</w:t>
-            </w:r>
-          </w:p>
-        </w:tc>
-        <w:tc>
-          <w:tcPr/>
-          <w:p>
-            <w:pPr>
-              <w:pStyle w:val="Compact"/>
-            </w:pPr>
-            <w:r>
-              <w:t xml:space="preserve">Transparency benefits both parties and builds trust</w:t>
-            </w:r>
-          </w:p>
-        </w:tc>
-      </w:tr>
-      <w:tr>
-        <w:tc>
-          <w:tcPr/>
-          <w:p>
-            <w:pPr>
-              <w:pStyle w:val="Compact"/>
-            </w:pPr>
-            <w:r>
-              <w:t xml:space="preserve">6</w:t>
-            </w:r>
-          </w:p>
-        </w:tc>
-        <w:tc>
-          <w:tcPr/>
-          <w:p>
-            <w:pPr>
-              <w:pStyle w:val="Compact"/>
-            </w:pPr>
-            <w:r>
-              <w:t xml:space="preserve">Should unions have input on company strategic decisions?</w:t>
-            </w:r>
-          </w:p>
-        </w:tc>
-        <w:tc>
-          <w:tcPr/>
-          <w:p>
-            <w:pPr>
-              <w:pStyle w:val="Compact"/>
-            </w:pPr>
-            <w:r>
-              <w:t xml:space="preserve">Workers are stakeholders who deserve voice in company direction</w:t>
-            </w:r>
-          </w:p>
-        </w:tc>
-        <w:tc>
-          <w:tcPr/>
-          <w:p>
-            <w:pPr>
-              <w:pStyle w:val="Compact"/>
-            </w:pPr>
-            <w:r>
-              <w:t xml:space="preserve">Strategic decisions should remain management’s responsibility</w:t>
-            </w:r>
+              <w:t xml:space="preserve">Issue</w:t>
+            </w:r>
+          </w:p>
+        </w:tc>
+        <w:tc>
+          <w:tcPr/>
+          <w:p>
+            <w:pPr>
+              <w:pStyle w:val="Compact"/>
+            </w:pPr>
+            <w:r>
+              <w:t xml:space="preserve">Agreed Terms (Summary)</w:t>
+            </w:r>
+          </w:p>
+        </w:tc>
+      </w:tr>
+      <w:tr>
+        <w:tc>
+          <w:tcPr/>
+          <w:p>
+            <w:pPr>
+              <w:pStyle w:val="Compact"/>
+            </w:pPr>
+            <w:r>
+              <w:t xml:space="preserve">1. Wages</w:t>
+            </w:r>
+          </w:p>
+        </w:tc>
+        <w:tc>
+          <w:tcPr/>
+          <w:p>
+            <w:pPr>
+              <w:pStyle w:val="Compact"/>
+            </w:pPr>
+          </w:p>
+        </w:tc>
+      </w:tr>
+      <w:tr>
+        <w:tc>
+          <w:tcPr/>
+          <w:p>
+            <w:pPr>
+              <w:pStyle w:val="Compact"/>
+            </w:pPr>
+            <w:r>
+              <w:t xml:space="preserve">2. Housing</w:t>
+            </w:r>
+          </w:p>
+        </w:tc>
+        <w:tc>
+          <w:tcPr/>
+          <w:p>
+            <w:pPr>
+              <w:pStyle w:val="Compact"/>
+            </w:pPr>
+          </w:p>
+        </w:tc>
+      </w:tr>
+      <w:tr>
+        <w:tc>
+          <w:tcPr/>
+          <w:p>
+            <w:pPr>
+              <w:pStyle w:val="Compact"/>
+            </w:pPr>
+            <w:r>
+              <w:t xml:space="preserve">3. Pesticide Safety</w:t>
+            </w:r>
+          </w:p>
+        </w:tc>
+        <w:tc>
+          <w:tcPr/>
+          <w:p>
+            <w:pPr>
+              <w:pStyle w:val="Compact"/>
+            </w:pPr>
+          </w:p>
+        </w:tc>
+      </w:tr>
+      <w:tr>
+        <w:tc>
+          <w:tcPr/>
+          <w:p>
+            <w:pPr>
+              <w:pStyle w:val="Compact"/>
+            </w:pPr>
+            <w:r>
+              <w:t xml:space="preserve">4. Union Recognition</w:t>
+            </w:r>
+          </w:p>
+        </w:tc>
+        <w:tc>
+          <w:tcPr/>
+          <w:p>
+            <w:pPr>
+              <w:pStyle w:val="Compact"/>
+            </w:pPr>
+          </w:p>
+        </w:tc>
+      </w:tr>
+      <w:tr>
+        <w:tc>
+          <w:tcPr/>
+          <w:p>
+            <w:pPr>
+              <w:pStyle w:val="Compact"/>
+            </w:pPr>
+            <w:r>
+              <w:t xml:space="preserve">5. Contract Duration</w:t>
+            </w:r>
+          </w:p>
+        </w:tc>
+        <w:tc>
+          <w:tcPr/>
+          <w:p>
+            <w:pPr>
+              <w:pStyle w:val="Compact"/>
+            </w:pPr>
+          </w:p>
+        </w:tc>
+      </w:tr>
+      <w:tr>
+        <w:tc>
+          <w:tcPr/>
+          <w:p>
+            <w:pPr>
+              <w:pStyle w:val="Compact"/>
+            </w:pPr>
+            <w:r>
+              <w:t xml:space="preserve">6. Grievance Procedure</w:t>
+            </w:r>
+          </w:p>
+        </w:tc>
+        <w:tc>
+          <w:tcPr/>
+          <w:p>
+            <w:pPr>
+              <w:pStyle w:val="Compact"/>
+            </w:pPr>
           </w:p>
         </w:tc>
       </w:tr>
     </w:tbl>
     <w:p>
       <w:pPr>
-        <w:pStyle w:val="BodyText"/>
+        <w:pStyle w:val="BlockText"/>
       </w:pPr>
       <w:r>
         <w:rPr>
           <w:b/>
           <w:bCs/>
         </w:rPr>
-        <w:t xml:space="preserve">Our team’s selected topics:</w:t>
+        <w:t xml:space="preserve">Reference:</w:t>
+      </w:r>
+      <w:r>
+        <w:t xml:space="preserve"> </w:t>
+      </w:r>
+      <w:hyperlink r:id="rId15">
+        <w:r>
+          <w:rPr>
+            <w:rStyle w:val="Hyperlink"/>
+            <w:color w:val="0066CC"/>
+            <w:u w:val="single"/>
+          </w:rPr>
+          <w:t xml:space="preserve">General Information</w:t>
+        </w:r>
+      </w:hyperlink>
+      <w:r>
+        <w:t xml:space="preserve"> </w:t>
+      </w:r>
+      <w:r>
+        <w:t xml:space="preserve">|</w:t>
+      </w:r>
+      <w:r>
+        <w:t xml:space="preserve"> </w:t>
+      </w:r>
+      <w:hyperlink r:id="rId16">
+        <w:r>
+          <w:rPr>
+            <w:rStyle w:val="Hyperlink"/>
+            <w:color w:val="0066CC"/>
+            <w:u w:val="single"/>
+          </w:rPr>
+          <w:t xml:space="preserve">Day 3 Instructions</w:t>
+        </w:r>
+      </w:hyperlink>
+    </w:p>
+    <w:p>
+      <w:r>
+        <w:pict>
+          <v:rect style="width:0;height:1.5pt" o:hralign="center" o:hrstd="t" o:hr="t"/>
+        </w:pict>
+      </w:r>
+    </w:p>
+    <w:bookmarkEnd w:id="17"/>
+    <w:bookmarkStart w:id="18" w:name="Xe54a47dd0269a1b4e51a345ff9a884becb84c8d"/>
+    <w:p>
+      <w:pPr>
+        <w:pStyle w:val="Heading3"/>
+      </w:pPr>
+      <w:r>
+        <w:t xml:space="preserve">[2 minutes] Open the Shared Slide Deck and Confirm Presenters</w:t>
+      </w:r>
+    </w:p>
+    <w:p>
+      <w:pPr>
+        <w:pStyle w:val="FirstParagraph"/>
+      </w:pPr>
+      <w:r>
+        <w:t xml:space="preserve">Open the shared slide deck linked in the syllabus (your pair = Company A or Company B). Both teams use the</w:t>
+      </w:r>
+      <w:r>
+        <w:t xml:space="preserve"> </w:t>
+      </w:r>
+      <w:r>
+        <w:rPr>
+          <w:b/>
+          <w:bCs/>
+        </w:rPr>
+        <w:t xml:space="preserve">same deck</w:t>
+      </w:r>
+      <w:r>
+        <w:t xml:space="preserve"> </w:t>
+      </w:r>
+      <w:r>
+        <w:t xml:space="preserve">- the Union team and Management team each own different slides within it.</w:t>
+      </w:r>
+    </w:p>
+    <w:tbl>
+      <w:tblPr>
+        <w:tblW w:type="pct" w:w="5000"/>
+        <w:tblStyle w:val="Table"/>
+        <w:tblLook w:firstRow="1" w:lastRow="0" w:firstColumn="0" w:lastColumn="0" w:noHBand="0" w:noVBand="0" w:val="0020"/>
+        <w:tblBorders>
+          <w:top w:val="single" w:sz="4" w:space="0" w:color="000000"/>
+          <w:left w:val="single" w:sz="4" w:space="0" w:color="000000"/>
+          <w:bottom w:val="single" w:sz="4" w:space="0" w:color="000000"/>
+          <w:right w:val="single" w:sz="4" w:space="0" w:color="000000"/>
+          <w:insideH w:val="single" w:sz="4" w:space="0" w:color="000000"/>
+          <w:insideV w:val="single" w:sz="4" w:space="0" w:color="000000"/>
+        </w:tblBorders>
+      </w:tblPr>
+      <w:tblGrid>
+        <w:gridCol w:w="3960"/>
+        <w:gridCol w:w="3960"/>
+      </w:tblGrid>
+      <w:tr>
+        <w:trPr>
+          <w:tblHeader w:val="on"/>
+        </w:trPr>
+        <w:tc>
+          <w:tcPr/>
+          <w:p>
+            <w:pPr>
+              <w:pStyle w:val="Compact"/>
+            </w:pPr>
+            <w:r>
+              <w:t xml:space="preserve">Item</w:t>
+            </w:r>
+          </w:p>
+        </w:tc>
+        <w:tc>
+          <w:tcPr/>
+          <w:p>
+            <w:pPr>
+              <w:pStyle w:val="Compact"/>
+            </w:pPr>
+            <w:r>
+              <w:t xml:space="preserve">Details</w:t>
+            </w:r>
+          </w:p>
+        </w:tc>
+      </w:tr>
+      <w:tr>
+        <w:tc>
+          <w:tcPr/>
+          <w:p>
+            <w:pPr>
+              <w:pStyle w:val="Compact"/>
+            </w:pPr>
+            <w:r>
+              <w:t xml:space="preserve">Our Pair (Company A / Company B)</w:t>
+            </w:r>
+          </w:p>
+        </w:tc>
+        <w:tc>
+          <w:tcPr/>
+          <w:p>
+            <w:pPr>
+              <w:pStyle w:val="Compact"/>
+            </w:pPr>
+          </w:p>
+        </w:tc>
+      </w:tr>
+      <w:tr>
+        <w:tc>
+          <w:tcPr/>
+          <w:p>
+            <w:pPr>
+              <w:pStyle w:val="Compact"/>
+            </w:pPr>
+            <w:r>
+              <w:t xml:space="preserve">Shared Slide Deck URL (from syllabus)</w:t>
+            </w:r>
+          </w:p>
+        </w:tc>
+        <w:tc>
+          <w:tcPr/>
+          <w:p>
+            <w:pPr>
+              <w:pStyle w:val="Compact"/>
+            </w:pPr>
+          </w:p>
+        </w:tc>
+      </w:tr>
+    </w:tbl>
+    <w:p>
+      <w:pPr>
+        <w:pStyle w:val="BodyText"/>
+      </w:pPr>
+      <w:r>
+        <w:t xml:space="preserve">Confirm the Lead Negotiator and Vice Negotiator are present and ready to present next class.</w:t>
+      </w:r>
+    </w:p>
+    <w:tbl>
+      <w:tblPr>
+        <w:tblW w:type="pct" w:w="5000"/>
+        <w:tblStyle w:val="Table"/>
+        <w:tblLook w:firstRow="1" w:lastRow="0" w:firstColumn="0" w:lastColumn="0" w:noHBand="0" w:noVBand="0" w:val="0020"/>
+        <w:tblBorders>
+          <w:top w:val="single" w:sz="4" w:space="0" w:color="000000"/>
+          <w:left w:val="single" w:sz="4" w:space="0" w:color="000000"/>
+          <w:bottom w:val="single" w:sz="4" w:space="0" w:color="000000"/>
+          <w:right w:val="single" w:sz="4" w:space="0" w:color="000000"/>
+          <w:insideH w:val="single" w:sz="4" w:space="0" w:color="000000"/>
+          <w:insideV w:val="single" w:sz="4" w:space="0" w:color="000000"/>
+        </w:tblBorders>
+      </w:tblPr>
+      <w:tblGrid>
+        <w:gridCol w:w="3960"/>
+        <w:gridCol w:w="3960"/>
+      </w:tblGrid>
+      <w:tr>
+        <w:trPr>
+          <w:tblHeader w:val="on"/>
+        </w:trPr>
+        <w:tc>
+          <w:tcPr/>
+          <w:p>
+            <w:pPr>
+              <w:pStyle w:val="Compact"/>
+            </w:pPr>
+            <w:r>
+              <w:t xml:space="preserve">Role</w:t>
+            </w:r>
+          </w:p>
+        </w:tc>
+        <w:tc>
+          <w:tcPr/>
+          <w:p>
+            <w:pPr>
+              <w:pStyle w:val="Compact"/>
+            </w:pPr>
+            <w:r>
+              <w:t xml:space="preserve">Name</w:t>
+            </w:r>
+          </w:p>
+        </w:tc>
+      </w:tr>
+      <w:tr>
+        <w:tc>
+          <w:tcPr/>
+          <w:p>
+            <w:pPr>
+              <w:pStyle w:val="Compact"/>
+            </w:pPr>
+            <w:r>
+              <w:t xml:space="preserve">Presenter - Lead Negotiator</w:t>
+            </w:r>
+          </w:p>
+        </w:tc>
+        <w:tc>
+          <w:tcPr/>
+          <w:p>
+            <w:pPr>
+              <w:pStyle w:val="Compact"/>
+            </w:pPr>
+          </w:p>
+        </w:tc>
+      </w:tr>
+      <w:tr>
+        <w:tc>
+          <w:tcPr/>
+          <w:p>
+            <w:pPr>
+              <w:pStyle w:val="Compact"/>
+            </w:pPr>
+            <w:r>
+              <w:t xml:space="preserve">Presenter - Vice Negotiator</w:t>
+            </w:r>
+          </w:p>
+        </w:tc>
+        <w:tc>
+          <w:tcPr/>
+          <w:p>
+            <w:pPr>
+              <w:pStyle w:val="Compact"/>
+            </w:pPr>
+          </w:p>
+        </w:tc>
+      </w:tr>
+      <w:tr>
+        <w:tc>
+          <w:tcPr/>
+          <w:p>
+            <w:pPr>
+              <w:pStyle w:val="Compact"/>
+            </w:pPr>
+            <w:r>
+              <w:t xml:space="preserve">Slide Designer(s)</w:t>
+            </w:r>
+          </w:p>
+        </w:tc>
+        <w:tc>
+          <w:tcPr/>
+          <w:p>
+            <w:pPr>
+              <w:pStyle w:val="Compact"/>
+            </w:pPr>
+          </w:p>
+        </w:tc>
+      </w:tr>
+      <w:tr>
+        <w:tc>
+          <w:tcPr/>
+          <w:p>
+            <w:pPr>
+              <w:pStyle w:val="Compact"/>
+            </w:pPr>
+            <w:r>
+              <w:t xml:space="preserve">Timekeeper / Rehearsal Coach</w:t>
+            </w:r>
+          </w:p>
+        </w:tc>
+        <w:tc>
+          <w:tcPr/>
+          <w:p>
+            <w:pPr>
+              <w:pStyle w:val="Compact"/>
+            </w:pPr>
+          </w:p>
+        </w:tc>
+      </w:tr>
+    </w:tbl>
+    <w:p>
+      <w:r>
+        <w:pict>
+          <v:rect style="width:0;height:1.5pt" o:hralign="center" o:hrstd="t" o:hr="t"/>
+        </w:pict>
+      </w:r>
+    </w:p>
+    <w:bookmarkEnd w:id="18"/>
+    <w:bookmarkStart w:id="19" w:name="X8ed0cc83822d1dd6c9c520cbce060bc06912d17"/>
+    <w:p>
+      <w:pPr>
+        <w:pStyle w:val="Heading3"/>
+      </w:pPr>
+      <w:r>
+        <w:t xml:space="preserve">[7 minutes] Part 1 - Agreement Overview Slides (shared deck)</w:t>
+      </w:r>
+    </w:p>
+    <w:p>
+      <w:pPr>
+        <w:pStyle w:val="FirstParagraph"/>
+      </w:pPr>
+      <w:r>
+        <w:t xml:space="preserve">Part 1 is a joint section where</w:t>
+      </w:r>
+      <w:r>
+        <w:t xml:space="preserve"> </w:t>
+      </w:r>
+      <w:r>
+        <w:rPr>
+          <w:b/>
+          <w:bCs/>
+        </w:rPr>
+        <w:t xml:space="preserve">all four presenters</w:t>
+      </w:r>
+      <w:r>
+        <w:t xml:space="preserve"> </w:t>
+      </w:r>
+      <w:r>
+        <w:t xml:space="preserve">walk through the agreement objectively (</w:t>
+      </w:r>
+      <w:r>
+        <w:rPr>
+          <w:b/>
+          <w:bCs/>
+        </w:rPr>
+        <w:t xml:space="preserve">5 min total</w:t>
+      </w:r>
+      <w:r>
+        <w:t xml:space="preserve">). Add our team’s slides directly into the shared deck.</w:t>
+      </w:r>
+    </w:p>
+    <w:p>
+      <w:pPr>
+        <w:pStyle w:val="BodyText"/>
+      </w:pPr>
+      <w:r>
+        <w:rPr>
+          <w:b/>
+          <w:bCs/>
+        </w:rPr>
+        <w:t xml:space="preserve">Typical split:</w:t>
+      </w:r>
+      <w:r>
+        <w:t xml:space="preserve"> </w:t>
+      </w:r>
+      <w:r>
+        <w:t xml:space="preserve">Union team covers issues 1-3 (Wages, Housing, Pesticide Safety); Management team covers issues 4-6 (Union Recognition, Contract Duration, Grievance Procedure). Adjust if your pair prefers a different split.</w:t>
+      </w:r>
+    </w:p>
+    <w:p>
+      <w:pPr>
+        <w:pStyle w:val="BodyText"/>
+      </w:pPr>
+      <w:r>
+        <w:rPr>
+          <w:b/>
+          <w:bCs/>
+        </w:rPr>
+        <w:t xml:space="preserve">Our team adds the following slides to the shared deck (Part 1 section):</w:t>
       </w:r>
     </w:p>
     <w:tbl>
@@ -1260,72 +1499,92 @@
               <w:pStyle w:val="Compact"/>
             </w:pPr>
             <w:r>
-              <w:t xml:space="preserve">Order</w:t>
-            </w:r>
-          </w:p>
-        </w:tc>
-        <w:tc>
-          <w:tcPr/>
-          <w:p>
-            <w:pPr>
-              <w:pStyle w:val="Compact"/>
-            </w:pPr>
-            <w:r>
-              <w:t xml:space="preserve">Topic #</w:t>
-            </w:r>
-          </w:p>
-        </w:tc>
-        <w:tc>
-          <w:tcPr/>
-          <w:p>
-            <w:pPr>
-              <w:pStyle w:val="Compact"/>
-            </w:pPr>
-            <w:r>
-              <w:t xml:space="preserve">Topic</w:t>
-            </w:r>
-          </w:p>
-        </w:tc>
-      </w:tr>
-      <w:tr>
-        <w:tc>
-          <w:tcPr/>
-          <w:p>
-            <w:pPr>
-              <w:pStyle w:val="Compact"/>
-            </w:pPr>
-            <w:r>
-              <w:t xml:space="preserve">Round 1</w:t>
-            </w:r>
-          </w:p>
-        </w:tc>
-        <w:tc>
-          <w:tcPr/>
-          <w:p>
-            <w:pPr>
-              <w:pStyle w:val="Compact"/>
-            </w:pPr>
-          </w:p>
-        </w:tc>
-        <w:tc>
-          <w:tcPr/>
-          <w:p>
-            <w:pPr>
-              <w:pStyle w:val="Compact"/>
-            </w:pPr>
-          </w:p>
-        </w:tc>
-      </w:tr>
-      <w:tr>
-        <w:tc>
-          <w:tcPr/>
-          <w:p>
-            <w:pPr>
-              <w:pStyle w:val="Compact"/>
-            </w:pPr>
-            <w:r>
-              <w:t xml:space="preserve">Round 2</w:t>
-            </w:r>
+              <w:t xml:space="preserve">Slide # in Shared Deck</w:t>
+            </w:r>
+          </w:p>
+        </w:tc>
+        <w:tc>
+          <w:tcPr/>
+          <w:p>
+            <w:pPr>
+              <w:pStyle w:val="Compact"/>
+            </w:pPr>
+            <w:r>
+              <w:t xml:space="preserve">Content</w:t>
+            </w:r>
+          </w:p>
+        </w:tc>
+        <w:tc>
+          <w:tcPr/>
+          <w:p>
+            <w:pPr>
+              <w:pStyle w:val="Compact"/>
+            </w:pPr>
+            <w:r>
+              <w:t xml:space="preserve">Who Presents</w:t>
+            </w:r>
+          </w:p>
+        </w:tc>
+      </w:tr>
+      <w:tr>
+        <w:tc>
+          <w:tcPr/>
+          <w:p>
+            <w:pPr>
+              <w:pStyle w:val="Compact"/>
+            </w:pPr>
+          </w:p>
+        </w:tc>
+        <w:tc>
+          <w:tcPr/>
+          <w:p>
+            <w:pPr>
+              <w:pStyle w:val="Compact"/>
+            </w:pPr>
+          </w:p>
+        </w:tc>
+        <w:tc>
+          <w:tcPr/>
+          <w:p>
+            <w:pPr>
+              <w:pStyle w:val="Compact"/>
+            </w:pPr>
+          </w:p>
+        </w:tc>
+      </w:tr>
+      <w:tr>
+        <w:tc>
+          <w:tcPr/>
+          <w:p>
+            <w:pPr>
+              <w:pStyle w:val="Compact"/>
+            </w:pPr>
+          </w:p>
+        </w:tc>
+        <w:tc>
+          <w:tcPr/>
+          <w:p>
+            <w:pPr>
+              <w:pStyle w:val="Compact"/>
+            </w:pPr>
+          </w:p>
+        </w:tc>
+        <w:tc>
+          <w:tcPr/>
+          <w:p>
+            <w:pPr>
+              <w:pStyle w:val="Compact"/>
+            </w:pPr>
+          </w:p>
+        </w:tc>
+      </w:tr>
+      <w:tr>
+        <w:tc>
+          <w:tcPr/>
+          <w:p>
+            <w:pPr>
+              <w:pStyle w:val="Compact"/>
+            </w:pPr>
           </w:p>
         </w:tc>
         <w:tc>
@@ -1347,80 +1606,152 @@
       </w:tr>
     </w:tbl>
     <w:p>
-      <w:r>
-        <w:pict>
-          <v:rect style="width:0;height:1.5pt" o:hralign="center" o:hrstd="t" o:hr="t"/>
-        </w:pict>
-      </w:r>
-    </w:p>
-    <w:bookmarkEnd w:id="16"/>
-    <w:bookmarkStart w:id="17" w:name="minutes-individual-brainstorming"/>
-    <w:p>
-      <w:pPr>
-        <w:pStyle w:val="Heading3"/>
-      </w:pPr>
-      <w:r>
-        <w:t xml:space="preserve">[6 minutes] Individual Brainstorming</w:t>
-      </w:r>
-    </w:p>
-    <w:p>
-      <w:pPr>
-        <w:pStyle w:val="FirstParagraph"/>
-      </w:pPr>
-      <w:r>
-        <w:t xml:space="preserve">Take out a piece of paper and brainstorm your arguments individually for 6 minutes. Think about arguments for</w:t>
-      </w:r>
-      <w:r>
-        <w:t xml:space="preserve"> </w:t>
-      </w:r>
+      <w:pPr>
+        <w:pStyle w:val="BodyText"/>
+      </w:pPr>
       <w:r>
         <w:rPr>
           <w:b/>
           <w:bCs/>
         </w:rPr>
-        <w:t xml:space="preserve">both</w:t>
-      </w:r>
-      <w:r>
-        <w:t xml:space="preserve"> </w:t>
-      </w:r>
-      <w:r>
-        <w:t xml:space="preserve">sides, since you will argue from each perspective.</w:t>
-      </w:r>
-    </w:p>
+        <w:t xml:space="preserve">Draft talking points for our Part 1 slides:</w:t>
+      </w:r>
+    </w:p>
+    <w:tbl>
+      <w:tblPr>
+        <w:tblW w:type="pct" w:w="5000"/>
+        <w:tblStyle w:val="Table"/>
+        <w:tblLook w:firstRow="0" w:lastRow="0" w:firstColumn="0" w:lastColumn="0" w:noHBand="0" w:noVBand="0" w:val="0000"/>
+        <w:tblBorders>
+          <w:top w:val="single" w:sz="4" w:space="0" w:color="000000"/>
+          <w:left w:val="single" w:sz="4" w:space="0" w:color="000000"/>
+          <w:bottom w:val="single" w:sz="4" w:space="0" w:color="000000"/>
+          <w:right w:val="single" w:sz="4" w:space="0" w:color="000000"/>
+          <w:insideH w:val="single" w:sz="4" w:space="0" w:color="000000"/>
+          <w:insideV w:val="single" w:sz="4" w:space="0" w:color="000000"/>
+        </w:tblBorders>
+      </w:tblPr>
+      <w:tblGrid>
+        <w:gridCol w:w="3960"/>
+        <w:gridCol w:w="3960"/>
+      </w:tblGrid>
+      <w:tr>
+        <w:tc>
+          <w:tcPr/>
+          <w:p>
+            <w:pPr>
+              <w:pStyle w:val="Compact"/>
+            </w:pPr>
+            <w:r>
+              <w:t xml:space="preserve">1</w:t>
+            </w:r>
+          </w:p>
+        </w:tc>
+        <w:tc>
+          <w:tcPr/>
+          <w:p>
+            <w:pPr>
+              <w:pStyle w:val="Compact"/>
+            </w:pPr>
+          </w:p>
+        </w:tc>
+      </w:tr>
+      <w:tr>
+        <w:tc>
+          <w:tcPr/>
+          <w:p>
+            <w:pPr>
+              <w:pStyle w:val="Compact"/>
+            </w:pPr>
+            <w:r>
+              <w:t xml:space="preserve">2</w:t>
+            </w:r>
+          </w:p>
+        </w:tc>
+        <w:tc>
+          <w:tcPr/>
+          <w:p>
+            <w:pPr>
+              <w:pStyle w:val="Compact"/>
+            </w:pPr>
+          </w:p>
+        </w:tc>
+      </w:tr>
+      <w:tr>
+        <w:tc>
+          <w:tcPr/>
+          <w:p>
+            <w:pPr>
+              <w:pStyle w:val="Compact"/>
+            </w:pPr>
+            <w:r>
+              <w:t xml:space="preserve">3</w:t>
+            </w:r>
+          </w:p>
+        </w:tc>
+        <w:tc>
+          <w:tcPr/>
+          <w:p>
+            <w:pPr>
+              <w:pStyle w:val="Compact"/>
+            </w:pPr>
+          </w:p>
+        </w:tc>
+      </w:tr>
+    </w:tbl>
     <w:p>
       <w:pPr>
         <w:pStyle w:val="BlockText"/>
       </w:pPr>
+      <w:r>
+        <w:t xml:space="preserve">Our Lead Negotiator should message the counterpart team’s Lead Negotiator (via Canvas or text) after the meeting to confirm the slide order is consistent.</w:t>
+      </w:r>
+    </w:p>
+    <w:p>
+      <w:r>
+        <w:pict>
+          <v:rect style="width:0;height:1.5pt" o:hralign="center" o:hrstd="t" o:hr="t"/>
+        </w:pict>
+      </w:r>
+    </w:p>
+    <w:bookmarkEnd w:id="19"/>
+    <w:bookmarkStart w:id="22" w:name="X1cf5ff0d01b8a3b608432eb31e38bba07661b5d"/>
+    <w:p>
+      <w:pPr>
+        <w:pStyle w:val="Heading3"/>
+      </w:pPr>
+      <w:r>
+        <w:t xml:space="preserve">[16 minutes] Our Team’s Perspective Section (10 min presentation)</w:t>
+      </w:r>
+    </w:p>
+    <w:p>
+      <w:pPr>
+        <w:pStyle w:val="FirstParagraph"/>
+      </w:pPr>
+      <w:r>
+        <w:t xml:space="preserve">Add our team’s perspective slides directly into the shared deck after the Part 1 section. Draft the full script for our</w:t>
+      </w:r>
+      <w:r>
+        <w:t xml:space="preserve"> </w:t>
+      </w:r>
       <w:r>
         <w:rPr>
           <w:b/>
           <w:bCs/>
         </w:rPr>
-        <w:t xml:space="preserve">No smartphones or laptops allowed</w:t>
-      </w:r>
-      <w:r>
-        <w:t xml:space="preserve"> </w:t>
-      </w:r>
-      <w:r>
-        <w:t xml:space="preserve">during brainstorming (except for the Notetaker).</w:t>
-      </w:r>
-    </w:p>
-    <w:p>
-      <w:r>
-        <w:pict>
-          <v:rect style="width:0;height:1.5pt" o:hralign="center" o:hrstd="t" o:hr="t"/>
-        </w:pict>
-      </w:r>
-    </w:p>
-    <w:bookmarkEnd w:id="17"/>
-    <w:bookmarkEnd w:id="18"/>
-    <w:bookmarkStart w:id="25" w:name="X58495c7a2de5da5245f311f82bdaad745078221"/>
-    <w:p>
-      <w:pPr>
-        <w:pStyle w:val="Heading2"/>
-      </w:pPr>
-      <w:r>
-        <w:t xml:space="preserve">Convince Your Partner Rounds [14 minutes total]</w:t>
+        <w:t xml:space="preserve">10-minute perspective</w:t>
+      </w:r>
+      <w:r>
+        <w:t xml:space="preserve">. Because this is a longer section, plan for 4-6 slides with specific examples, quotes, or data to fill the time convincingly.</w:t>
+      </w:r>
+    </w:p>
+    <w:bookmarkStart w:id="20" w:name="X04520fcc284ad631238b00a3a2db29591c9f373"/>
+    <w:p>
+      <w:pPr>
+        <w:pStyle w:val="Heading4"/>
+      </w:pPr>
+      <w:r>
+        <w:t xml:space="preserve">If We Are the Union Team - Part 2 Union Perspective (10 min)</w:t>
       </w:r>
     </w:p>
     <w:p>
@@ -1428,13 +1759,7 @@
         <w:pStyle w:val="FirstParagraph"/>
       </w:pPr>
       <w:r>
-        <w:t xml:space="preserve">Each round follows this structure (7 min per round):</w:t>
-      </w:r>
-      <w:r>
-        <w:t xml:space="preserve"> </w:t>
-      </w:r>
-      <w:r>
-        <w:t xml:space="preserve">1.</w:t>
+        <w:t xml:space="preserve">Explain why this agreement is a</w:t>
       </w:r>
       <w:r>
         <w:t xml:space="preserve"> </w:t>
@@ -1444,41 +1769,329 @@
           <w:b/>
           <w:bCs/>
         </w:rPr>
-        <w:t xml:space="preserve">Partner A persuades</w:t>
-      </w:r>
-      <w:r>
-        <w:t xml:space="preserve"> </w:t>
-      </w:r>
-      <w:r>
-        <w:t xml:space="preserve">Partner B (2 min)</w:t>
-      </w:r>
-      <w:r>
-        <w:t xml:space="preserve"> </w:t>
-      </w:r>
-      <w:r>
-        <w:t xml:space="preserve">2.</w:t>
-      </w:r>
-      <w:r>
-        <w:t xml:space="preserve"> </w:t>
-      </w:r>
+        <w:t xml:space="preserve">victory for the farmworkers</w:t>
+      </w:r>
+      <w:r>
+        <w:t xml:space="preserve">. Lead + Vice divide the points, each speaking ~5 minutes.</w:t>
+      </w:r>
+    </w:p>
+    <w:p>
+      <w:pPr>
+        <w:pStyle w:val="BlockText"/>
+      </w:pPr>
       <w:r>
         <w:rPr>
           <w:b/>
           <w:bCs/>
         </w:rPr>
-        <w:t xml:space="preserve">Partner B persuades</w:t>
-      </w:r>
-      <w:r>
-        <w:t xml:space="preserve"> </w:t>
-      </w:r>
-      <w:r>
-        <w:t xml:space="preserve">Partner A (2 min)</w:t>
-      </w:r>
-      <w:r>
-        <w:t xml:space="preserve"> </w:t>
-      </w:r>
-      <w:r>
-        <w:t xml:space="preserve">3.</w:t>
+        <w:t xml:space="preserve">As a team, discuss each point below and decide what specific examples, stories, or arguments would be most persuasive.</w:t>
+      </w:r>
+      <w:r>
+        <w:t xml:space="preserve"> </w:t>
+      </w:r>
+      <w:r>
+        <w:t xml:space="preserve">Write the key phrases in the</w:t>
+      </w:r>
+      <w:r>
+        <w:t xml:space="preserve"> </w:t>
+      </w:r>
+      <w:r>
+        <w:t xml:space="preserve">“Talking Points”</w:t>
+      </w:r>
+      <w:r>
+        <w:t xml:space="preserve"> </w:t>
+      </w:r>
+      <w:r>
+        <w:t xml:space="preserve">column so the presenters know exactly what to say.</w:t>
+      </w:r>
+    </w:p>
+    <w:tbl>
+      <w:tblPr>
+        <w:tblW w:type="pct" w:w="5000"/>
+        <w:tblStyle w:val="Table"/>
+        <w:tblLayout w:type="fixed"/>
+        <w:tblLook w:firstRow="1" w:lastRow="0" w:firstColumn="0" w:lastColumn="0" w:noHBand="0" w:noVBand="0" w:val="0020"/>
+        <w:tblBorders>
+          <w:top w:val="single" w:sz="4" w:space="0" w:color="000000"/>
+          <w:left w:val="single" w:sz="4" w:space="0" w:color="000000"/>
+          <w:bottom w:val="single" w:sz="4" w:space="0" w:color="000000"/>
+          <w:right w:val="single" w:sz="4" w:space="0" w:color="000000"/>
+          <w:insideH w:val="single" w:sz="4" w:space="0" w:color="000000"/>
+          <w:insideV w:val="single" w:sz="4" w:space="0" w:color="000000"/>
+        </w:tblBorders>
+      </w:tblPr>
+      <w:tblGrid>
+        <w:gridCol w:w="939"/>
+        <w:gridCol w:w="2147"/>
+        <w:gridCol w:w="3355"/>
+        <w:gridCol w:w="1476"/>
+      </w:tblGrid>
+      <w:tr>
+        <w:trPr>
+          <w:tblHeader w:val="on"/>
+        </w:trPr>
+        <w:tc>
+          <w:tcPr/>
+          <w:p>
+            <w:pPr>
+              <w:pStyle w:val="Compact"/>
+            </w:pPr>
+            <w:r>
+              <w:t xml:space="preserve">Point</w:t>
+            </w:r>
+          </w:p>
+        </w:tc>
+        <w:tc>
+          <w:tcPr/>
+          <w:p>
+            <w:pPr>
+              <w:pStyle w:val="Compact"/>
+            </w:pPr>
+            <w:r>
+              <w:t xml:space="preserve">Talking Points</w:t>
+            </w:r>
+          </w:p>
+        </w:tc>
+        <w:tc>
+          <w:tcPr/>
+          <w:p>
+            <w:pPr>
+              <w:pStyle w:val="Compact"/>
+            </w:pPr>
+            <w:r>
+              <w:t xml:space="preserve">Presenter (Lead / Vice)</w:t>
+            </w:r>
+          </w:p>
+        </w:tc>
+        <w:tc>
+          <w:tcPr/>
+          <w:p>
+            <w:pPr>
+              <w:pStyle w:val="Compact"/>
+            </w:pPr>
+            <w:r>
+              <w:t xml:space="preserve">Est. Time</w:t>
+            </w:r>
+          </w:p>
+        </w:tc>
+      </w:tr>
+      <w:tr>
+        <w:tc>
+          <w:tcPr/>
+          <w:p>
+            <w:pPr>
+              <w:pStyle w:val="Compact"/>
+            </w:pPr>
+            <w:r>
+              <w:t xml:space="preserve">Key Wins (wages, safety, recognition)</w:t>
+            </w:r>
+          </w:p>
+        </w:tc>
+        <w:tc>
+          <w:tcPr/>
+          <w:p>
+            <w:pPr>
+              <w:pStyle w:val="Compact"/>
+            </w:pPr>
+          </w:p>
+        </w:tc>
+        <w:tc>
+          <w:tcPr/>
+          <w:p>
+            <w:pPr>
+              <w:pStyle w:val="Compact"/>
+            </w:pPr>
+          </w:p>
+        </w:tc>
+        <w:tc>
+          <w:tcPr/>
+          <w:p>
+            <w:pPr>
+              <w:pStyle w:val="Compact"/>
+            </w:pPr>
+            <w:r>
+              <w:t xml:space="preserve">3 min</w:t>
+            </w:r>
+          </w:p>
+        </w:tc>
+      </w:tr>
+      <w:tr>
+        <w:tc>
+          <w:tcPr/>
+          <w:p>
+            <w:pPr>
+              <w:pStyle w:val="Compact"/>
+            </w:pPr>
+            <w:r>
+              <w:t xml:space="preserve">Honest Compromises Made</w:t>
+            </w:r>
+          </w:p>
+        </w:tc>
+        <w:tc>
+          <w:tcPr/>
+          <w:p>
+            <w:pPr>
+              <w:pStyle w:val="Compact"/>
+            </w:pPr>
+          </w:p>
+        </w:tc>
+        <w:tc>
+          <w:tcPr/>
+          <w:p>
+            <w:pPr>
+              <w:pStyle w:val="Compact"/>
+            </w:pPr>
+          </w:p>
+        </w:tc>
+        <w:tc>
+          <w:tcPr/>
+          <w:p>
+            <w:pPr>
+              <w:pStyle w:val="Compact"/>
+            </w:pPr>
+            <w:r>
+              <w:t xml:space="preserve">2 min</w:t>
+            </w:r>
+          </w:p>
+        </w:tc>
+      </w:tr>
+      <w:tr>
+        <w:tc>
+          <w:tcPr/>
+          <w:p>
+            <w:pPr>
+              <w:pStyle w:val="Compact"/>
+            </w:pPr>
+            <w:r>
+              <w:t xml:space="preserve">Historical Context (UFW Struggle, Chavez, Huerta, boycott)</w:t>
+            </w:r>
+          </w:p>
+        </w:tc>
+        <w:tc>
+          <w:tcPr/>
+          <w:p>
+            <w:pPr>
+              <w:pStyle w:val="Compact"/>
+            </w:pPr>
+          </w:p>
+        </w:tc>
+        <w:tc>
+          <w:tcPr/>
+          <w:p>
+            <w:pPr>
+              <w:pStyle w:val="Compact"/>
+            </w:pPr>
+          </w:p>
+        </w:tc>
+        <w:tc>
+          <w:tcPr/>
+          <w:p>
+            <w:pPr>
+              <w:pStyle w:val="Compact"/>
+            </w:pPr>
+            <w:r>
+              <w:t xml:space="preserve">2 min</w:t>
+            </w:r>
+          </w:p>
+        </w:tc>
+      </w:tr>
+      <w:tr>
+        <w:tc>
+          <w:tcPr/>
+          <w:p>
+            <w:pPr>
+              <w:pStyle w:val="Compact"/>
+            </w:pPr>
+            <w:r>
+              <w:t xml:space="preserve">Improvement vs. Status Quo ($1.25/hr, $2/day shacks, pesticide poisoning)</w:t>
+            </w:r>
+          </w:p>
+        </w:tc>
+        <w:tc>
+          <w:tcPr/>
+          <w:p>
+            <w:pPr>
+              <w:pStyle w:val="Compact"/>
+            </w:pPr>
+          </w:p>
+        </w:tc>
+        <w:tc>
+          <w:tcPr/>
+          <w:p>
+            <w:pPr>
+              <w:pStyle w:val="Compact"/>
+            </w:pPr>
+          </w:p>
+        </w:tc>
+        <w:tc>
+          <w:tcPr/>
+          <w:p>
+            <w:pPr>
+              <w:pStyle w:val="Compact"/>
+            </w:pPr>
+            <w:r>
+              <w:t xml:space="preserve">2 min</w:t>
+            </w:r>
+          </w:p>
+        </w:tc>
+      </w:tr>
+      <w:tr>
+        <w:tc>
+          <w:tcPr/>
+          <w:p>
+            <w:pPr>
+              <w:pStyle w:val="Compact"/>
+            </w:pPr>
+            <w:r>
+              <w:t xml:space="preserve">Closing - What This Means for Farmworkers Going Forward</w:t>
+            </w:r>
+          </w:p>
+        </w:tc>
+        <w:tc>
+          <w:tcPr/>
+          <w:p>
+            <w:pPr>
+              <w:pStyle w:val="Compact"/>
+            </w:pPr>
+          </w:p>
+        </w:tc>
+        <w:tc>
+          <w:tcPr/>
+          <w:p>
+            <w:pPr>
+              <w:pStyle w:val="Compact"/>
+            </w:pPr>
+          </w:p>
+        </w:tc>
+        <w:tc>
+          <w:tcPr/>
+          <w:p>
+            <w:pPr>
+              <w:pStyle w:val="Compact"/>
+            </w:pPr>
+            <w:r>
+              <w:t xml:space="preserve">1 min</w:t>
+            </w:r>
+          </w:p>
+        </w:tc>
+      </w:tr>
+    </w:tbl>
+    <w:bookmarkEnd w:id="20"/>
+    <w:bookmarkStart w:id="21" w:name="Xb88e81329478ce02bcd6ec5f9cfd278e6a502d5"/>
+    <w:p>
+      <w:pPr>
+        <w:pStyle w:val="Heading4"/>
+      </w:pPr>
+      <w:r>
+        <w:t xml:space="preserve">If We Are the Management Team - Part 3 Management Perspective (10 min)</w:t>
+      </w:r>
+    </w:p>
+    <w:p>
+      <w:pPr>
+        <w:pStyle w:val="FirstParagraph"/>
+      </w:pPr>
+      <w:r>
+        <w:t xml:space="preserve">Explain why this agreement</w:t>
       </w:r>
       <w:r>
         <w:t xml:space="preserve"> </w:t>
@@ -1488,39 +2101,273 @@
           <w:b/>
           <w:bCs/>
         </w:rPr>
-        <w:t xml:space="preserve">Debrief</w:t>
-      </w:r>
-      <w:r>
-        <w:t xml:space="preserve"> </w:t>
-      </w:r>
-      <w:r>
-        <w:t xml:space="preserve">as a pair and share with the group (3 min)</w:t>
-      </w:r>
-    </w:p>
-    <w:p>
-      <w:pPr>
-        <w:pStyle w:val="BodyText"/>
-      </w:pPr>
-      <w:r>
-        <w:t xml:space="preserve">Roles swap</w:t>
-      </w:r>
-      <w:r>
-        <w:t xml:space="preserve"> </w:t>
-      </w:r>
+        <w:t xml:space="preserve">works for the grower</w:t>
+      </w:r>
+      <w:r>
+        <w:t xml:space="preserve">. Lead + Vice divide the three required elements, each speaking ~5 minutes.</w:t>
+      </w:r>
+    </w:p>
+    <w:p>
+      <w:pPr>
+        <w:pStyle w:val="BlockText"/>
+      </w:pPr>
       <w:r>
         <w:rPr>
           <w:b/>
           <w:bCs/>
         </w:rPr>
-        <w:t xml:space="preserve">between</w:t>
-      </w:r>
-      <w:r>
-        <w:t xml:space="preserve"> </w:t>
-      </w:r>
-      <w:r>
-        <w:t xml:space="preserve">rounds, not within a round.</w:t>
-      </w:r>
-    </w:p>
+        <w:t xml:space="preserve">As a team, discuss each element below and decide what specific examples, numbers, or arguments would be most persuasive.</w:t>
+      </w:r>
+      <w:r>
+        <w:t xml:space="preserve"> </w:t>
+      </w:r>
+      <w:r>
+        <w:t xml:space="preserve">Write the key phrases in the</w:t>
+      </w:r>
+      <w:r>
+        <w:t xml:space="preserve"> </w:t>
+      </w:r>
+      <w:r>
+        <w:t xml:space="preserve">“Talking Points”</w:t>
+      </w:r>
+      <w:r>
+        <w:t xml:space="preserve"> </w:t>
+      </w:r>
+      <w:r>
+        <w:t xml:space="preserve">column so the presenters know exactly what to say.</w:t>
+      </w:r>
+    </w:p>
+    <w:tbl>
+      <w:tblPr>
+        <w:tblW w:type="pct" w:w="5000"/>
+        <w:tblStyle w:val="Table"/>
+        <w:tblLayout w:type="fixed"/>
+        <w:tblLook w:firstRow="1" w:lastRow="0" w:firstColumn="0" w:lastColumn="0" w:noHBand="0" w:noVBand="0" w:val="0020"/>
+        <w:tblBorders>
+          <w:top w:val="single" w:sz="4" w:space="0" w:color="000000"/>
+          <w:left w:val="single" w:sz="4" w:space="0" w:color="000000"/>
+          <w:bottom w:val="single" w:sz="4" w:space="0" w:color="000000"/>
+          <w:right w:val="single" w:sz="4" w:space="0" w:color="000000"/>
+          <w:insideH w:val="single" w:sz="4" w:space="0" w:color="000000"/>
+          <w:insideV w:val="single" w:sz="4" w:space="0" w:color="000000"/>
+        </w:tblBorders>
+      </w:tblPr>
+      <w:tblGrid>
+        <w:gridCol w:w="1168"/>
+        <w:gridCol w:w="2077"/>
+        <w:gridCol w:w="3245"/>
+        <w:gridCol w:w="1428"/>
+      </w:tblGrid>
+      <w:tr>
+        <w:trPr>
+          <w:tblHeader w:val="on"/>
+        </w:trPr>
+        <w:tc>
+          <w:tcPr/>
+          <w:p>
+            <w:pPr>
+              <w:pStyle w:val="Compact"/>
+            </w:pPr>
+            <w:r>
+              <w:t xml:space="preserve">Element</w:t>
+            </w:r>
+          </w:p>
+        </w:tc>
+        <w:tc>
+          <w:tcPr/>
+          <w:p>
+            <w:pPr>
+              <w:pStyle w:val="Compact"/>
+            </w:pPr>
+            <w:r>
+              <w:t xml:space="preserve">Talking Points</w:t>
+            </w:r>
+          </w:p>
+        </w:tc>
+        <w:tc>
+          <w:tcPr/>
+          <w:p>
+            <w:pPr>
+              <w:pStyle w:val="Compact"/>
+            </w:pPr>
+            <w:r>
+              <w:t xml:space="preserve">Presenter (Lead / Vice)</w:t>
+            </w:r>
+          </w:p>
+        </w:tc>
+        <w:tc>
+          <w:tcPr/>
+          <w:p>
+            <w:pPr>
+              <w:pStyle w:val="Compact"/>
+            </w:pPr>
+            <w:r>
+              <w:t xml:space="preserve">Est. Time</w:t>
+            </w:r>
+          </w:p>
+        </w:tc>
+      </w:tr>
+      <w:tr>
+        <w:tc>
+          <w:tcPr/>
+          <w:p>
+            <w:pPr>
+              <w:pStyle w:val="Compact"/>
+            </w:pPr>
+            <w:r>
+              <w:t xml:space="preserve">1. Restoration of Productivity (ends boycott, stabilizes workforce, reduces turnover)</w:t>
+            </w:r>
+          </w:p>
+        </w:tc>
+        <w:tc>
+          <w:tcPr/>
+          <w:p>
+            <w:pPr>
+              <w:pStyle w:val="Compact"/>
+            </w:pPr>
+          </w:p>
+        </w:tc>
+        <w:tc>
+          <w:tcPr/>
+          <w:p>
+            <w:pPr>
+              <w:pStyle w:val="Compact"/>
+            </w:pPr>
+          </w:p>
+        </w:tc>
+        <w:tc>
+          <w:tcPr/>
+          <w:p>
+            <w:pPr>
+              <w:pStyle w:val="Compact"/>
+            </w:pPr>
+            <w:r>
+              <w:t xml:space="preserve">3 min</w:t>
+            </w:r>
+          </w:p>
+        </w:tc>
+      </w:tr>
+      <w:tr>
+        <w:tc>
+          <w:tcPr/>
+          <w:p>
+            <w:pPr>
+              <w:pStyle w:val="Compact"/>
+            </w:pPr>
+            <w:r>
+              <w:t xml:space="preserve">2. Improvement of Public Image (resolves dispute, enhances reputation, consumer trust)</w:t>
+            </w:r>
+          </w:p>
+        </w:tc>
+        <w:tc>
+          <w:tcPr/>
+          <w:p>
+            <w:pPr>
+              <w:pStyle w:val="Compact"/>
+            </w:pPr>
+          </w:p>
+        </w:tc>
+        <w:tc>
+          <w:tcPr/>
+          <w:p>
+            <w:pPr>
+              <w:pStyle w:val="Compact"/>
+            </w:pPr>
+          </w:p>
+        </w:tc>
+        <w:tc>
+          <w:tcPr/>
+          <w:p>
+            <w:pPr>
+              <w:pStyle w:val="Compact"/>
+            </w:pPr>
+            <w:r>
+              <w:t xml:space="preserve">3 min</w:t>
+            </w:r>
+          </w:p>
+        </w:tc>
+      </w:tr>
+      <w:tr>
+        <w:tc>
+          <w:tcPr/>
+          <w:p>
+            <w:pPr>
+              <w:pStyle w:val="Compact"/>
+            </w:pPr>
+            <w:r>
+              <w:t xml:space="preserve">3. Financial Sustainability (commitments are manageable, protect long-term viability)</w:t>
+            </w:r>
+          </w:p>
+        </w:tc>
+        <w:tc>
+          <w:tcPr/>
+          <w:p>
+            <w:pPr>
+              <w:pStyle w:val="Compact"/>
+            </w:pPr>
+          </w:p>
+        </w:tc>
+        <w:tc>
+          <w:tcPr/>
+          <w:p>
+            <w:pPr>
+              <w:pStyle w:val="Compact"/>
+            </w:pPr>
+          </w:p>
+        </w:tc>
+        <w:tc>
+          <w:tcPr/>
+          <w:p>
+            <w:pPr>
+              <w:pStyle w:val="Compact"/>
+            </w:pPr>
+            <w:r>
+              <w:t xml:space="preserve">3 min</w:t>
+            </w:r>
+          </w:p>
+        </w:tc>
+      </w:tr>
+      <w:tr>
+        <w:tc>
+          <w:tcPr/>
+          <w:p>
+            <w:pPr>
+              <w:pStyle w:val="Compact"/>
+            </w:pPr>
+            <w:r>
+              <w:t xml:space="preserve">Closing - What This Means for the Farm Going Forward</w:t>
+            </w:r>
+          </w:p>
+        </w:tc>
+        <w:tc>
+          <w:tcPr/>
+          <w:p>
+            <w:pPr>
+              <w:pStyle w:val="Compact"/>
+            </w:pPr>
+          </w:p>
+        </w:tc>
+        <w:tc>
+          <w:tcPr/>
+          <w:p>
+            <w:pPr>
+              <w:pStyle w:val="Compact"/>
+            </w:pPr>
+          </w:p>
+        </w:tc>
+        <w:tc>
+          <w:tcPr/>
+          <w:p>
+            <w:pPr>
+              <w:pStyle w:val="Compact"/>
+            </w:pPr>
+            <w:r>
+              <w:t xml:space="preserve">1 min</w:t>
+            </w:r>
+          </w:p>
+        </w:tc>
+      </w:tr>
+    </w:tbl>
     <w:p>
       <w:r>
         <w:pict>
@@ -1528,13 +2375,15 @@
         </w:pict>
       </w:r>
     </w:p>
-    <w:bookmarkStart w:id="19" w:name="round-1-_______________"/>
+    <w:bookmarkEnd w:id="21"/>
+    <w:bookmarkEnd w:id="22"/>
+    <w:bookmarkStart w:id="23" w:name="minute-wrap-up"/>
     <w:p>
       <w:pPr>
         <w:pStyle w:val="Heading3"/>
       </w:pPr>
       <w:r>
-        <w:t xml:space="preserve">Round 1: _______________</w:t>
+        <w:t xml:space="preserve">[1 minute] Wrap-up</w:t>
       </w:r>
     </w:p>
     <w:p>
@@ -1542,7 +2391,20 @@
         <w:pStyle w:val="FirstParagraph"/>
       </w:pPr>
       <w:r>
-        <w:t xml:space="preserve">Partner A = Employee Advocate, Partner B = Employer Advocate</w:t>
+        <w:t xml:space="preserve">Confirm next class =</w:t>
+      </w:r>
+      <w:r>
+        <w:t xml:space="preserve"> </w:t>
+      </w:r>
+      <w:r>
+        <w:rPr>
+          <w:b/>
+          <w:bCs/>
+        </w:rPr>
+        <w:t xml:space="preserve">Joint Pair Presentation + Best Pair Vote</w:t>
+      </w:r>
+      <w:r>
+        <w:t xml:space="preserve">.</w:t>
       </w:r>
     </w:p>
     <w:tbl>
@@ -1574,7 +2436,7 @@
               <w:pStyle w:val="Compact"/>
             </w:pPr>
             <w:r>
-              <w:t xml:space="preserve">Phase</w:t>
+              <w:t xml:space="preserve">Item</w:t>
             </w:r>
           </w:p>
         </w:tc>
@@ -1598,161 +2460,49 @@
               <w:pStyle w:val="Compact"/>
             </w:pPr>
             <w:r>
-              <w:t xml:space="preserve">Partner A persuades B (2 min)</w:t>
-            </w:r>
-          </w:p>
-        </w:tc>
-        <w:tc>
-          <w:tcPr/>
-          <w:p>
-            <w:pPr>
-              <w:pStyle w:val="Compact"/>
-            </w:pPr>
-            <w:r>
-              <w:t xml:space="preserve">Employee side argues to Employer</w:t>
-            </w:r>
-          </w:p>
-        </w:tc>
-      </w:tr>
-      <w:tr>
-        <w:tc>
-          <w:tcPr/>
-          <w:p>
-            <w:pPr>
-              <w:pStyle w:val="Compact"/>
-            </w:pPr>
-            <w:r>
-              <w:t xml:space="preserve">Partner B persuades A (2 min)</w:t>
-            </w:r>
-          </w:p>
-        </w:tc>
-        <w:tc>
-          <w:tcPr/>
-          <w:p>
-            <w:pPr>
-              <w:pStyle w:val="Compact"/>
-            </w:pPr>
-            <w:r>
-              <w:t xml:space="preserve">Employer side argues to Employee</w:t>
-            </w:r>
-          </w:p>
-        </w:tc>
-      </w:tr>
-    </w:tbl>
-    <w:p>
-      <w:pPr>
-        <w:pStyle w:val="BodyText"/>
-      </w:pPr>
-      <w:r>
-        <w:rPr>
-          <w:b/>
-          <w:bCs/>
-        </w:rPr>
-        <w:t xml:space="preserve">Debrief (3 min):</w:t>
-      </w:r>
-      <w:r>
-        <w:t xml:space="preserve"> </w:t>
-      </w:r>
-      <w:r>
-        <w:t xml:space="preserve">Each pair shares with the group.</w:t>
-      </w:r>
-    </w:p>
-    <w:tbl>
-      <w:tblPr>
-        <w:tblW w:type="pct" w:w="5000"/>
-        <w:tblStyle w:val="Table"/>
-        <w:tblLook w:firstRow="1" w:lastRow="0" w:firstColumn="0" w:lastColumn="0" w:noHBand="0" w:noVBand="0" w:val="0020"/>
-        <w:tblBorders>
-          <w:top w:val="single" w:sz="4" w:space="0" w:color="000000"/>
-          <w:left w:val="single" w:sz="4" w:space="0" w:color="000000"/>
-          <w:bottom w:val="single" w:sz="4" w:space="0" w:color="000000"/>
-          <w:right w:val="single" w:sz="4" w:space="0" w:color="000000"/>
-          <w:insideH w:val="single" w:sz="4" w:space="0" w:color="000000"/>
-          <w:insideV w:val="single" w:sz="4" w:space="0" w:color="000000"/>
-        </w:tblBorders>
-      </w:tblPr>
-      <w:tblGrid>
-        <w:gridCol w:w="3960"/>
-        <w:gridCol w:w="3960"/>
-      </w:tblGrid>
-      <w:tr>
-        <w:trPr>
-          <w:tblHeader w:val="on"/>
-        </w:trPr>
-        <w:tc>
-          <w:tcPr/>
-          <w:p>
-            <w:pPr>
-              <w:pStyle w:val="Compact"/>
-            </w:pPr>
-            <w:r>
-              <w:t xml:space="preserve">Pair</w:t>
-            </w:r>
-          </w:p>
-        </w:tc>
-        <w:tc>
-          <w:tcPr/>
-          <w:p>
-            <w:pPr>
-              <w:pStyle w:val="Compact"/>
-            </w:pPr>
-            <w:r>
-              <w:t xml:space="preserve">What was the most convincing argument?</w:t>
-            </w:r>
-          </w:p>
-        </w:tc>
-      </w:tr>
-      <w:tr>
-        <w:tc>
-          <w:tcPr/>
-          <w:p>
-            <w:pPr>
-              <w:pStyle w:val="Compact"/>
-            </w:pPr>
-            <w:r>
-              <w:t xml:space="preserve">Pair 1</w:t>
-            </w:r>
-          </w:p>
-        </w:tc>
-        <w:tc>
-          <w:tcPr/>
-          <w:p>
-            <w:pPr>
-              <w:pStyle w:val="Compact"/>
-            </w:pPr>
-          </w:p>
-        </w:tc>
-      </w:tr>
-      <w:tr>
-        <w:tc>
-          <w:tcPr/>
-          <w:p>
-            <w:pPr>
-              <w:pStyle w:val="Compact"/>
-            </w:pPr>
-            <w:r>
-              <w:t xml:space="preserve">Pair 2</w:t>
-            </w:r>
-          </w:p>
-        </w:tc>
-        <w:tc>
-          <w:tcPr/>
-          <w:p>
-            <w:pPr>
-              <w:pStyle w:val="Compact"/>
-            </w:pPr>
-          </w:p>
-        </w:tc>
-      </w:tr>
-      <w:tr>
-        <w:tc>
-          <w:tcPr/>
-          <w:p>
-            <w:pPr>
-              <w:pStyle w:val="Compact"/>
-            </w:pPr>
-            <w:r>
-              <w:t xml:space="preserve">Pair 3</w:t>
+              <w:t xml:space="preserve">Presentation Date</w:t>
+            </w:r>
+          </w:p>
+        </w:tc>
+        <w:tc>
+          <w:tcPr/>
+          <w:p>
+            <w:pPr>
+              <w:pStyle w:val="Compact"/>
+            </w:pPr>
+          </w:p>
+        </w:tc>
+      </w:tr>
+      <w:tr>
+        <w:tc>
+          <w:tcPr/>
+          <w:p>
+            <w:pPr>
+              <w:pStyle w:val="Compact"/>
+            </w:pPr>
+            <w:r>
+              <w:t xml:space="preserve">Lead + Vice Negotiator confirmed to present</w:t>
+            </w:r>
+          </w:p>
+        </w:tc>
+        <w:tc>
+          <w:tcPr/>
+          <w:p>
+            <w:pPr>
+              <w:pStyle w:val="Compact"/>
+            </w:pPr>
+          </w:p>
+        </w:tc>
+      </w:tr>
+      <w:tr>
+        <w:tc>
+          <w:tcPr/>
+          <w:p>
+            <w:pPr>
+              <w:pStyle w:val="Compact"/>
+            </w:pPr>
+            <w:r>
+              <w:t xml:space="preserve">Who brings the laptop / controls slides</w:t>
             </w:r>
           </w:p>
         </w:tc>
@@ -1773,669 +2523,6 @@
         </w:pict>
       </w:r>
     </w:p>
-    <w:bookmarkEnd w:id="19"/>
-    <w:bookmarkStart w:id="20" w:name="round-2-_______________"/>
-    <w:p>
-      <w:pPr>
-        <w:pStyle w:val="Heading3"/>
-      </w:pPr>
-      <w:r>
-        <w:t xml:space="preserve">Round 2: _______________</w:t>
-      </w:r>
-    </w:p>
-    <w:p>
-      <w:pPr>
-        <w:pStyle w:val="FirstParagraph"/>
-      </w:pPr>
-      <w:r>
-        <w:rPr>
-          <w:b/>
-          <w:bCs/>
-        </w:rPr>
-        <w:t xml:space="preserve">Roles swap:</w:t>
-      </w:r>
-      <w:r>
-        <w:t xml:space="preserve"> </w:t>
-      </w:r>
-      <w:r>
-        <w:t xml:space="preserve">Partner A = Employer Advocate, Partner B = Employee Advocate</w:t>
-      </w:r>
-    </w:p>
-    <w:tbl>
-      <w:tblPr>
-        <w:tblW w:type="pct" w:w="5000"/>
-        <w:tblStyle w:val="Table"/>
-        <w:tblLook w:firstRow="1" w:lastRow="0" w:firstColumn="0" w:lastColumn="0" w:noHBand="0" w:noVBand="0" w:val="0020"/>
-        <w:tblBorders>
-          <w:top w:val="single" w:sz="4" w:space="0" w:color="000000"/>
-          <w:left w:val="single" w:sz="4" w:space="0" w:color="000000"/>
-          <w:bottom w:val="single" w:sz="4" w:space="0" w:color="000000"/>
-          <w:right w:val="single" w:sz="4" w:space="0" w:color="000000"/>
-          <w:insideH w:val="single" w:sz="4" w:space="0" w:color="000000"/>
-          <w:insideV w:val="single" w:sz="4" w:space="0" w:color="000000"/>
-        </w:tblBorders>
-      </w:tblPr>
-      <w:tblGrid>
-        <w:gridCol w:w="3960"/>
-        <w:gridCol w:w="3960"/>
-      </w:tblGrid>
-      <w:tr>
-        <w:trPr>
-          <w:tblHeader w:val="on"/>
-        </w:trPr>
-        <w:tc>
-          <w:tcPr/>
-          <w:p>
-            <w:pPr>
-              <w:pStyle w:val="Compact"/>
-            </w:pPr>
-            <w:r>
-              <w:t xml:space="preserve">Phase</w:t>
-            </w:r>
-          </w:p>
-        </w:tc>
-        <w:tc>
-          <w:tcPr/>
-          <w:p>
-            <w:pPr>
-              <w:pStyle w:val="Compact"/>
-            </w:pPr>
-            <w:r>
-              <w:t xml:space="preserve">Details</w:t>
-            </w:r>
-          </w:p>
-        </w:tc>
-      </w:tr>
-      <w:tr>
-        <w:tc>
-          <w:tcPr/>
-          <w:p>
-            <w:pPr>
-              <w:pStyle w:val="Compact"/>
-            </w:pPr>
-            <w:r>
-              <w:t xml:space="preserve">Partner A persuades B (2 min)</w:t>
-            </w:r>
-          </w:p>
-        </w:tc>
-        <w:tc>
-          <w:tcPr/>
-          <w:p>
-            <w:pPr>
-              <w:pStyle w:val="Compact"/>
-            </w:pPr>
-            <w:r>
-              <w:t xml:space="preserve">Employer side argues to Employee</w:t>
-            </w:r>
-          </w:p>
-        </w:tc>
-      </w:tr>
-      <w:tr>
-        <w:tc>
-          <w:tcPr/>
-          <w:p>
-            <w:pPr>
-              <w:pStyle w:val="Compact"/>
-            </w:pPr>
-            <w:r>
-              <w:t xml:space="preserve">Partner B persuades A (2 min)</w:t>
-            </w:r>
-          </w:p>
-        </w:tc>
-        <w:tc>
-          <w:tcPr/>
-          <w:p>
-            <w:pPr>
-              <w:pStyle w:val="Compact"/>
-            </w:pPr>
-            <w:r>
-              <w:t xml:space="preserve">Employee side argues to Employer</w:t>
-            </w:r>
-          </w:p>
-        </w:tc>
-      </w:tr>
-    </w:tbl>
-    <w:p>
-      <w:pPr>
-        <w:pStyle w:val="BodyText"/>
-      </w:pPr>
-      <w:r>
-        <w:rPr>
-          <w:b/>
-          <w:bCs/>
-        </w:rPr>
-        <w:t xml:space="preserve">Debrief (3 min):</w:t>
-      </w:r>
-      <w:r>
-        <w:t xml:space="preserve"> </w:t>
-      </w:r>
-      <w:r>
-        <w:t xml:space="preserve">Each pair shares with the group.</w:t>
-      </w:r>
-    </w:p>
-    <w:tbl>
-      <w:tblPr>
-        <w:tblW w:type="pct" w:w="5000"/>
-        <w:tblStyle w:val="Table"/>
-        <w:tblLook w:firstRow="1" w:lastRow="0" w:firstColumn="0" w:lastColumn="0" w:noHBand="0" w:noVBand="0" w:val="0020"/>
-        <w:tblBorders>
-          <w:top w:val="single" w:sz="4" w:space="0" w:color="000000"/>
-          <w:left w:val="single" w:sz="4" w:space="0" w:color="000000"/>
-          <w:bottom w:val="single" w:sz="4" w:space="0" w:color="000000"/>
-          <w:right w:val="single" w:sz="4" w:space="0" w:color="000000"/>
-          <w:insideH w:val="single" w:sz="4" w:space="0" w:color="000000"/>
-          <w:insideV w:val="single" w:sz="4" w:space="0" w:color="000000"/>
-        </w:tblBorders>
-      </w:tblPr>
-      <w:tblGrid>
-        <w:gridCol w:w="3960"/>
-        <w:gridCol w:w="3960"/>
-      </w:tblGrid>
-      <w:tr>
-        <w:trPr>
-          <w:tblHeader w:val="on"/>
-        </w:trPr>
-        <w:tc>
-          <w:tcPr/>
-          <w:p>
-            <w:pPr>
-              <w:pStyle w:val="Compact"/>
-            </w:pPr>
-            <w:r>
-              <w:t xml:space="preserve">Pair</w:t>
-            </w:r>
-          </w:p>
-        </w:tc>
-        <w:tc>
-          <w:tcPr/>
-          <w:p>
-            <w:pPr>
-              <w:pStyle w:val="Compact"/>
-            </w:pPr>
-            <w:r>
-              <w:t xml:space="preserve">What was the most convincing argument?</w:t>
-            </w:r>
-          </w:p>
-        </w:tc>
-      </w:tr>
-      <w:tr>
-        <w:tc>
-          <w:tcPr/>
-          <w:p>
-            <w:pPr>
-              <w:pStyle w:val="Compact"/>
-            </w:pPr>
-            <w:r>
-              <w:t xml:space="preserve">Pair 1</w:t>
-            </w:r>
-          </w:p>
-        </w:tc>
-        <w:tc>
-          <w:tcPr/>
-          <w:p>
-            <w:pPr>
-              <w:pStyle w:val="Compact"/>
-            </w:pPr>
-          </w:p>
-        </w:tc>
-      </w:tr>
-      <w:tr>
-        <w:tc>
-          <w:tcPr/>
-          <w:p>
-            <w:pPr>
-              <w:pStyle w:val="Compact"/>
-            </w:pPr>
-            <w:r>
-              <w:t xml:space="preserve">Pair 2</w:t>
-            </w:r>
-          </w:p>
-        </w:tc>
-        <w:tc>
-          <w:tcPr/>
-          <w:p>
-            <w:pPr>
-              <w:pStyle w:val="Compact"/>
-            </w:pPr>
-          </w:p>
-        </w:tc>
-      </w:tr>
-      <w:tr>
-        <w:tc>
-          <w:tcPr/>
-          <w:p>
-            <w:pPr>
-              <w:pStyle w:val="Compact"/>
-            </w:pPr>
-            <w:r>
-              <w:t xml:space="preserve">Pair 3</w:t>
-            </w:r>
-          </w:p>
-        </w:tc>
-        <w:tc>
-          <w:tcPr/>
-          <w:p>
-            <w:pPr>
-              <w:pStyle w:val="Compact"/>
-            </w:pPr>
-          </w:p>
-        </w:tc>
-      </w:tr>
-    </w:tbl>
-    <w:p>
-      <w:r>
-        <w:pict>
-          <v:rect style="width:0;height:1.5pt" o:hralign="center" o:hrstd="t" o:hr="t"/>
-        </w:pict>
-      </w:r>
-    </w:p>
-    <w:bookmarkEnd w:id="20"/>
-    <w:bookmarkStart w:id="21" w:name="minutes-final-reflection"/>
-    <w:p>
-      <w:pPr>
-        <w:pStyle w:val="Heading3"/>
-      </w:pPr>
-      <w:r>
-        <w:t xml:space="preserve">[6 minutes] Final Reflection</w:t>
-      </w:r>
-    </w:p>
-    <w:tbl>
-      <w:tblPr>
-        <w:tblW w:type="pct" w:w="5000"/>
-        <w:tblStyle w:val="Table"/>
-        <w:tblLook w:firstRow="1" w:lastRow="0" w:firstColumn="0" w:lastColumn="0" w:noHBand="0" w:noVBand="0" w:val="0020"/>
-        <w:tblBorders>
-          <w:top w:val="single" w:sz="4" w:space="0" w:color="000000"/>
-          <w:left w:val="single" w:sz="4" w:space="0" w:color="000000"/>
-          <w:bottom w:val="single" w:sz="4" w:space="0" w:color="000000"/>
-          <w:right w:val="single" w:sz="4" w:space="0" w:color="000000"/>
-          <w:insideH w:val="single" w:sz="4" w:space="0" w:color="000000"/>
-          <w:insideV w:val="single" w:sz="4" w:space="0" w:color="000000"/>
-        </w:tblBorders>
-      </w:tblPr>
-      <w:tblGrid>
-        <w:gridCol w:w="3960"/>
-        <w:gridCol w:w="3960"/>
-      </w:tblGrid>
-      <w:tr>
-        <w:trPr>
-          <w:tblHeader w:val="on"/>
-        </w:trPr>
-        <w:tc>
-          <w:tcPr/>
-          <w:p>
-            <w:pPr>
-              <w:pStyle w:val="Compact"/>
-            </w:pPr>
-            <w:r>
-              <w:t xml:space="preserve">Question</w:t>
-            </w:r>
-          </w:p>
-        </w:tc>
-        <w:tc>
-          <w:tcPr/>
-          <w:p>
-            <w:pPr>
-              <w:pStyle w:val="Compact"/>
-            </w:pPr>
-            <w:r>
-              <w:t xml:space="preserve">Notes</w:t>
-            </w:r>
-          </w:p>
-        </w:tc>
-      </w:tr>
-      <w:tr>
-        <w:tc>
-          <w:tcPr/>
-          <w:p>
-            <w:pPr>
-              <w:pStyle w:val="Compact"/>
-            </w:pPr>
-            <w:r>
-              <w:t xml:space="preserve">Which topic was harder to argue? Why?</w:t>
-            </w:r>
-          </w:p>
-        </w:tc>
-        <w:tc>
-          <w:tcPr/>
-          <w:p>
-            <w:pPr>
-              <w:pStyle w:val="Compact"/>
-            </w:pPr>
-          </w:p>
-        </w:tc>
-      </w:tr>
-      <w:tr>
-        <w:tc>
-          <w:tcPr/>
-          <w:p>
-            <w:pPr>
-              <w:pStyle w:val="Compact"/>
-            </w:pPr>
-            <w:r>
-              <w:t xml:space="preserve">Did your opinion change after hearing the other side?</w:t>
-            </w:r>
-          </w:p>
-        </w:tc>
-        <w:tc>
-          <w:tcPr/>
-          <w:p>
-            <w:pPr>
-              <w:pStyle w:val="Compact"/>
-            </w:pPr>
-          </w:p>
-        </w:tc>
-      </w:tr>
-      <w:tr>
-        <w:tc>
-          <w:tcPr/>
-          <w:p>
-            <w:pPr>
-              <w:pStyle w:val="Compact"/>
-            </w:pPr>
-            <w:r>
-              <w:t xml:space="preserve">What was the single most persuasive point you heard today?</w:t>
-            </w:r>
-          </w:p>
-        </w:tc>
-        <w:tc>
-          <w:tcPr/>
-          <w:p>
-            <w:pPr>
-              <w:pStyle w:val="Compact"/>
-            </w:pPr>
-          </w:p>
-        </w:tc>
-      </w:tr>
-    </w:tbl>
-    <w:p>
-      <w:r>
-        <w:pict>
-          <v:rect style="width:0;height:1.5pt" o:hralign="center" o:hrstd="t" o:hr="t"/>
-        </w:pict>
-      </w:r>
-    </w:p>
-    <w:bookmarkEnd w:id="21"/>
-    <w:bookmarkStart w:id="22" w:name="connection-to-negotiation-simulation"/>
-    <w:p>
-      <w:pPr>
-        <w:pStyle w:val="Heading3"/>
-      </w:pPr>
-      <w:r>
-        <w:t xml:space="preserve">Connection to Negotiation Simulation</w:t>
-      </w:r>
-    </w:p>
-    <w:p>
-      <w:pPr>
-        <w:pStyle w:val="FirstParagraph"/>
-      </w:pPr>
-      <w:r>
-        <w:t xml:space="preserve">Today’s class includes the Negotiation Simulation (Day 1). Reflect on how today’s activity connects to the simulation.</w:t>
-      </w:r>
-    </w:p>
-    <w:tbl>
-      <w:tblPr>
-        <w:tblW w:type="pct" w:w="5000"/>
-        <w:tblStyle w:val="Table"/>
-        <w:tblLayout w:type="fixed"/>
-        <w:tblLook w:firstRow="1" w:lastRow="0" w:firstColumn="0" w:lastColumn="0" w:noHBand="0" w:noVBand="0" w:val="0020"/>
-        <w:tblBorders>
-          <w:top w:val="single" w:sz="4" w:space="0" w:color="000000"/>
-          <w:left w:val="single" w:sz="4" w:space="0" w:color="000000"/>
-          <w:bottom w:val="single" w:sz="4" w:space="0" w:color="000000"/>
-          <w:right w:val="single" w:sz="4" w:space="0" w:color="000000"/>
-          <w:insideH w:val="single" w:sz="4" w:space="0" w:color="000000"/>
-          <w:insideV w:val="single" w:sz="4" w:space="0" w:color="000000"/>
-        </w:tblBorders>
-      </w:tblPr>
-      <w:tblGrid>
-        <w:gridCol w:w="2554"/>
-        <w:gridCol w:w="5365"/>
-      </w:tblGrid>
-      <w:tr>
-        <w:trPr>
-          <w:tblHeader w:val="on"/>
-        </w:trPr>
-        <w:tc>
-          <w:tcPr/>
-          <w:p>
-            <w:pPr>
-              <w:pStyle w:val="Compact"/>
-            </w:pPr>
-            <w:r>
-              <w:t xml:space="preserve">Question</w:t>
-            </w:r>
-          </w:p>
-        </w:tc>
-        <w:tc>
-          <w:tcPr/>
-          <w:p>
-            <w:pPr>
-              <w:pStyle w:val="Compact"/>
-            </w:pPr>
-            <w:r>
-              <w:t xml:space="preserve">Your Team’s Thoughts</w:t>
-            </w:r>
-          </w:p>
-        </w:tc>
-      </w:tr>
-      <w:tr>
-        <w:tc>
-          <w:tcPr/>
-          <w:p>
-            <w:pPr>
-              <w:pStyle w:val="Compact"/>
-            </w:pPr>
-            <w:r>
-              <w:t xml:space="preserve">How does understanding both union and management perspectives help in negotiations?</w:t>
-            </w:r>
-          </w:p>
-        </w:tc>
-        <w:tc>
-          <w:tcPr/>
-          <w:p>
-            <w:pPr>
-              <w:pStyle w:val="Compact"/>
-            </w:pPr>
-          </w:p>
-        </w:tc>
-      </w:tr>
-      <w:tr>
-        <w:tc>
-          <w:tcPr/>
-          <w:p>
-            <w:pPr>
-              <w:pStyle w:val="Compact"/>
-            </w:pPr>
-            <w:r>
-              <w:t xml:space="preserve">What strategies from the activity might be useful in the simulation?</w:t>
-            </w:r>
-          </w:p>
-        </w:tc>
-        <w:tc>
-          <w:tcPr/>
-          <w:p>
-            <w:pPr>
-              <w:pStyle w:val="Compact"/>
-            </w:pPr>
-          </w:p>
-        </w:tc>
-      </w:tr>
-    </w:tbl>
-    <w:p>
-      <w:r>
-        <w:pict>
-          <v:rect style="width:0;height:1.5pt" o:hralign="center" o:hrstd="t" o:hr="t"/>
-        </w:pict>
-      </w:r>
-    </w:p>
-    <w:bookmarkEnd w:id="22"/>
-    <w:bookmarkStart w:id="23" w:name="minute-wrap-up"/>
-    <w:p>
-      <w:pPr>
-        <w:pStyle w:val="Heading3"/>
-      </w:pPr>
-      <w:r>
-        <w:t xml:space="preserve">[1 minute] Wrap-up</w:t>
-      </w:r>
-    </w:p>
-    <w:p>
-      <w:pPr>
-        <w:pStyle w:val="FirstParagraph"/>
-      </w:pPr>
-      <w:r>
-        <w:t xml:space="preserve">Check the syllabus to find out when the next team meeting will be. Discuss who will be the next Notetaker.</w:t>
-      </w:r>
-    </w:p>
-    <w:p>
-      <w:pPr>
-        <w:pStyle w:val="BodyText"/>
-      </w:pPr>
-      <w:r>
-        <w:rPr>
-          <w:b/>
-          <w:bCs/>
-        </w:rPr>
-        <w:t xml:space="preserve">Our next meeting:</w:t>
-      </w:r>
-    </w:p>
-    <w:tbl>
-      <w:tblPr>
-        <w:tblW w:type="pct" w:w="5000"/>
-        <w:tblStyle w:val="Table"/>
-        <w:tblLook w:firstRow="1" w:lastRow="0" w:firstColumn="0" w:lastColumn="0" w:noHBand="0" w:noVBand="0" w:val="0020"/>
-        <w:tblBorders>
-          <w:top w:val="single" w:sz="4" w:space="0" w:color="000000"/>
-          <w:left w:val="single" w:sz="4" w:space="0" w:color="000000"/>
-          <w:bottom w:val="single" w:sz="4" w:space="0" w:color="000000"/>
-          <w:right w:val="single" w:sz="4" w:space="0" w:color="000000"/>
-          <w:insideH w:val="single" w:sz="4" w:space="0" w:color="000000"/>
-          <w:insideV w:val="single" w:sz="4" w:space="0" w:color="000000"/>
-        </w:tblBorders>
-      </w:tblPr>
-      <w:tblGrid>
-        <w:gridCol w:w="3960"/>
-        <w:gridCol w:w="3960"/>
-      </w:tblGrid>
-      <w:tr>
-        <w:trPr>
-          <w:tblHeader w:val="on"/>
-        </w:trPr>
-        <w:tc>
-          <w:tcPr/>
-          <w:p>
-            <w:pPr>
-              <w:pStyle w:val="Compact"/>
-            </w:pPr>
-            <w:r>
-              <w:t xml:space="preserve">Item</w:t>
-            </w:r>
-          </w:p>
-        </w:tc>
-        <w:tc>
-          <w:tcPr/>
-          <w:p>
-            <w:pPr>
-              <w:pStyle w:val="Compact"/>
-            </w:pPr>
-            <w:r>
-              <w:t xml:space="preserve">Details</w:t>
-            </w:r>
-          </w:p>
-        </w:tc>
-      </w:tr>
-      <w:tr>
-        <w:tc>
-          <w:tcPr/>
-          <w:p>
-            <w:pPr>
-              <w:pStyle w:val="Compact"/>
-            </w:pPr>
-            <w:r>
-              <w:t xml:space="preserve">Date</w:t>
-            </w:r>
-          </w:p>
-        </w:tc>
-        <w:tc>
-          <w:tcPr/>
-          <w:p>
-            <w:pPr>
-              <w:pStyle w:val="Compact"/>
-            </w:pPr>
-          </w:p>
-        </w:tc>
-      </w:tr>
-      <w:tr>
-        <w:tc>
-          <w:tcPr/>
-          <w:p>
-            <w:pPr>
-              <w:pStyle w:val="Compact"/>
-            </w:pPr>
-            <w:r>
-              <w:t xml:space="preserve">Time</w:t>
-            </w:r>
-          </w:p>
-        </w:tc>
-        <w:tc>
-          <w:tcPr/>
-          <w:p>
-            <w:pPr>
-              <w:pStyle w:val="Compact"/>
-            </w:pPr>
-          </w:p>
-        </w:tc>
-      </w:tr>
-      <w:tr>
-        <w:tc>
-          <w:tcPr/>
-          <w:p>
-            <w:pPr>
-              <w:pStyle w:val="Compact"/>
-            </w:pPr>
-            <w:r>
-              <w:t xml:space="preserve">Meeting Location</w:t>
-            </w:r>
-          </w:p>
-        </w:tc>
-        <w:tc>
-          <w:tcPr/>
-          <w:p>
-            <w:pPr>
-              <w:pStyle w:val="Compact"/>
-            </w:pPr>
-          </w:p>
-        </w:tc>
-      </w:tr>
-      <w:tr>
-        <w:tc>
-          <w:tcPr/>
-          <w:p>
-            <w:pPr>
-              <w:pStyle w:val="Compact"/>
-            </w:pPr>
-            <w:r>
-              <w:t xml:space="preserve">Notetaker</w:t>
-            </w:r>
-          </w:p>
-        </w:tc>
-        <w:tc>
-          <w:tcPr/>
-          <w:p>
-            <w:pPr>
-              <w:pStyle w:val="Compact"/>
-            </w:pPr>
-          </w:p>
-        </w:tc>
-      </w:tr>
-    </w:tbl>
-    <w:p>
-      <w:r>
-        <w:pict>
-          <v:rect style="width:0;height:1.5pt" o:hralign="center" o:hrstd="t" o:hr="t"/>
-        </w:pict>
-      </w:r>
-    </w:p>
     <w:bookmarkEnd w:id="23"/>
     <w:bookmarkStart w:id="24" w:name="Xdffffa9589697c6b137d1a3c94709d5cb808246"/>
     <w:p>
@@ -2459,25 +2546,7 @@
         <w:pStyle w:val="BodyText"/>
       </w:pPr>
       <w:r>
-        <w:rPr>
-          <w:b/>
-          <w:bCs/>
-        </w:rPr>
-        <w:t xml:space="preserve">Tip:</w:t>
-      </w:r>
-      <w:r>
-        <w:t xml:space="preserve"> </w:t>
-      </w:r>
-      <w:r>
-        <w:t xml:space="preserve">Bookmark this survey URL on your phone. You will use it every week for team meetings.</w:t>
-      </w:r>
-    </w:p>
-    <w:p>
-      <w:pPr>
-        <w:pStyle w:val="BodyText"/>
-      </w:pPr>
-      <w:r>
-        <w:t xml:space="preserve">Once you finish the survey, you will receive the survey completion code. The Notetaker needs to collect all survey completion codes from team members. The completion code will be used as an attendance check.</w:t>
+        <w:t xml:space="preserve">Once you finish the survey, you will receive the survey completion code. The Notetaker needs to collect all survey completion codes from team members.</w:t>
       </w:r>
     </w:p>
     <w:tbl>
@@ -2776,9 +2845,9 @@
   <w:docDefaults>
     <w:rPrDefault>
       <w:rPr>
-        <w:rFonts w:asciiTheme="minorHAnsi" w:cstheme="minorBidi" w:eastAsiaTheme="minorEastAsia" w:hAnsiTheme="minorHAnsi"/>
-        <w:sz w:val="24"/>
-        <w:szCs w:val="24"/>
+        <w:rFonts w:ascii="Calibri" w:asciiTheme="minorHAnsi" w:cstheme="minorBidi" w:eastAsia="Malgun Gothic" w:eastAsiaTheme="minorEastAsia" w:hAnsi="Calibri" w:hAnsiTheme="minorHAnsi"/>
+        <w:sz w:val="22"/>
+        <w:szCs w:val="22"/>
         <w:lang w:bidi="ar-SA" w:eastAsia="zh-CN" w:val="en-US"/>
       </w:rPr>
     </w:rPrDefault>
@@ -2792,6 +2861,11 @@
   <w:style w:default="1" w:styleId="Normal" w:type="paragraph">
     <w:name w:val="Normal"/>
     <w:qFormat/>
+    <w:rPr>
+      <w:rFonts w:ascii="Calibri" w:hAnsi="Calibri"/>
+      <w:color w:val="000000"/>
+      <w:sz w:val="22"/>
+    </w:rPr>
   </w:style>
   <w:style w:styleId="BodyText" w:type="paragraph">
     <w:name w:val="Body Text"/>
@@ -2801,12 +2875,20 @@
     <w:pPr>
       <w:spacing w:after="180" w:before="180"/>
     </w:pPr>
+    <w:rPr>
+      <w:rFonts w:ascii="Calibri" w:hAnsi="Calibri"/>
+      <w:color w:val="000000"/>
+      <w:sz w:val="22"/>
+    </w:rPr>
   </w:style>
   <w:style w:customStyle="1" w:styleId="FirstParagraph" w:type="paragraph">
     <w:name w:val="First Paragraph"/>
     <w:basedOn w:val="BodyText"/>
     <w:next w:val="BodyText"/>
     <w:qFormat/>
+    <w:rPr>
+      <w:rFonts w:ascii="Calibri" w:hAnsi="Calibri"/>
+    </w:rPr>
   </w:style>
   <w:style w:customStyle="1" w:styleId="Compact" w:type="paragraph">
     <w:name w:val="Compact"/>
@@ -2815,6 +2897,9 @@
     <w:pPr>
       <w:spacing w:after="36" w:before="36"/>
     </w:pPr>
+    <w:rPr>
+      <w:rFonts w:ascii="Calibri" w:hAnsi="Calibri"/>
+    </w:rPr>
   </w:style>
   <w:style w:styleId="Title" w:type="paragraph">
     <w:name w:val="Title"/>
@@ -2830,7 +2915,7 @@
       <w:jc w:val="center"/>
     </w:pPr>
     <w:rPr>
-      <w:rFonts w:asciiTheme="majorHAnsi" w:cstheme="majorBidi" w:eastAsiaTheme="majorEastAsia" w:hAnsiTheme="majorHAnsi"/>
+      <w:rFonts w:ascii="Calibri" w:asciiTheme="majorHAnsi" w:cstheme="majorBidi" w:eastAsiaTheme="majorEastAsia" w:hAnsi="Calibri" w:hAnsiTheme="majorHAnsi"/>
       <w:sz w:val="56"/>
       <w:szCs w:val="56"/>
     </w:rPr>
@@ -2842,7 +2927,7 @@
     <w:uiPriority w:val="10"/>
     <w:rsid w:val="00A10FD9"/>
     <w:rPr>
-      <w:rFonts w:asciiTheme="majorHAnsi" w:cstheme="majorBidi" w:eastAsiaTheme="majorEastAsia" w:hAnsiTheme="majorHAnsi"/>
+      <w:rFonts w:ascii="Calibri" w:asciiTheme="majorHAnsi" w:cstheme="majorBidi" w:eastAsiaTheme="majorEastAsia" w:hAnsi="Calibri" w:hAnsiTheme="majorHAnsi"/>
       <w:sz w:val="56"/>
       <w:szCs w:val="56"/>
     </w:rPr>
@@ -2861,7 +2946,7 @@
       </w:numPr>
     </w:pPr>
     <w:rPr>
-      <w:rFonts w:cstheme="majorBidi" w:eastAsiaTheme="majorEastAsia"/>
+      <w:rFonts w:ascii="Calibri" w:cstheme="majorBidi" w:eastAsiaTheme="majorEastAsia" w:hAnsi="Calibri"/>
       <w:spacing w:val="15"/>
       <w:sz w:val="28"/>
       <w:szCs w:val="28"/>
@@ -2874,7 +2959,7 @@
     <w:uiPriority w:val="11"/>
     <w:rsid w:val="00A10FD9"/>
     <w:rPr>
-      <w:rFonts w:cstheme="majorBidi" w:eastAsiaTheme="majorEastAsia"/>
+      <w:rFonts w:ascii="Calibri" w:cstheme="majorBidi" w:eastAsiaTheme="majorEastAsia" w:hAnsi="Calibri"/>
       <w:color w:themeColor="text1" w:themeTint="A6" w:val="595959"/>
       <w:spacing w:val="15"/>
       <w:sz w:val="28"/>
@@ -2891,6 +2976,7 @@
       <w:keepLines/>
     </w:pPr>
     <w:rPr>
+      <w:rFonts w:ascii="Calibri" w:hAnsi="Calibri"/>
       <w:sz w:val="24"/>
       <w:szCs w:val="24"/>
     </w:rPr>
@@ -2905,6 +2991,7 @@
       <w:keepLines/>
     </w:pPr>
     <w:rPr>
+      <w:rFonts w:ascii="Calibri" w:hAnsi="Calibri"/>
       <w:sz w:val="24"/>
       <w:szCs w:val="24"/>
     </w:rPr>
@@ -2921,6 +3008,7 @@
       <w:jc w:val="center"/>
     </w:pPr>
     <w:rPr>
+      <w:rFonts w:ascii="Calibri" w:hAnsi="Calibri"/>
       <w:b/>
       <w:sz w:val="20"/>
       <w:szCs w:val="20"/>
@@ -2937,6 +3025,7 @@
       <w:spacing w:after="300" w:before="100"/>
     </w:pPr>
     <w:rPr>
+      <w:rFonts w:ascii="Calibri" w:hAnsi="Calibri"/>
       <w:sz w:val="20"/>
       <w:szCs w:val="20"/>
     </w:rPr>
@@ -2947,7 +3036,9 @@
     <w:next w:val="Bibliography"/>
     <w:qFormat/>
     <w:pPr/>
-    <w:rPr/>
+    <w:rPr>
+      <w:rFonts w:ascii="Calibri" w:hAnsi="Calibri"/>
+    </w:rPr>
   </w:style>
   <w:style w:styleId="Heading1" w:type="paragraph">
     <w:name w:val="heading 1"/>
@@ -2964,7 +3055,7 @@
       <w:outlineLvl w:val="0"/>
     </w:pPr>
     <w:rPr>
-      <w:rFonts w:asciiTheme="majorHAnsi" w:cstheme="majorBidi" w:eastAsiaTheme="majorEastAsia" w:hAnsiTheme="majorHAnsi"/>
+      <w:rFonts w:ascii="Calibri" w:asciiTheme="majorHAnsi" w:cstheme="majorBidi" w:eastAsiaTheme="majorEastAsia" w:hAnsi="Calibri" w:hAnsiTheme="majorHAnsi"/>
       <w:color w:themeColor="accent1" w:themeShade="BF" w:val="0F4761"/>
       <w:sz w:val="40"/>
       <w:szCs w:val="40"/>
@@ -2987,7 +3078,7 @@
       <w:outlineLvl w:val="1"/>
     </w:pPr>
     <w:rPr>
-      <w:rFonts w:asciiTheme="majorHAnsi" w:cstheme="majorBidi" w:eastAsiaTheme="majorEastAsia" w:hAnsiTheme="majorHAnsi"/>
+      <w:rFonts w:ascii="Calibri" w:asciiTheme="majorHAnsi" w:cstheme="majorBidi" w:eastAsiaTheme="majorEastAsia" w:hAnsi="Calibri" w:hAnsiTheme="majorHAnsi"/>
       <w:color w:themeColor="accent1" w:themeShade="BF" w:val="0F4761"/>
       <w:sz w:val="32"/>
       <w:szCs w:val="32"/>
@@ -3010,7 +3101,7 @@
       <w:outlineLvl w:val="2"/>
     </w:pPr>
     <w:rPr>
-      <w:rFonts w:cstheme="majorBidi" w:eastAsiaTheme="majorEastAsia"/>
+      <w:rFonts w:ascii="Calibri" w:cstheme="majorBidi" w:eastAsiaTheme="majorEastAsia" w:hAnsi="Calibri"/>
       <w:color w:themeColor="accent1" w:themeShade="BF" w:val="0F4761"/>
       <w:sz w:val="28"/>
       <w:szCs w:val="28"/>
@@ -3033,7 +3124,7 @@
       <w:outlineLvl w:val="3"/>
     </w:pPr>
     <w:rPr>
-      <w:rFonts w:cstheme="majorBidi" w:eastAsiaTheme="majorEastAsia"/>
+      <w:rFonts w:ascii="Calibri" w:cstheme="majorBidi" w:eastAsiaTheme="majorEastAsia" w:hAnsi="Calibri"/>
       <w:i/>
       <w:iCs/>
       <w:color w:themeColor="accent1" w:themeShade="BF" w:val="0F4761"/>
@@ -3056,7 +3147,7 @@
       <w:outlineLvl w:val="4"/>
     </w:pPr>
     <w:rPr>
-      <w:rFonts w:cstheme="majorBidi" w:eastAsiaTheme="majorEastAsia"/>
+      <w:rFonts w:ascii="Calibri" w:cstheme="majorBidi" w:eastAsiaTheme="majorEastAsia" w:hAnsi="Calibri"/>
       <w:color w:themeColor="accent1" w:themeShade="BF" w:val="0F4761"/>
     </w:rPr>
   </w:style>
@@ -3077,7 +3168,7 @@
       <w:outlineLvl w:val="5"/>
     </w:pPr>
     <w:rPr>
-      <w:rFonts w:cstheme="majorBidi" w:eastAsiaTheme="majorEastAsia"/>
+      <w:rFonts w:ascii="Calibri" w:cstheme="majorBidi" w:eastAsiaTheme="majorEastAsia" w:hAnsi="Calibri"/>
       <w:i/>
       <w:iCs/>
       <w:color w:themeColor="text1" w:themeTint="A6" w:val="595959"/>
@@ -3100,7 +3191,7 @@
       <w:outlineLvl w:val="6"/>
     </w:pPr>
     <w:rPr>
-      <w:rFonts w:cstheme="majorBidi" w:eastAsiaTheme="majorEastAsia"/>
+      <w:rFonts w:ascii="Calibri" w:cstheme="majorBidi" w:eastAsiaTheme="majorEastAsia" w:hAnsi="Calibri"/>
       <w:color w:themeColor="text1" w:themeTint="A6" w:val="595959"/>
     </w:rPr>
   </w:style>
@@ -3121,7 +3212,7 @@
       <w:outlineLvl w:val="7"/>
     </w:pPr>
     <w:rPr>
-      <w:rFonts w:cstheme="majorBidi" w:eastAsiaTheme="majorEastAsia"/>
+      <w:rFonts w:ascii="Calibri" w:cstheme="majorBidi" w:eastAsiaTheme="majorEastAsia" w:hAnsi="Calibri"/>
       <w:i/>
       <w:iCs/>
       <w:color w:themeColor="text1" w:themeTint="D8" w:val="272727"/>
@@ -3144,7 +3235,7 @@
       <w:outlineLvl w:val="8"/>
     </w:pPr>
     <w:rPr>
-      <w:rFonts w:cstheme="majorBidi" w:eastAsiaTheme="majorEastAsia"/>
+      <w:rFonts w:ascii="Calibri" w:cstheme="majorBidi" w:eastAsiaTheme="majorEastAsia" w:hAnsi="Calibri"/>
       <w:color w:themeColor="text1" w:themeTint="D8" w:val="272727"/>
     </w:rPr>
   </w:style>
@@ -3155,7 +3246,7 @@
     <w:uiPriority w:val="9"/>
     <w:rsid w:val="00A10FD9"/>
     <w:rPr>
-      <w:rFonts w:asciiTheme="majorHAnsi" w:cstheme="majorBidi" w:eastAsiaTheme="majorEastAsia" w:hAnsiTheme="majorHAnsi"/>
+      <w:rFonts w:ascii="Calibri" w:asciiTheme="majorHAnsi" w:cstheme="majorBidi" w:eastAsiaTheme="majorEastAsia" w:hAnsi="Calibri" w:hAnsiTheme="majorHAnsi"/>
       <w:color w:themeColor="accent1" w:themeShade="BF" w:val="0F4761"/>
       <w:sz w:val="40"/>
       <w:szCs w:val="40"/>
@@ -3169,7 +3260,7 @@
     <w:semiHidden/>
     <w:rsid w:val="00A10FD9"/>
     <w:rPr>
-      <w:rFonts w:asciiTheme="majorHAnsi" w:cstheme="majorBidi" w:eastAsiaTheme="majorEastAsia" w:hAnsiTheme="majorHAnsi"/>
+      <w:rFonts w:ascii="Calibri" w:asciiTheme="majorHAnsi" w:cstheme="majorBidi" w:eastAsiaTheme="majorEastAsia" w:hAnsi="Calibri" w:hAnsiTheme="majorHAnsi"/>
       <w:color w:themeColor="accent1" w:themeShade="BF" w:val="0F4761"/>
       <w:sz w:val="32"/>
       <w:szCs w:val="32"/>
@@ -3183,7 +3274,7 @@
     <w:semiHidden/>
     <w:rsid w:val="00A10FD9"/>
     <w:rPr>
-      <w:rFonts w:cstheme="majorBidi" w:eastAsiaTheme="majorEastAsia"/>
+      <w:rFonts w:ascii="Calibri" w:cstheme="majorBidi" w:eastAsiaTheme="majorEastAsia" w:hAnsi="Calibri"/>
       <w:color w:themeColor="accent1" w:themeShade="BF" w:val="0F4761"/>
       <w:sz w:val="28"/>
       <w:szCs w:val="28"/>
@@ -3197,7 +3288,7 @@
     <w:semiHidden/>
     <w:rsid w:val="00A10FD9"/>
     <w:rPr>
-      <w:rFonts w:cstheme="majorBidi" w:eastAsiaTheme="majorEastAsia"/>
+      <w:rFonts w:ascii="Calibri" w:cstheme="majorBidi" w:eastAsiaTheme="majorEastAsia" w:hAnsi="Calibri"/>
       <w:i/>
       <w:iCs/>
       <w:color w:themeColor="accent1" w:themeShade="BF" w:val="0F4761"/>
@@ -3211,7 +3302,7 @@
     <w:semiHidden/>
     <w:rsid w:val="00A10FD9"/>
     <w:rPr>
-      <w:rFonts w:cstheme="majorBidi" w:eastAsiaTheme="majorEastAsia"/>
+      <w:rFonts w:ascii="Calibri" w:cstheme="majorBidi" w:eastAsiaTheme="majorEastAsia" w:hAnsi="Calibri"/>
       <w:color w:themeColor="accent1" w:themeShade="BF" w:val="0F4761"/>
     </w:rPr>
   </w:style>
@@ -3223,7 +3314,7 @@
     <w:semiHidden/>
     <w:rsid w:val="00A10FD9"/>
     <w:rPr>
-      <w:rFonts w:cstheme="majorBidi" w:eastAsiaTheme="majorEastAsia"/>
+      <w:rFonts w:ascii="Calibri" w:cstheme="majorBidi" w:eastAsiaTheme="majorEastAsia" w:hAnsi="Calibri"/>
       <w:i/>
       <w:iCs/>
       <w:color w:themeColor="text1" w:themeTint="A6" w:val="595959"/>
@@ -3237,7 +3328,7 @@
     <w:semiHidden/>
     <w:rsid w:val="00A10FD9"/>
     <w:rPr>
-      <w:rFonts w:cstheme="majorBidi" w:eastAsiaTheme="majorEastAsia"/>
+      <w:rFonts w:ascii="Calibri" w:cstheme="majorBidi" w:eastAsiaTheme="majorEastAsia" w:hAnsi="Calibri"/>
       <w:color w:themeColor="text1" w:themeTint="A6" w:val="595959"/>
     </w:rPr>
   </w:style>
@@ -3249,7 +3340,7 @@
     <w:semiHidden/>
     <w:rsid w:val="00A10FD9"/>
     <w:rPr>
-      <w:rFonts w:cstheme="majorBidi" w:eastAsiaTheme="majorEastAsia"/>
+      <w:rFonts w:ascii="Calibri" w:cstheme="majorBidi" w:eastAsiaTheme="majorEastAsia" w:hAnsi="Calibri"/>
       <w:i/>
       <w:iCs/>
       <w:color w:themeColor="text1" w:themeTint="D8" w:val="272727"/>
@@ -3263,7 +3354,7 @@
     <w:semiHidden/>
     <w:rsid w:val="00A10FD9"/>
     <w:rPr>
-      <w:rFonts w:cstheme="majorBidi" w:eastAsiaTheme="majorEastAsia"/>
+      <w:rFonts w:ascii="Calibri" w:cstheme="majorBidi" w:eastAsiaTheme="majorEastAsia" w:hAnsi="Calibri"/>
       <w:color w:themeColor="text1" w:themeTint="D8" w:val="272727"/>
     </w:rPr>
   </w:style>
@@ -3278,6 +3369,9 @@
       <w:spacing w:after="100" w:before="100"/>
       <w:ind w:firstLine="0" w:left="480" w:right="480"/>
     </w:pPr>
+    <w:rPr>
+      <w:rFonts w:ascii="Calibri" w:hAnsi="Calibri"/>
+    </w:rPr>
   </w:style>
   <w:style w:styleId="FootnoteText" w:type="paragraph">
     <w:name w:val="Footnote Text"/>
@@ -3286,6 +3380,9 @@
     <w:uiPriority w:val="9"/>
     <w:unhideWhenUsed/>
     <w:qFormat/>
+    <w:rPr>
+      <w:rFonts w:ascii="Calibri" w:hAnsi="Calibri"/>
+    </w:rPr>
   </w:style>
   <w:style w:styleId="FootnoteBlockText" w:type="paragraph">
     <w:name w:val="Footnote Block Text"/>
@@ -3298,11 +3395,17 @@
       <w:spacing w:after="100" w:before="100"/>
       <w:ind w:firstLine="0" w:left="480" w:right="480"/>
     </w:pPr>
+    <w:rPr>
+      <w:rFonts w:ascii="Calibri" w:hAnsi="Calibri"/>
+    </w:rPr>
   </w:style>
   <w:style w:default="1" w:styleId="DefaultParagraphFont" w:type="character">
     <w:name w:val="Default Paragraph Font"/>
     <w:semiHidden/>
     <w:unhideWhenUsed/>
+    <w:rPr>
+      <w:rFonts w:ascii="Calibri" w:hAnsi="Calibri"/>
+    </w:rPr>
   </w:style>
   <w:style w:default="1" w:styleId="Table" w:type="table">
     <w:name w:val="Table"/>
@@ -3310,6 +3413,9 @@
     <w:semiHidden/>
     <w:unhideWhenUsed/>
     <w:qFormat/>
+    <w:rPr>
+      <w:rFonts w:ascii="Calibri" w:hAnsi="Calibri"/>
+    </w:rPr>
     <w:tblPr>
       <w:tblInd w:type="dxa" w:w="0"/>
       <w:tblCellMar>
@@ -3338,12 +3444,16 @@
       <w:spacing w:after="0"/>
     </w:pPr>
     <w:rPr>
+      <w:rFonts w:ascii="Calibri" w:hAnsi="Calibri"/>
       <w:b/>
     </w:rPr>
   </w:style>
   <w:style w:customStyle="1" w:styleId="Definition" w:type="paragraph">
     <w:name w:val="Definition"/>
     <w:basedOn w:val="Normal"/>
+    <w:rPr>
+      <w:rFonts w:ascii="Calibri" w:hAnsi="Calibri"/>
+    </w:rPr>
   </w:style>
   <w:style w:styleId="Caption" w:type="paragraph">
     <w:name w:val="Caption"/>
@@ -3353,6 +3463,7 @@
       <w:spacing w:after="120" w:before="0"/>
     </w:pPr>
     <w:rPr>
+      <w:rFonts w:ascii="Calibri" w:hAnsi="Calibri"/>
       <w:i/>
     </w:rPr>
   </w:style>
@@ -3362,14 +3473,23 @@
     <w:pPr>
       <w:keepNext/>
     </w:pPr>
+    <w:rPr>
+      <w:rFonts w:ascii="Calibri" w:hAnsi="Calibri"/>
+    </w:rPr>
   </w:style>
   <w:style w:customStyle="1" w:styleId="ImageCaption" w:type="paragraph">
     <w:name w:val="Image Caption"/>
     <w:basedOn w:val="Caption"/>
+    <w:rPr>
+      <w:rFonts w:ascii="Calibri" w:hAnsi="Calibri"/>
+    </w:rPr>
   </w:style>
   <w:style w:customStyle="1" w:styleId="Figure" w:type="paragraph">
     <w:name w:val="Figure"/>
     <w:basedOn w:val="Normal"/>
+    <w:rPr>
+      <w:rFonts w:ascii="Calibri" w:hAnsi="Calibri"/>
+    </w:rPr>
   </w:style>
   <w:style w:customStyle="1" w:styleId="CaptionedFigure" w:type="paragraph">
     <w:name w:val="Captioned Figure"/>
@@ -3377,28 +3497,38 @@
     <w:pPr>
       <w:keepNext/>
     </w:pPr>
+    <w:rPr>
+      <w:rFonts w:ascii="Calibri" w:hAnsi="Calibri"/>
+    </w:rPr>
   </w:style>
   <w:style w:customStyle="1" w:styleId="BodyTextChar" w:type="character">
     <w:name w:val="Body Text Char"/>
     <w:basedOn w:val="DefaultParagraphFont"/>
     <w:link w:val="BodyText"/>
+    <w:rPr>
+      <w:rFonts w:ascii="Calibri" w:hAnsi="Calibri"/>
+    </w:rPr>
   </w:style>
   <w:style w:customStyle="1" w:styleId="VerbatimChar" w:type="character">
     <w:name w:val="Verbatim Char"/>
     <w:basedOn w:val="BodyTextChar"/>
     <w:rPr>
-      <w:rFonts w:ascii="Consolas" w:hAnsi="Consolas"/>
+      <w:rFonts w:ascii="Calibri" w:hAnsi="Calibri"/>
       <w:sz w:val="22"/>
     </w:rPr>
   </w:style>
   <w:style w:customStyle="1" w:styleId="SectionNumber" w:type="character">
     <w:name w:val="Section Number"/>
     <w:basedOn w:val="BodyTextChar"/>
+    <w:rPr>
+      <w:rFonts w:ascii="Calibri" w:hAnsi="Calibri"/>
+    </w:rPr>
   </w:style>
   <w:style w:styleId="FootnoteReference" w:type="character">
     <w:name w:val="Footnote Reference"/>
     <w:basedOn w:val="BodyTextChar"/>
     <w:rPr>
+      <w:rFonts w:ascii="Calibri" w:hAnsi="Calibri"/>
       <w:vertAlign w:val="superscript"/>
     </w:rPr>
   </w:style>
@@ -3406,6 +3536,7 @@
     <w:name w:val="Hyperlink"/>
     <w:basedOn w:val="BodyTextChar"/>
     <w:rPr>
+      <w:rFonts w:ascii="Calibri" w:hAnsi="Calibri"/>
       <w:color w:themeColor="accent1" w:val="4F81BD"/>
     </w:rPr>
   </w:style>
@@ -3421,7 +3552,7 @@
       <w:outlineLvl w:val="9"/>
     </w:pPr>
     <w:rPr>
-      <w:rFonts w:asciiTheme="majorHAnsi" w:cstheme="majorBidi" w:eastAsiaTheme="majorEastAsia" w:hAnsiTheme="majorHAnsi"/>
+      <w:rFonts w:ascii="Calibri" w:asciiTheme="majorHAnsi" w:cstheme="majorBidi" w:eastAsiaTheme="majorEastAsia" w:hAnsi="Calibri" w:hAnsiTheme="majorHAnsi"/>
       <w:b w:val="0"/>
       <w:bCs w:val="0"/>
       <w:color w:themeColor="accent1" w:themeShade="BF" w:val="365F91"/>

--- a/Team-Meeting-10.docx
+++ b/Team-Meeting-10.docx
@@ -85,101 +85,6 @@
         <w:t xml:space="preserve">that is linked in the syllabus under the 4/23 row (Company A or Company B, Management v.s. Union [Slide]). Both teams work on the same deck but on different slides.</w:t>
       </w:r>
     </w:p>
-    <w:p>
-      <w:pPr>
-        <w:pStyle w:val="BodyText"/>
-      </w:pPr>
-      <w:r>
-        <w:rPr>
-          <w:b/>
-          <w:bCs/>
-        </w:rPr>
-        <w:t xml:space="preserve">Which team is this?</w:t>
-      </w:r>
-    </w:p>
-    <w:tbl>
-      <w:tblPr>
-        <w:tblW w:type="pct" w:w="5000"/>
-        <w:tblStyle w:val="Table"/>
-        <w:tblLook w:firstRow="0" w:lastRow="0" w:firstColumn="0" w:lastColumn="0" w:noHBand="0" w:noVBand="0" w:val="0000"/>
-        <w:tblBorders>
-          <w:top w:val="single" w:sz="4" w:space="0" w:color="000000"/>
-          <w:left w:val="single" w:sz="4" w:space="0" w:color="000000"/>
-          <w:bottom w:val="single" w:sz="4" w:space="0" w:color="000000"/>
-          <w:right w:val="single" w:sz="4" w:space="0" w:color="000000"/>
-          <w:insideH w:val="single" w:sz="4" w:space="0" w:color="000000"/>
-          <w:insideV w:val="single" w:sz="4" w:space="0" w:color="000000"/>
-        </w:tblBorders>
-      </w:tblPr>
-      <w:tblGrid>
-        <w:gridCol w:w="3960"/>
-        <w:gridCol w:w="3960"/>
-      </w:tblGrid>
-      <w:tr>
-        <w:tc>
-          <w:tcPr/>
-          <w:p>
-            <w:pPr>
-              <w:pStyle w:val="Compact"/>
-            </w:pPr>
-            <w:r>
-              <w:t xml:space="preserve">Our Team (Union or Management)</w:t>
-            </w:r>
-          </w:p>
-        </w:tc>
-        <w:tc>
-          <w:tcPr/>
-          <w:p>
-            <w:pPr>
-              <w:pStyle w:val="Compact"/>
-            </w:pPr>
-          </w:p>
-        </w:tc>
-      </w:tr>
-      <w:tr>
-        <w:tc>
-          <w:tcPr/>
-          <w:p>
-            <w:pPr>
-              <w:pStyle w:val="Compact"/>
-            </w:pPr>
-            <w:r>
-              <w:t xml:space="preserve">Our Team Number</w:t>
-            </w:r>
-          </w:p>
-        </w:tc>
-        <w:tc>
-          <w:tcPr/>
-          <w:p>
-            <w:pPr>
-              <w:pStyle w:val="Compact"/>
-            </w:pPr>
-          </w:p>
-        </w:tc>
-      </w:tr>
-      <w:tr>
-        <w:tc>
-          <w:tcPr/>
-          <w:p>
-            <w:pPr>
-              <w:pStyle w:val="Compact"/>
-            </w:pPr>
-            <w:r>
-              <w:t xml:space="preserve">Our Negotiation Counterpart Team Number</w:t>
-            </w:r>
-          </w:p>
-        </w:tc>
-        <w:tc>
-          <w:tcPr/>
-          <w:p>
-            <w:pPr>
-              <w:pStyle w:val="Compact"/>
-            </w:pPr>
-          </w:p>
-        </w:tc>
-      </w:tr>
-    </w:tbl>
-    <w:p/>
     <w:tbl>
       <w:tblPr>
         <w:tblW w:type="pct" w:w="5000"/>
@@ -222,6 +127,69 @@
             <w:r>
               <w:t xml:space="preserve">Details</w:t>
             </w:r>
+          </w:p>
+        </w:tc>
+      </w:tr>
+      <w:tr>
+        <w:tc>
+          <w:tcPr/>
+          <w:p>
+            <w:pPr>
+              <w:pStyle w:val="Compact"/>
+            </w:pPr>
+            <w:r>
+              <w:t xml:space="preserve">Our Team (Union or Management)</w:t>
+            </w:r>
+          </w:p>
+        </w:tc>
+        <w:tc>
+          <w:tcPr/>
+          <w:p>
+            <w:pPr>
+              <w:pStyle w:val="Compact"/>
+            </w:pPr>
+          </w:p>
+        </w:tc>
+      </w:tr>
+      <w:tr>
+        <w:tc>
+          <w:tcPr/>
+          <w:p>
+            <w:pPr>
+              <w:pStyle w:val="Compact"/>
+            </w:pPr>
+            <w:r>
+              <w:t xml:space="preserve">Our Team Number</w:t>
+            </w:r>
+          </w:p>
+        </w:tc>
+        <w:tc>
+          <w:tcPr/>
+          <w:p>
+            <w:pPr>
+              <w:pStyle w:val="Compact"/>
+            </w:pPr>
+          </w:p>
+        </w:tc>
+      </w:tr>
+      <w:tr>
+        <w:tc>
+          <w:tcPr/>
+          <w:p>
+            <w:pPr>
+              <w:pStyle w:val="Compact"/>
+            </w:pPr>
+            <w:r>
+              <w:t xml:space="preserve">Our Negotiation Counterpart Team Number</w:t>
+            </w:r>
+          </w:p>
+        </w:tc>
+        <w:tc>
+          <w:tcPr/>
+          <w:p>
+            <w:pPr>
+              <w:pStyle w:val="Compact"/>
+            </w:pPr>
           </w:p>
         </w:tc>
       </w:tr>

--- a/Team-Meeting-10.docx
+++ b/Team-Meeting-10.docx
@@ -98,17 +98,20 @@
           <w:insideH w:val="single" w:sz="4" w:space="0" w:color="000000"/>
           <w:insideV w:val="single" w:sz="4" w:space="0" w:color="000000"/>
         </w:tblBorders>
+        <w:tblLayout w:type="fixed"/>
       </w:tblPr>
       <w:tblGrid>
-        <w:gridCol w:w="3960"/>
-        <w:gridCol w:w="3960"/>
+        <w:gridCol w:w="4680"/>
+        <w:gridCol w:w="4680"/>
       </w:tblGrid>
       <w:tr>
         <w:trPr>
           <w:tblHeader w:val="on"/>
         </w:trPr>
         <w:tc>
-          <w:tcPr/>
+          <w:tcPr>
+            <w:tcW w:type="dxa" w:w="4680"/>
+          </w:tcPr>
           <w:p>
             <w:pPr>
               <w:pStyle w:val="Compact"/>
@@ -119,7 +122,9 @@
           </w:p>
         </w:tc>
         <w:tc>
-          <w:tcPr/>
+          <w:tcPr>
+            <w:tcW w:type="dxa" w:w="4680"/>
+          </w:tcPr>
           <w:p>
             <w:pPr>
               <w:pStyle w:val="Compact"/>
@@ -132,7 +137,9 @@
       </w:tr>
       <w:tr>
         <w:tc>
-          <w:tcPr/>
+          <w:tcPr>
+            <w:tcW w:type="dxa" w:w="4680"/>
+          </w:tcPr>
           <w:p>
             <w:pPr>
               <w:pStyle w:val="Compact"/>
@@ -143,17 +150,21 @@
           </w:p>
         </w:tc>
         <w:tc>
-          <w:tcPr/>
-          <w:p>
-            <w:pPr>
-              <w:pStyle w:val="Compact"/>
-            </w:pPr>
-          </w:p>
-        </w:tc>
-      </w:tr>
-      <w:tr>
-        <w:tc>
-          <w:tcPr/>
+          <w:tcPr>
+            <w:tcW w:type="dxa" w:w="4680"/>
+          </w:tcPr>
+          <w:p>
+            <w:pPr>
+              <w:pStyle w:val="Compact"/>
+            </w:pPr>
+          </w:p>
+        </w:tc>
+      </w:tr>
+      <w:tr>
+        <w:tc>
+          <w:tcPr>
+            <w:tcW w:type="dxa" w:w="4680"/>
+          </w:tcPr>
           <w:p>
             <w:pPr>
               <w:pStyle w:val="Compact"/>
@@ -164,17 +175,21 @@
           </w:p>
         </w:tc>
         <w:tc>
-          <w:tcPr/>
-          <w:p>
-            <w:pPr>
-              <w:pStyle w:val="Compact"/>
-            </w:pPr>
-          </w:p>
-        </w:tc>
-      </w:tr>
-      <w:tr>
-        <w:tc>
-          <w:tcPr/>
+          <w:tcPr>
+            <w:tcW w:type="dxa" w:w="4680"/>
+          </w:tcPr>
+          <w:p>
+            <w:pPr>
+              <w:pStyle w:val="Compact"/>
+            </w:pPr>
+          </w:p>
+        </w:tc>
+      </w:tr>
+      <w:tr>
+        <w:tc>
+          <w:tcPr>
+            <w:tcW w:type="dxa" w:w="4680"/>
+          </w:tcPr>
           <w:p>
             <w:pPr>
               <w:pStyle w:val="Compact"/>
@@ -185,17 +200,21 @@
           </w:p>
         </w:tc>
         <w:tc>
-          <w:tcPr/>
-          <w:p>
-            <w:pPr>
-              <w:pStyle w:val="Compact"/>
-            </w:pPr>
-          </w:p>
-        </w:tc>
-      </w:tr>
-      <w:tr>
-        <w:tc>
-          <w:tcPr/>
+          <w:tcPr>
+            <w:tcW w:type="dxa" w:w="4680"/>
+          </w:tcPr>
+          <w:p>
+            <w:pPr>
+              <w:pStyle w:val="Compact"/>
+            </w:pPr>
+          </w:p>
+        </w:tc>
+      </w:tr>
+      <w:tr>
+        <w:tc>
+          <w:tcPr>
+            <w:tcW w:type="dxa" w:w="4680"/>
+          </w:tcPr>
           <w:p>
             <w:pPr>
               <w:pStyle w:val="Compact"/>
@@ -206,17 +225,21 @@
           </w:p>
         </w:tc>
         <w:tc>
-          <w:tcPr/>
-          <w:p>
-            <w:pPr>
-              <w:pStyle w:val="Compact"/>
-            </w:pPr>
-          </w:p>
-        </w:tc>
-      </w:tr>
-      <w:tr>
-        <w:tc>
-          <w:tcPr/>
+          <w:tcPr>
+            <w:tcW w:type="dxa" w:w="4680"/>
+          </w:tcPr>
+          <w:p>
+            <w:pPr>
+              <w:pStyle w:val="Compact"/>
+            </w:pPr>
+          </w:p>
+        </w:tc>
+      </w:tr>
+      <w:tr>
+        <w:tc>
+          <w:tcPr>
+            <w:tcW w:type="dxa" w:w="4680"/>
+          </w:tcPr>
           <w:p>
             <w:pPr>
               <w:pStyle w:val="Compact"/>
@@ -227,17 +250,21 @@
           </w:p>
         </w:tc>
         <w:tc>
-          <w:tcPr/>
-          <w:p>
-            <w:pPr>
-              <w:pStyle w:val="Compact"/>
-            </w:pPr>
-          </w:p>
-        </w:tc>
-      </w:tr>
-      <w:tr>
-        <w:tc>
-          <w:tcPr/>
+          <w:tcPr>
+            <w:tcW w:type="dxa" w:w="4680"/>
+          </w:tcPr>
+          <w:p>
+            <w:pPr>
+              <w:pStyle w:val="Compact"/>
+            </w:pPr>
+          </w:p>
+        </w:tc>
+      </w:tr>
+      <w:tr>
+        <w:tc>
+          <w:tcPr>
+            <w:tcW w:type="dxa" w:w="4680"/>
+          </w:tcPr>
           <w:p>
             <w:pPr>
               <w:pStyle w:val="Compact"/>
@@ -248,7 +275,9 @@
           </w:p>
         </w:tc>
         <w:tc>
-          <w:tcPr/>
+          <w:tcPr>
+            <w:tcW w:type="dxa" w:w="4680"/>
+          </w:tcPr>
           <w:p>
             <w:pPr>
               <w:pStyle w:val="Compact"/>
@@ -279,17 +308,20 @@
           <w:insideH w:val="single" w:sz="4" w:space="0" w:color="000000"/>
           <w:insideV w:val="single" w:sz="4" w:space="0" w:color="000000"/>
         </w:tblBorders>
+        <w:tblLayout w:type="fixed"/>
       </w:tblPr>
       <w:tblGrid>
-        <w:gridCol w:w="3960"/>
-        <w:gridCol w:w="3960"/>
+        <w:gridCol w:w="4680"/>
+        <w:gridCol w:w="4680"/>
       </w:tblGrid>
       <w:tr>
         <w:trPr>
           <w:tblHeader w:val="on"/>
         </w:trPr>
         <w:tc>
-          <w:tcPr/>
+          <w:tcPr>
+            <w:tcW w:type="dxa" w:w="4680"/>
+          </w:tcPr>
           <w:p>
             <w:pPr>
               <w:pStyle w:val="Compact"/>
@@ -300,7 +332,9 @@
           </w:p>
         </w:tc>
         <w:tc>
-          <w:tcPr/>
+          <w:tcPr>
+            <w:tcW w:type="dxa" w:w="4680"/>
+          </w:tcPr>
           <w:p>
             <w:pPr>
               <w:pStyle w:val="Compact"/>
@@ -313,7 +347,9 @@
       </w:tr>
       <w:tr>
         <w:tc>
-          <w:tcPr/>
+          <w:tcPr>
+            <w:tcW w:type="dxa" w:w="4680"/>
+          </w:tcPr>
           <w:p>
             <w:pPr>
               <w:pStyle w:val="Compact"/>
@@ -324,17 +360,21 @@
           </w:p>
         </w:tc>
         <w:tc>
-          <w:tcPr/>
-          <w:p>
-            <w:pPr>
-              <w:pStyle w:val="Compact"/>
-            </w:pPr>
-          </w:p>
-        </w:tc>
-      </w:tr>
-      <w:tr>
-        <w:tc>
-          <w:tcPr/>
+          <w:tcPr>
+            <w:tcW w:type="dxa" w:w="4680"/>
+          </w:tcPr>
+          <w:p>
+            <w:pPr>
+              <w:pStyle w:val="Compact"/>
+            </w:pPr>
+          </w:p>
+        </w:tc>
+      </w:tr>
+      <w:tr>
+        <w:tc>
+          <w:tcPr>
+            <w:tcW w:type="dxa" w:w="4680"/>
+          </w:tcPr>
           <w:p>
             <w:pPr>
               <w:pStyle w:val="Compact"/>
@@ -345,17 +385,21 @@
           </w:p>
         </w:tc>
         <w:tc>
-          <w:tcPr/>
-          <w:p>
-            <w:pPr>
-              <w:pStyle w:val="Compact"/>
-            </w:pPr>
-          </w:p>
-        </w:tc>
-      </w:tr>
-      <w:tr>
-        <w:tc>
-          <w:tcPr/>
+          <w:tcPr>
+            <w:tcW w:type="dxa" w:w="4680"/>
+          </w:tcPr>
+          <w:p>
+            <w:pPr>
+              <w:pStyle w:val="Compact"/>
+            </w:pPr>
+          </w:p>
+        </w:tc>
+      </w:tr>
+      <w:tr>
+        <w:tc>
+          <w:tcPr>
+            <w:tcW w:type="dxa" w:w="4680"/>
+          </w:tcPr>
           <w:p>
             <w:pPr>
               <w:pStyle w:val="Compact"/>
@@ -366,17 +410,21 @@
           </w:p>
         </w:tc>
         <w:tc>
-          <w:tcPr/>
-          <w:p>
-            <w:pPr>
-              <w:pStyle w:val="Compact"/>
-            </w:pPr>
-          </w:p>
-        </w:tc>
-      </w:tr>
-      <w:tr>
-        <w:tc>
-          <w:tcPr/>
+          <w:tcPr>
+            <w:tcW w:type="dxa" w:w="4680"/>
+          </w:tcPr>
+          <w:p>
+            <w:pPr>
+              <w:pStyle w:val="Compact"/>
+            </w:pPr>
+          </w:p>
+        </w:tc>
+      </w:tr>
+      <w:tr>
+        <w:tc>
+          <w:tcPr>
+            <w:tcW w:type="dxa" w:w="4680"/>
+          </w:tcPr>
           <w:p>
             <w:pPr>
               <w:pStyle w:val="Compact"/>
@@ -387,17 +435,21 @@
           </w:p>
         </w:tc>
         <w:tc>
-          <w:tcPr/>
-          <w:p>
-            <w:pPr>
-              <w:pStyle w:val="Compact"/>
-            </w:pPr>
-          </w:p>
-        </w:tc>
-      </w:tr>
-      <w:tr>
-        <w:tc>
-          <w:tcPr/>
+          <w:tcPr>
+            <w:tcW w:type="dxa" w:w="4680"/>
+          </w:tcPr>
+          <w:p>
+            <w:pPr>
+              <w:pStyle w:val="Compact"/>
+            </w:pPr>
+          </w:p>
+        </w:tc>
+      </w:tr>
+      <w:tr>
+        <w:tc>
+          <w:tcPr>
+            <w:tcW w:type="dxa" w:w="4680"/>
+          </w:tcPr>
           <w:p>
             <w:pPr>
               <w:pStyle w:val="Compact"/>
@@ -408,17 +460,21 @@
           </w:p>
         </w:tc>
         <w:tc>
-          <w:tcPr/>
-          <w:p>
-            <w:pPr>
-              <w:pStyle w:val="Compact"/>
-            </w:pPr>
-          </w:p>
-        </w:tc>
-      </w:tr>
-      <w:tr>
-        <w:tc>
-          <w:tcPr/>
+          <w:tcPr>
+            <w:tcW w:type="dxa" w:w="4680"/>
+          </w:tcPr>
+          <w:p>
+            <w:pPr>
+              <w:pStyle w:val="Compact"/>
+            </w:pPr>
+          </w:p>
+        </w:tc>
+      </w:tr>
+      <w:tr>
+        <w:tc>
+          <w:tcPr>
+            <w:tcW w:type="dxa" w:w="4680"/>
+          </w:tcPr>
           <w:p>
             <w:pPr>
               <w:pStyle w:val="Compact"/>
@@ -429,7 +485,9 @@
           </w:p>
         </w:tc>
         <w:tc>
-          <w:tcPr/>
+          <w:tcPr>
+            <w:tcW w:type="dxa" w:w="4680"/>
+          </w:tcPr>
           <w:p>
             <w:pPr>
               <w:pStyle w:val="Compact"/>
@@ -461,17 +519,20 @@
           <w:insideH w:val="single" w:sz="4" w:space="0" w:color="000000"/>
           <w:insideV w:val="single" w:sz="4" w:space="0" w:color="000000"/>
         </w:tblBorders>
+        <w:tblLayout w:type="fixed"/>
       </w:tblPr>
       <w:tblGrid>
-        <w:gridCol w:w="3960"/>
-        <w:gridCol w:w="3960"/>
+        <w:gridCol w:w="4680"/>
+        <w:gridCol w:w="4680"/>
       </w:tblGrid>
       <w:tr>
         <w:trPr>
           <w:tblHeader w:val="on"/>
         </w:trPr>
         <w:tc>
-          <w:tcPr/>
+          <w:tcPr>
+            <w:tcW w:type="dxa" w:w="4680"/>
+          </w:tcPr>
           <w:p>
             <w:pPr>
               <w:pStyle w:val="Compact"/>
@@ -482,7 +543,9 @@
           </w:p>
         </w:tc>
         <w:tc>
-          <w:tcPr/>
+          <w:tcPr>
+            <w:tcW w:type="dxa" w:w="4680"/>
+          </w:tcPr>
           <w:p>
             <w:pPr>
               <w:pStyle w:val="Compact"/>
@@ -495,33 +558,41 @@
       </w:tr>
       <w:tr>
         <w:tc>
-          <w:tcPr/>
-          <w:p>
-            <w:pPr>
-              <w:pStyle w:val="Compact"/>
-            </w:pPr>
-          </w:p>
-        </w:tc>
-        <w:tc>
-          <w:tcPr/>
-          <w:p>
-            <w:pPr>
-              <w:pStyle w:val="Compact"/>
-            </w:pPr>
-          </w:p>
-        </w:tc>
-      </w:tr>
-      <w:tr>
-        <w:tc>
-          <w:tcPr/>
-          <w:p>
-            <w:pPr>
-              <w:pStyle w:val="Compact"/>
-            </w:pPr>
-          </w:p>
-        </w:tc>
-        <w:tc>
-          <w:tcPr/>
+          <w:tcPr>
+            <w:tcW w:type="dxa" w:w="4680"/>
+          </w:tcPr>
+          <w:p>
+            <w:pPr>
+              <w:pStyle w:val="Compact"/>
+            </w:pPr>
+          </w:p>
+        </w:tc>
+        <w:tc>
+          <w:tcPr>
+            <w:tcW w:type="dxa" w:w="4680"/>
+          </w:tcPr>
+          <w:p>
+            <w:pPr>
+              <w:pStyle w:val="Compact"/>
+            </w:pPr>
+          </w:p>
+        </w:tc>
+      </w:tr>
+      <w:tr>
+        <w:tc>
+          <w:tcPr>
+            <w:tcW w:type="dxa" w:w="4680"/>
+          </w:tcPr>
+          <w:p>
+            <w:pPr>
+              <w:pStyle w:val="Compact"/>
+            </w:pPr>
+          </w:p>
+        </w:tc>
+        <w:tc>
+          <w:tcPr>
+            <w:tcW w:type="dxa" w:w="4680"/>
+          </w:tcPr>
           <w:p>
             <w:pPr>
               <w:pStyle w:val="Compact"/>
@@ -785,17 +856,20 @@
           <w:insideH w:val="single" w:sz="4" w:space="0" w:color="000000"/>
           <w:insideV w:val="single" w:sz="4" w:space="0" w:color="000000"/>
         </w:tblBorders>
+        <w:tblLayout w:type="fixed"/>
       </w:tblPr>
       <w:tblGrid>
-        <w:gridCol w:w="3960"/>
-        <w:gridCol w:w="3960"/>
+        <w:gridCol w:w="4680"/>
+        <w:gridCol w:w="4680"/>
       </w:tblGrid>
       <w:tr>
         <w:trPr>
           <w:tblHeader w:val="on"/>
         </w:trPr>
         <w:tc>
-          <w:tcPr/>
+          <w:tcPr>
+            <w:tcW w:type="dxa" w:w="4680"/>
+          </w:tcPr>
           <w:p>
             <w:pPr>
               <w:pStyle w:val="Compact"/>
@@ -806,7 +880,9 @@
           </w:p>
         </w:tc>
         <w:tc>
-          <w:tcPr/>
+          <w:tcPr>
+            <w:tcW w:type="dxa" w:w="4680"/>
+          </w:tcPr>
           <w:p>
             <w:pPr>
               <w:pStyle w:val="Compact"/>
@@ -819,7 +895,9 @@
       </w:tr>
       <w:tr>
         <w:tc>
-          <w:tcPr/>
+          <w:tcPr>
+            <w:tcW w:type="dxa" w:w="4680"/>
+          </w:tcPr>
           <w:p>
             <w:pPr>
               <w:pStyle w:val="Compact"/>
@@ -830,7 +908,9 @@
           </w:p>
         </w:tc>
         <w:tc>
-          <w:tcPr/>
+          <w:tcPr>
+            <w:tcW w:type="dxa" w:w="4680"/>
+          </w:tcPr>
           <w:p>
             <w:pPr>
               <w:pStyle w:val="Compact"/>
@@ -886,17 +966,20 @@
           <w:insideH w:val="single" w:sz="4" w:space="0" w:color="000000"/>
           <w:insideV w:val="single" w:sz="4" w:space="0" w:color="000000"/>
         </w:tblBorders>
+        <w:tblLayout w:type="fixed"/>
       </w:tblPr>
       <w:tblGrid>
-        <w:gridCol w:w="3960"/>
-        <w:gridCol w:w="3960"/>
+        <w:gridCol w:w="4680"/>
+        <w:gridCol w:w="4680"/>
       </w:tblGrid>
       <w:tr>
         <w:trPr>
           <w:tblHeader w:val="on"/>
         </w:trPr>
         <w:tc>
-          <w:tcPr/>
+          <w:tcPr>
+            <w:tcW w:type="dxa" w:w="4680"/>
+          </w:tcPr>
           <w:p>
             <w:pPr>
               <w:pStyle w:val="Compact"/>
@@ -907,7 +990,9 @@
           </w:p>
         </w:tc>
         <w:tc>
-          <w:tcPr/>
+          <w:tcPr>
+            <w:tcW w:type="dxa" w:w="4680"/>
+          </w:tcPr>
           <w:p>
             <w:pPr>
               <w:pStyle w:val="Compact"/>
@@ -920,7 +1005,9 @@
       </w:tr>
       <w:tr>
         <w:tc>
-          <w:tcPr/>
+          <w:tcPr>
+            <w:tcW w:type="dxa" w:w="4680"/>
+          </w:tcPr>
           <w:p>
             <w:pPr>
               <w:pStyle w:val="Compact"/>
@@ -931,17 +1018,21 @@
           </w:p>
         </w:tc>
         <w:tc>
-          <w:tcPr/>
-          <w:p>
-            <w:pPr>
-              <w:pStyle w:val="Compact"/>
-            </w:pPr>
-          </w:p>
-        </w:tc>
-      </w:tr>
-      <w:tr>
-        <w:tc>
-          <w:tcPr/>
+          <w:tcPr>
+            <w:tcW w:type="dxa" w:w="4680"/>
+          </w:tcPr>
+          <w:p>
+            <w:pPr>
+              <w:pStyle w:val="Compact"/>
+            </w:pPr>
+          </w:p>
+        </w:tc>
+      </w:tr>
+      <w:tr>
+        <w:tc>
+          <w:tcPr>
+            <w:tcW w:type="dxa" w:w="4680"/>
+          </w:tcPr>
           <w:p>
             <w:pPr>
               <w:pStyle w:val="Compact"/>
@@ -952,17 +1043,21 @@
           </w:p>
         </w:tc>
         <w:tc>
-          <w:tcPr/>
-          <w:p>
-            <w:pPr>
-              <w:pStyle w:val="Compact"/>
-            </w:pPr>
-          </w:p>
-        </w:tc>
-      </w:tr>
-      <w:tr>
-        <w:tc>
-          <w:tcPr/>
+          <w:tcPr>
+            <w:tcW w:type="dxa" w:w="4680"/>
+          </w:tcPr>
+          <w:p>
+            <w:pPr>
+              <w:pStyle w:val="Compact"/>
+            </w:pPr>
+          </w:p>
+        </w:tc>
+      </w:tr>
+      <w:tr>
+        <w:tc>
+          <w:tcPr>
+            <w:tcW w:type="dxa" w:w="4680"/>
+          </w:tcPr>
           <w:p>
             <w:pPr>
               <w:pStyle w:val="Compact"/>
@@ -973,17 +1068,21 @@
           </w:p>
         </w:tc>
         <w:tc>
-          <w:tcPr/>
-          <w:p>
-            <w:pPr>
-              <w:pStyle w:val="Compact"/>
-            </w:pPr>
-          </w:p>
-        </w:tc>
-      </w:tr>
-      <w:tr>
-        <w:tc>
-          <w:tcPr/>
+          <w:tcPr>
+            <w:tcW w:type="dxa" w:w="4680"/>
+          </w:tcPr>
+          <w:p>
+            <w:pPr>
+              <w:pStyle w:val="Compact"/>
+            </w:pPr>
+          </w:p>
+        </w:tc>
+      </w:tr>
+      <w:tr>
+        <w:tc>
+          <w:tcPr>
+            <w:tcW w:type="dxa" w:w="4680"/>
+          </w:tcPr>
           <w:p>
             <w:pPr>
               <w:pStyle w:val="Compact"/>
@@ -994,17 +1093,21 @@
           </w:p>
         </w:tc>
         <w:tc>
-          <w:tcPr/>
-          <w:p>
-            <w:pPr>
-              <w:pStyle w:val="Compact"/>
-            </w:pPr>
-          </w:p>
-        </w:tc>
-      </w:tr>
-      <w:tr>
-        <w:tc>
-          <w:tcPr/>
+          <w:tcPr>
+            <w:tcW w:type="dxa" w:w="4680"/>
+          </w:tcPr>
+          <w:p>
+            <w:pPr>
+              <w:pStyle w:val="Compact"/>
+            </w:pPr>
+          </w:p>
+        </w:tc>
+      </w:tr>
+      <w:tr>
+        <w:tc>
+          <w:tcPr>
+            <w:tcW w:type="dxa" w:w="4680"/>
+          </w:tcPr>
           <w:p>
             <w:pPr>
               <w:pStyle w:val="Compact"/>
@@ -1015,17 +1118,21 @@
           </w:p>
         </w:tc>
         <w:tc>
-          <w:tcPr/>
-          <w:p>
-            <w:pPr>
-              <w:pStyle w:val="Compact"/>
-            </w:pPr>
-          </w:p>
-        </w:tc>
-      </w:tr>
-      <w:tr>
-        <w:tc>
-          <w:tcPr/>
+          <w:tcPr>
+            <w:tcW w:type="dxa" w:w="4680"/>
+          </w:tcPr>
+          <w:p>
+            <w:pPr>
+              <w:pStyle w:val="Compact"/>
+            </w:pPr>
+          </w:p>
+        </w:tc>
+      </w:tr>
+      <w:tr>
+        <w:tc>
+          <w:tcPr>
+            <w:tcW w:type="dxa" w:w="4680"/>
+          </w:tcPr>
           <w:p>
             <w:pPr>
               <w:pStyle w:val="Compact"/>
@@ -1036,7 +1143,9 @@
           </w:p>
         </w:tc>
         <w:tc>
-          <w:tcPr/>
+          <w:tcPr>
+            <w:tcW w:type="dxa" w:w="4680"/>
+          </w:tcPr>
           <w:p>
             <w:pPr>
               <w:pStyle w:val="Compact"/>
@@ -1143,17 +1252,20 @@
           <w:insideH w:val="single" w:sz="4" w:space="0" w:color="000000"/>
           <w:insideV w:val="single" w:sz="4" w:space="0" w:color="000000"/>
         </w:tblBorders>
+        <w:tblLayout w:type="fixed"/>
       </w:tblPr>
       <w:tblGrid>
-        <w:gridCol w:w="3960"/>
-        <w:gridCol w:w="3960"/>
+        <w:gridCol w:w="4680"/>
+        <w:gridCol w:w="4680"/>
       </w:tblGrid>
       <w:tr>
         <w:trPr>
           <w:tblHeader w:val="on"/>
         </w:trPr>
         <w:tc>
-          <w:tcPr/>
+          <w:tcPr>
+            <w:tcW w:type="dxa" w:w="4680"/>
+          </w:tcPr>
           <w:p>
             <w:pPr>
               <w:pStyle w:val="Compact"/>
@@ -1164,7 +1276,9 @@
           </w:p>
         </w:tc>
         <w:tc>
-          <w:tcPr/>
+          <w:tcPr>
+            <w:tcW w:type="dxa" w:w="4680"/>
+          </w:tcPr>
           <w:p>
             <w:pPr>
               <w:pStyle w:val="Compact"/>
@@ -1177,7 +1291,9 @@
       </w:tr>
       <w:tr>
         <w:tc>
-          <w:tcPr/>
+          <w:tcPr>
+            <w:tcW w:type="dxa" w:w="4680"/>
+          </w:tcPr>
           <w:p>
             <w:pPr>
               <w:pStyle w:val="Compact"/>
@@ -1188,17 +1304,21 @@
           </w:p>
         </w:tc>
         <w:tc>
-          <w:tcPr/>
-          <w:p>
-            <w:pPr>
-              <w:pStyle w:val="Compact"/>
-            </w:pPr>
-          </w:p>
-        </w:tc>
-      </w:tr>
-      <w:tr>
-        <w:tc>
-          <w:tcPr/>
+          <w:tcPr>
+            <w:tcW w:type="dxa" w:w="4680"/>
+          </w:tcPr>
+          <w:p>
+            <w:pPr>
+              <w:pStyle w:val="Compact"/>
+            </w:pPr>
+          </w:p>
+        </w:tc>
+      </w:tr>
+      <w:tr>
+        <w:tc>
+          <w:tcPr>
+            <w:tcW w:type="dxa" w:w="4680"/>
+          </w:tcPr>
           <w:p>
             <w:pPr>
               <w:pStyle w:val="Compact"/>
@@ -1209,7 +1329,9 @@
           </w:p>
         </w:tc>
         <w:tc>
-          <w:tcPr/>
+          <w:tcPr>
+            <w:tcW w:type="dxa" w:w="4680"/>
+          </w:tcPr>
           <w:p>
             <w:pPr>
               <w:pStyle w:val="Compact"/>
@@ -1239,17 +1361,20 @@
           <w:insideH w:val="single" w:sz="4" w:space="0" w:color="000000"/>
           <w:insideV w:val="single" w:sz="4" w:space="0" w:color="000000"/>
         </w:tblBorders>
+        <w:tblLayout w:type="fixed"/>
       </w:tblPr>
       <w:tblGrid>
-        <w:gridCol w:w="3960"/>
-        <w:gridCol w:w="3960"/>
+        <w:gridCol w:w="4680"/>
+        <w:gridCol w:w="4680"/>
       </w:tblGrid>
       <w:tr>
         <w:trPr>
           <w:tblHeader w:val="on"/>
         </w:trPr>
         <w:tc>
-          <w:tcPr/>
+          <w:tcPr>
+            <w:tcW w:type="dxa" w:w="4680"/>
+          </w:tcPr>
           <w:p>
             <w:pPr>
               <w:pStyle w:val="Compact"/>
@@ -1260,7 +1385,9 @@
           </w:p>
         </w:tc>
         <w:tc>
-          <w:tcPr/>
+          <w:tcPr>
+            <w:tcW w:type="dxa" w:w="4680"/>
+          </w:tcPr>
           <w:p>
             <w:pPr>
               <w:pStyle w:val="Compact"/>
@@ -1273,7 +1400,9 @@
       </w:tr>
       <w:tr>
         <w:tc>
-          <w:tcPr/>
+          <w:tcPr>
+            <w:tcW w:type="dxa" w:w="4680"/>
+          </w:tcPr>
           <w:p>
             <w:pPr>
               <w:pStyle w:val="Compact"/>
@@ -1284,17 +1413,21 @@
           </w:p>
         </w:tc>
         <w:tc>
-          <w:tcPr/>
-          <w:p>
-            <w:pPr>
-              <w:pStyle w:val="Compact"/>
-            </w:pPr>
-          </w:p>
-        </w:tc>
-      </w:tr>
-      <w:tr>
-        <w:tc>
-          <w:tcPr/>
+          <w:tcPr>
+            <w:tcW w:type="dxa" w:w="4680"/>
+          </w:tcPr>
+          <w:p>
+            <w:pPr>
+              <w:pStyle w:val="Compact"/>
+            </w:pPr>
+          </w:p>
+        </w:tc>
+      </w:tr>
+      <w:tr>
+        <w:tc>
+          <w:tcPr>
+            <w:tcW w:type="dxa" w:w="4680"/>
+          </w:tcPr>
           <w:p>
             <w:pPr>
               <w:pStyle w:val="Compact"/>
@@ -1305,17 +1438,21 @@
           </w:p>
         </w:tc>
         <w:tc>
-          <w:tcPr/>
-          <w:p>
-            <w:pPr>
-              <w:pStyle w:val="Compact"/>
-            </w:pPr>
-          </w:p>
-        </w:tc>
-      </w:tr>
-      <w:tr>
-        <w:tc>
-          <w:tcPr/>
+          <w:tcPr>
+            <w:tcW w:type="dxa" w:w="4680"/>
+          </w:tcPr>
+          <w:p>
+            <w:pPr>
+              <w:pStyle w:val="Compact"/>
+            </w:pPr>
+          </w:p>
+        </w:tc>
+      </w:tr>
+      <w:tr>
+        <w:tc>
+          <w:tcPr>
+            <w:tcW w:type="dxa" w:w="4680"/>
+          </w:tcPr>
           <w:p>
             <w:pPr>
               <w:pStyle w:val="Compact"/>
@@ -1326,17 +1463,21 @@
           </w:p>
         </w:tc>
         <w:tc>
-          <w:tcPr/>
-          <w:p>
-            <w:pPr>
-              <w:pStyle w:val="Compact"/>
-            </w:pPr>
-          </w:p>
-        </w:tc>
-      </w:tr>
-      <w:tr>
-        <w:tc>
-          <w:tcPr/>
+          <w:tcPr>
+            <w:tcW w:type="dxa" w:w="4680"/>
+          </w:tcPr>
+          <w:p>
+            <w:pPr>
+              <w:pStyle w:val="Compact"/>
+            </w:pPr>
+          </w:p>
+        </w:tc>
+      </w:tr>
+      <w:tr>
+        <w:tc>
+          <w:tcPr>
+            <w:tcW w:type="dxa" w:w="4680"/>
+          </w:tcPr>
           <w:p>
             <w:pPr>
               <w:pStyle w:val="Compact"/>
@@ -1347,7 +1488,9 @@
           </w:p>
         </w:tc>
         <w:tc>
-          <w:tcPr/>
+          <w:tcPr>
+            <w:tcW w:type="dxa" w:w="4680"/>
+          </w:tcPr>
           <w:p>
             <w:pPr>
               <w:pStyle w:val="Compact"/>
@@ -1450,18 +1593,21 @@
           <w:insideH w:val="single" w:sz="4" w:space="0" w:color="000000"/>
           <w:insideV w:val="single" w:sz="4" w:space="0" w:color="000000"/>
         </w:tblBorders>
+        <w:tblLayout w:type="fixed"/>
       </w:tblPr>
       <w:tblGrid>
-        <w:gridCol w:w="2640"/>
-        <w:gridCol w:w="2640"/>
-        <w:gridCol w:w="2640"/>
+        <w:gridCol w:w="3120"/>
+        <w:gridCol w:w="3120"/>
+        <w:gridCol w:w="3120"/>
       </w:tblGrid>
       <w:tr>
         <w:trPr>
           <w:tblHeader w:val="on"/>
         </w:trPr>
         <w:tc>
-          <w:tcPr/>
+          <w:tcPr>
+            <w:tcW w:type="dxa" w:w="3120"/>
+          </w:tcPr>
           <w:p>
             <w:pPr>
               <w:pStyle w:val="Compact"/>
@@ -1472,7 +1618,9 @@
           </w:p>
         </w:tc>
         <w:tc>
-          <w:tcPr/>
+          <w:tcPr>
+            <w:tcW w:type="dxa" w:w="3120"/>
+          </w:tcPr>
           <w:p>
             <w:pPr>
               <w:pStyle w:val="Compact"/>
@@ -1483,7 +1631,9 @@
           </w:p>
         </w:tc>
         <w:tc>
-          <w:tcPr/>
+          <w:tcPr>
+            <w:tcW w:type="dxa" w:w="3120"/>
+          </w:tcPr>
           <w:p>
             <w:pPr>
               <w:pStyle w:val="Compact"/>
@@ -1496,75 +1646,93 @@
       </w:tr>
       <w:tr>
         <w:tc>
-          <w:tcPr/>
-          <w:p>
-            <w:pPr>
-              <w:pStyle w:val="Compact"/>
-            </w:pPr>
-          </w:p>
-        </w:tc>
-        <w:tc>
-          <w:tcPr/>
-          <w:p>
-            <w:pPr>
-              <w:pStyle w:val="Compact"/>
-            </w:pPr>
-          </w:p>
-        </w:tc>
-        <w:tc>
-          <w:tcPr/>
-          <w:p>
-            <w:pPr>
-              <w:pStyle w:val="Compact"/>
-            </w:pPr>
-          </w:p>
-        </w:tc>
-      </w:tr>
-      <w:tr>
-        <w:tc>
-          <w:tcPr/>
-          <w:p>
-            <w:pPr>
-              <w:pStyle w:val="Compact"/>
-            </w:pPr>
-          </w:p>
-        </w:tc>
-        <w:tc>
-          <w:tcPr/>
-          <w:p>
-            <w:pPr>
-              <w:pStyle w:val="Compact"/>
-            </w:pPr>
-          </w:p>
-        </w:tc>
-        <w:tc>
-          <w:tcPr/>
-          <w:p>
-            <w:pPr>
-              <w:pStyle w:val="Compact"/>
-            </w:pPr>
-          </w:p>
-        </w:tc>
-      </w:tr>
-      <w:tr>
-        <w:tc>
-          <w:tcPr/>
-          <w:p>
-            <w:pPr>
-              <w:pStyle w:val="Compact"/>
-            </w:pPr>
-          </w:p>
-        </w:tc>
-        <w:tc>
-          <w:tcPr/>
-          <w:p>
-            <w:pPr>
-              <w:pStyle w:val="Compact"/>
-            </w:pPr>
-          </w:p>
-        </w:tc>
-        <w:tc>
-          <w:tcPr/>
+          <w:tcPr>
+            <w:tcW w:type="dxa" w:w="3120"/>
+          </w:tcPr>
+          <w:p>
+            <w:pPr>
+              <w:pStyle w:val="Compact"/>
+            </w:pPr>
+          </w:p>
+        </w:tc>
+        <w:tc>
+          <w:tcPr>
+            <w:tcW w:type="dxa" w:w="3120"/>
+          </w:tcPr>
+          <w:p>
+            <w:pPr>
+              <w:pStyle w:val="Compact"/>
+            </w:pPr>
+          </w:p>
+        </w:tc>
+        <w:tc>
+          <w:tcPr>
+            <w:tcW w:type="dxa" w:w="3120"/>
+          </w:tcPr>
+          <w:p>
+            <w:pPr>
+              <w:pStyle w:val="Compact"/>
+            </w:pPr>
+          </w:p>
+        </w:tc>
+      </w:tr>
+      <w:tr>
+        <w:tc>
+          <w:tcPr>
+            <w:tcW w:type="dxa" w:w="3120"/>
+          </w:tcPr>
+          <w:p>
+            <w:pPr>
+              <w:pStyle w:val="Compact"/>
+            </w:pPr>
+          </w:p>
+        </w:tc>
+        <w:tc>
+          <w:tcPr>
+            <w:tcW w:type="dxa" w:w="3120"/>
+          </w:tcPr>
+          <w:p>
+            <w:pPr>
+              <w:pStyle w:val="Compact"/>
+            </w:pPr>
+          </w:p>
+        </w:tc>
+        <w:tc>
+          <w:tcPr>
+            <w:tcW w:type="dxa" w:w="3120"/>
+          </w:tcPr>
+          <w:p>
+            <w:pPr>
+              <w:pStyle w:val="Compact"/>
+            </w:pPr>
+          </w:p>
+        </w:tc>
+      </w:tr>
+      <w:tr>
+        <w:tc>
+          <w:tcPr>
+            <w:tcW w:type="dxa" w:w="3120"/>
+          </w:tcPr>
+          <w:p>
+            <w:pPr>
+              <w:pStyle w:val="Compact"/>
+            </w:pPr>
+          </w:p>
+        </w:tc>
+        <w:tc>
+          <w:tcPr>
+            <w:tcW w:type="dxa" w:w="3120"/>
+          </w:tcPr>
+          <w:p>
+            <w:pPr>
+              <w:pStyle w:val="Compact"/>
+            </w:pPr>
+          </w:p>
+        </w:tc>
+        <w:tc>
+          <w:tcPr>
+            <w:tcW w:type="dxa" w:w="3120"/>
+          </w:tcPr>
           <w:p>
             <w:pPr>
               <w:pStyle w:val="Compact"/>
@@ -1598,14 +1766,17 @@
           <w:insideH w:val="single" w:sz="4" w:space="0" w:color="000000"/>
           <w:insideV w:val="single" w:sz="4" w:space="0" w:color="000000"/>
         </w:tblBorders>
+        <w:tblLayout w:type="fixed"/>
       </w:tblPr>
       <w:tblGrid>
-        <w:gridCol w:w="3960"/>
-        <w:gridCol w:w="3960"/>
+        <w:gridCol w:w="4680"/>
+        <w:gridCol w:w="4680"/>
       </w:tblGrid>
       <w:tr>
         <w:tc>
-          <w:tcPr/>
+          <w:tcPr>
+            <w:tcW w:type="dxa" w:w="4680"/>
+          </w:tcPr>
           <w:p>
             <w:pPr>
               <w:pStyle w:val="Compact"/>
@@ -1616,17 +1787,21 @@
           </w:p>
         </w:tc>
         <w:tc>
-          <w:tcPr/>
-          <w:p>
-            <w:pPr>
-              <w:pStyle w:val="Compact"/>
-            </w:pPr>
-          </w:p>
-        </w:tc>
-      </w:tr>
-      <w:tr>
-        <w:tc>
-          <w:tcPr/>
+          <w:tcPr>
+            <w:tcW w:type="dxa" w:w="4680"/>
+          </w:tcPr>
+          <w:p>
+            <w:pPr>
+              <w:pStyle w:val="Compact"/>
+            </w:pPr>
+          </w:p>
+        </w:tc>
+      </w:tr>
+      <w:tr>
+        <w:tc>
+          <w:tcPr>
+            <w:tcW w:type="dxa" w:w="4680"/>
+          </w:tcPr>
           <w:p>
             <w:pPr>
               <w:pStyle w:val="Compact"/>
@@ -1637,17 +1812,21 @@
           </w:p>
         </w:tc>
         <w:tc>
-          <w:tcPr/>
-          <w:p>
-            <w:pPr>
-              <w:pStyle w:val="Compact"/>
-            </w:pPr>
-          </w:p>
-        </w:tc>
-      </w:tr>
-      <w:tr>
-        <w:tc>
-          <w:tcPr/>
+          <w:tcPr>
+            <w:tcW w:type="dxa" w:w="4680"/>
+          </w:tcPr>
+          <w:p>
+            <w:pPr>
+              <w:pStyle w:val="Compact"/>
+            </w:pPr>
+          </w:p>
+        </w:tc>
+      </w:tr>
+      <w:tr>
+        <w:tc>
+          <w:tcPr>
+            <w:tcW w:type="dxa" w:w="4680"/>
+          </w:tcPr>
           <w:p>
             <w:pPr>
               <w:pStyle w:val="Compact"/>
@@ -1658,7 +1837,9 @@
           </w:p>
         </w:tc>
         <w:tc>
-          <w:tcPr/>
+          <w:tcPr>
+            <w:tcW w:type="dxa" w:w="4680"/>
+          </w:tcPr>
           <w:p>
             <w:pPr>
               <w:pStyle w:val="Compact"/>
@@ -1771,608 +1952,6 @@
       </w:r>
       <w:r>
         <w:t xml:space="preserve">column so the presenters know exactly what to say.</w:t>
-      </w:r>
-    </w:p>
-    <w:tbl>
-      <w:tblPr>
-        <w:tblW w:type="pct" w:w="5000"/>
-        <w:tblStyle w:val="Table"/>
-        <w:tblLayout w:type="fixed"/>
-        <w:tblLook w:firstRow="1" w:lastRow="0" w:firstColumn="0" w:lastColumn="0" w:noHBand="0" w:noVBand="0" w:val="0020"/>
-        <w:tblBorders>
-          <w:top w:val="single" w:sz="4" w:space="0" w:color="000000"/>
-          <w:left w:val="single" w:sz="4" w:space="0" w:color="000000"/>
-          <w:bottom w:val="single" w:sz="4" w:space="0" w:color="000000"/>
-          <w:right w:val="single" w:sz="4" w:space="0" w:color="000000"/>
-          <w:insideH w:val="single" w:sz="4" w:space="0" w:color="000000"/>
-          <w:insideV w:val="single" w:sz="4" w:space="0" w:color="000000"/>
-        </w:tblBorders>
-      </w:tblPr>
-      <w:tblGrid>
-        <w:gridCol w:w="939"/>
-        <w:gridCol w:w="2147"/>
-        <w:gridCol w:w="3355"/>
-        <w:gridCol w:w="1476"/>
-      </w:tblGrid>
-      <w:tr>
-        <w:trPr>
-          <w:tblHeader w:val="on"/>
-        </w:trPr>
-        <w:tc>
-          <w:tcPr/>
-          <w:p>
-            <w:pPr>
-              <w:pStyle w:val="Compact"/>
-            </w:pPr>
-            <w:r>
-              <w:t xml:space="preserve">Point</w:t>
-            </w:r>
-          </w:p>
-        </w:tc>
-        <w:tc>
-          <w:tcPr/>
-          <w:p>
-            <w:pPr>
-              <w:pStyle w:val="Compact"/>
-            </w:pPr>
-            <w:r>
-              <w:t xml:space="preserve">Talking Points</w:t>
-            </w:r>
-          </w:p>
-        </w:tc>
-        <w:tc>
-          <w:tcPr/>
-          <w:p>
-            <w:pPr>
-              <w:pStyle w:val="Compact"/>
-            </w:pPr>
-            <w:r>
-              <w:t xml:space="preserve">Presenter (Lead / Vice)</w:t>
-            </w:r>
-          </w:p>
-        </w:tc>
-        <w:tc>
-          <w:tcPr/>
-          <w:p>
-            <w:pPr>
-              <w:pStyle w:val="Compact"/>
-            </w:pPr>
-            <w:r>
-              <w:t xml:space="preserve">Est. Time</w:t>
-            </w:r>
-          </w:p>
-        </w:tc>
-      </w:tr>
-      <w:tr>
-        <w:tc>
-          <w:tcPr/>
-          <w:p>
-            <w:pPr>
-              <w:pStyle w:val="Compact"/>
-            </w:pPr>
-            <w:r>
-              <w:t xml:space="preserve">Key Wins (wages, safety, recognition)</w:t>
-            </w:r>
-          </w:p>
-        </w:tc>
-        <w:tc>
-          <w:tcPr/>
-          <w:p>
-            <w:pPr>
-              <w:pStyle w:val="Compact"/>
-            </w:pPr>
-          </w:p>
-        </w:tc>
-        <w:tc>
-          <w:tcPr/>
-          <w:p>
-            <w:pPr>
-              <w:pStyle w:val="Compact"/>
-            </w:pPr>
-          </w:p>
-        </w:tc>
-        <w:tc>
-          <w:tcPr/>
-          <w:p>
-            <w:pPr>
-              <w:pStyle w:val="Compact"/>
-            </w:pPr>
-            <w:r>
-              <w:t xml:space="preserve">3 min</w:t>
-            </w:r>
-          </w:p>
-        </w:tc>
-      </w:tr>
-      <w:tr>
-        <w:tc>
-          <w:tcPr/>
-          <w:p>
-            <w:pPr>
-              <w:pStyle w:val="Compact"/>
-            </w:pPr>
-            <w:r>
-              <w:t xml:space="preserve">Honest Compromises Made</w:t>
-            </w:r>
-          </w:p>
-        </w:tc>
-        <w:tc>
-          <w:tcPr/>
-          <w:p>
-            <w:pPr>
-              <w:pStyle w:val="Compact"/>
-            </w:pPr>
-          </w:p>
-        </w:tc>
-        <w:tc>
-          <w:tcPr/>
-          <w:p>
-            <w:pPr>
-              <w:pStyle w:val="Compact"/>
-            </w:pPr>
-          </w:p>
-        </w:tc>
-        <w:tc>
-          <w:tcPr/>
-          <w:p>
-            <w:pPr>
-              <w:pStyle w:val="Compact"/>
-            </w:pPr>
-            <w:r>
-              <w:t xml:space="preserve">2 min</w:t>
-            </w:r>
-          </w:p>
-        </w:tc>
-      </w:tr>
-      <w:tr>
-        <w:tc>
-          <w:tcPr/>
-          <w:p>
-            <w:pPr>
-              <w:pStyle w:val="Compact"/>
-            </w:pPr>
-            <w:r>
-              <w:t xml:space="preserve">Historical Context (UFW Struggle, Chavez, Huerta, boycott)</w:t>
-            </w:r>
-          </w:p>
-        </w:tc>
-        <w:tc>
-          <w:tcPr/>
-          <w:p>
-            <w:pPr>
-              <w:pStyle w:val="Compact"/>
-            </w:pPr>
-          </w:p>
-        </w:tc>
-        <w:tc>
-          <w:tcPr/>
-          <w:p>
-            <w:pPr>
-              <w:pStyle w:val="Compact"/>
-            </w:pPr>
-          </w:p>
-        </w:tc>
-        <w:tc>
-          <w:tcPr/>
-          <w:p>
-            <w:pPr>
-              <w:pStyle w:val="Compact"/>
-            </w:pPr>
-            <w:r>
-              <w:t xml:space="preserve">2 min</w:t>
-            </w:r>
-          </w:p>
-        </w:tc>
-      </w:tr>
-      <w:tr>
-        <w:tc>
-          <w:tcPr/>
-          <w:p>
-            <w:pPr>
-              <w:pStyle w:val="Compact"/>
-            </w:pPr>
-            <w:r>
-              <w:t xml:space="preserve">Improvement vs. Status Quo ($1.25/hr, $2/day shacks, pesticide poisoning)</w:t>
-            </w:r>
-          </w:p>
-        </w:tc>
-        <w:tc>
-          <w:tcPr/>
-          <w:p>
-            <w:pPr>
-              <w:pStyle w:val="Compact"/>
-            </w:pPr>
-          </w:p>
-        </w:tc>
-        <w:tc>
-          <w:tcPr/>
-          <w:p>
-            <w:pPr>
-              <w:pStyle w:val="Compact"/>
-            </w:pPr>
-          </w:p>
-        </w:tc>
-        <w:tc>
-          <w:tcPr/>
-          <w:p>
-            <w:pPr>
-              <w:pStyle w:val="Compact"/>
-            </w:pPr>
-            <w:r>
-              <w:t xml:space="preserve">2 min</w:t>
-            </w:r>
-          </w:p>
-        </w:tc>
-      </w:tr>
-      <w:tr>
-        <w:tc>
-          <w:tcPr/>
-          <w:p>
-            <w:pPr>
-              <w:pStyle w:val="Compact"/>
-            </w:pPr>
-            <w:r>
-              <w:t xml:space="preserve">Closing - What This Means for Farmworkers Going Forward</w:t>
-            </w:r>
-          </w:p>
-        </w:tc>
-        <w:tc>
-          <w:tcPr/>
-          <w:p>
-            <w:pPr>
-              <w:pStyle w:val="Compact"/>
-            </w:pPr>
-          </w:p>
-        </w:tc>
-        <w:tc>
-          <w:tcPr/>
-          <w:p>
-            <w:pPr>
-              <w:pStyle w:val="Compact"/>
-            </w:pPr>
-          </w:p>
-        </w:tc>
-        <w:tc>
-          <w:tcPr/>
-          <w:p>
-            <w:pPr>
-              <w:pStyle w:val="Compact"/>
-            </w:pPr>
-            <w:r>
-              <w:t xml:space="preserve">1 min</w:t>
-            </w:r>
-          </w:p>
-        </w:tc>
-      </w:tr>
-    </w:tbl>
-    <w:bookmarkEnd w:id="20"/>
-    <w:bookmarkStart w:id="21" w:name="Xb88e81329478ce02bcd6ec5f9cfd278e6a502d5"/>
-    <w:p>
-      <w:pPr>
-        <w:pStyle w:val="Heading4"/>
-      </w:pPr>
-      <w:r>
-        <w:t xml:space="preserve">If We Are the Management Team - Part 3 Management Perspective (10 min)</w:t>
-      </w:r>
-    </w:p>
-    <w:p>
-      <w:pPr>
-        <w:pStyle w:val="FirstParagraph"/>
-      </w:pPr>
-      <w:r>
-        <w:t xml:space="preserve">Explain why this agreement</w:t>
-      </w:r>
-      <w:r>
-        <w:t xml:space="preserve"> </w:t>
-      </w:r>
-      <w:r>
-        <w:rPr>
-          <w:b/>
-          <w:bCs/>
-        </w:rPr>
-        <w:t xml:space="preserve">works for the grower</w:t>
-      </w:r>
-      <w:r>
-        <w:t xml:space="preserve">. Lead + Vice divide the three required elements, each speaking ~5 minutes.</w:t>
-      </w:r>
-    </w:p>
-    <w:p>
-      <w:pPr>
-        <w:pStyle w:val="BlockText"/>
-      </w:pPr>
-      <w:r>
-        <w:rPr>
-          <w:b/>
-          <w:bCs/>
-        </w:rPr>
-        <w:t xml:space="preserve">As a team, discuss each element below and decide what specific examples, numbers, or arguments would be most persuasive.</w:t>
-      </w:r>
-      <w:r>
-        <w:t xml:space="preserve"> </w:t>
-      </w:r>
-      <w:r>
-        <w:t xml:space="preserve">Write the key phrases in the</w:t>
-      </w:r>
-      <w:r>
-        <w:t xml:space="preserve"> </w:t>
-      </w:r>
-      <w:r>
-        <w:t xml:space="preserve">“Talking Points”</w:t>
-      </w:r>
-      <w:r>
-        <w:t xml:space="preserve"> </w:t>
-      </w:r>
-      <w:r>
-        <w:t xml:space="preserve">column so the presenters know exactly what to say.</w:t>
-      </w:r>
-    </w:p>
-    <w:tbl>
-      <w:tblPr>
-        <w:tblW w:type="pct" w:w="5000"/>
-        <w:tblStyle w:val="Table"/>
-        <w:tblLayout w:type="fixed"/>
-        <w:tblLook w:firstRow="1" w:lastRow="0" w:firstColumn="0" w:lastColumn="0" w:noHBand="0" w:noVBand="0" w:val="0020"/>
-        <w:tblBorders>
-          <w:top w:val="single" w:sz="4" w:space="0" w:color="000000"/>
-          <w:left w:val="single" w:sz="4" w:space="0" w:color="000000"/>
-          <w:bottom w:val="single" w:sz="4" w:space="0" w:color="000000"/>
-          <w:right w:val="single" w:sz="4" w:space="0" w:color="000000"/>
-          <w:insideH w:val="single" w:sz="4" w:space="0" w:color="000000"/>
-          <w:insideV w:val="single" w:sz="4" w:space="0" w:color="000000"/>
-        </w:tblBorders>
-      </w:tblPr>
-      <w:tblGrid>
-        <w:gridCol w:w="1168"/>
-        <w:gridCol w:w="2077"/>
-        <w:gridCol w:w="3245"/>
-        <w:gridCol w:w="1428"/>
-      </w:tblGrid>
-      <w:tr>
-        <w:trPr>
-          <w:tblHeader w:val="on"/>
-        </w:trPr>
-        <w:tc>
-          <w:tcPr/>
-          <w:p>
-            <w:pPr>
-              <w:pStyle w:val="Compact"/>
-            </w:pPr>
-            <w:r>
-              <w:t xml:space="preserve">Element</w:t>
-            </w:r>
-          </w:p>
-        </w:tc>
-        <w:tc>
-          <w:tcPr/>
-          <w:p>
-            <w:pPr>
-              <w:pStyle w:val="Compact"/>
-            </w:pPr>
-            <w:r>
-              <w:t xml:space="preserve">Talking Points</w:t>
-            </w:r>
-          </w:p>
-        </w:tc>
-        <w:tc>
-          <w:tcPr/>
-          <w:p>
-            <w:pPr>
-              <w:pStyle w:val="Compact"/>
-            </w:pPr>
-            <w:r>
-              <w:t xml:space="preserve">Presenter (Lead / Vice)</w:t>
-            </w:r>
-          </w:p>
-        </w:tc>
-        <w:tc>
-          <w:tcPr/>
-          <w:p>
-            <w:pPr>
-              <w:pStyle w:val="Compact"/>
-            </w:pPr>
-            <w:r>
-              <w:t xml:space="preserve">Est. Time</w:t>
-            </w:r>
-          </w:p>
-        </w:tc>
-      </w:tr>
-      <w:tr>
-        <w:tc>
-          <w:tcPr/>
-          <w:p>
-            <w:pPr>
-              <w:pStyle w:val="Compact"/>
-            </w:pPr>
-            <w:r>
-              <w:t xml:space="preserve">1. Restoration of Productivity (ends boycott, stabilizes workforce, reduces turnover)</w:t>
-            </w:r>
-          </w:p>
-        </w:tc>
-        <w:tc>
-          <w:tcPr/>
-          <w:p>
-            <w:pPr>
-              <w:pStyle w:val="Compact"/>
-            </w:pPr>
-          </w:p>
-        </w:tc>
-        <w:tc>
-          <w:tcPr/>
-          <w:p>
-            <w:pPr>
-              <w:pStyle w:val="Compact"/>
-            </w:pPr>
-          </w:p>
-        </w:tc>
-        <w:tc>
-          <w:tcPr/>
-          <w:p>
-            <w:pPr>
-              <w:pStyle w:val="Compact"/>
-            </w:pPr>
-            <w:r>
-              <w:t xml:space="preserve">3 min</w:t>
-            </w:r>
-          </w:p>
-        </w:tc>
-      </w:tr>
-      <w:tr>
-        <w:tc>
-          <w:tcPr/>
-          <w:p>
-            <w:pPr>
-              <w:pStyle w:val="Compact"/>
-            </w:pPr>
-            <w:r>
-              <w:t xml:space="preserve">2. Improvement of Public Image (resolves dispute, enhances reputation, consumer trust)</w:t>
-            </w:r>
-          </w:p>
-        </w:tc>
-        <w:tc>
-          <w:tcPr/>
-          <w:p>
-            <w:pPr>
-              <w:pStyle w:val="Compact"/>
-            </w:pPr>
-          </w:p>
-        </w:tc>
-        <w:tc>
-          <w:tcPr/>
-          <w:p>
-            <w:pPr>
-              <w:pStyle w:val="Compact"/>
-            </w:pPr>
-          </w:p>
-        </w:tc>
-        <w:tc>
-          <w:tcPr/>
-          <w:p>
-            <w:pPr>
-              <w:pStyle w:val="Compact"/>
-            </w:pPr>
-            <w:r>
-              <w:t xml:space="preserve">3 min</w:t>
-            </w:r>
-          </w:p>
-        </w:tc>
-      </w:tr>
-      <w:tr>
-        <w:tc>
-          <w:tcPr/>
-          <w:p>
-            <w:pPr>
-              <w:pStyle w:val="Compact"/>
-            </w:pPr>
-            <w:r>
-              <w:t xml:space="preserve">3. Financial Sustainability (commitments are manageable, protect long-term viability)</w:t>
-            </w:r>
-          </w:p>
-        </w:tc>
-        <w:tc>
-          <w:tcPr/>
-          <w:p>
-            <w:pPr>
-              <w:pStyle w:val="Compact"/>
-            </w:pPr>
-          </w:p>
-        </w:tc>
-        <w:tc>
-          <w:tcPr/>
-          <w:p>
-            <w:pPr>
-              <w:pStyle w:val="Compact"/>
-            </w:pPr>
-          </w:p>
-        </w:tc>
-        <w:tc>
-          <w:tcPr/>
-          <w:p>
-            <w:pPr>
-              <w:pStyle w:val="Compact"/>
-            </w:pPr>
-            <w:r>
-              <w:t xml:space="preserve">3 min</w:t>
-            </w:r>
-          </w:p>
-        </w:tc>
-      </w:tr>
-      <w:tr>
-        <w:tc>
-          <w:tcPr/>
-          <w:p>
-            <w:pPr>
-              <w:pStyle w:val="Compact"/>
-            </w:pPr>
-            <w:r>
-              <w:t xml:space="preserve">Closing - What This Means for the Farm Going Forward</w:t>
-            </w:r>
-          </w:p>
-        </w:tc>
-        <w:tc>
-          <w:tcPr/>
-          <w:p>
-            <w:pPr>
-              <w:pStyle w:val="Compact"/>
-            </w:pPr>
-          </w:p>
-        </w:tc>
-        <w:tc>
-          <w:tcPr/>
-          <w:p>
-            <w:pPr>
-              <w:pStyle w:val="Compact"/>
-            </w:pPr>
-          </w:p>
-        </w:tc>
-        <w:tc>
-          <w:tcPr/>
-          <w:p>
-            <w:pPr>
-              <w:pStyle w:val="Compact"/>
-            </w:pPr>
-            <w:r>
-              <w:t xml:space="preserve">1 min</w:t>
-            </w:r>
-          </w:p>
-        </w:tc>
-      </w:tr>
-    </w:tbl>
-    <w:p>
-      <w:r>
-        <w:pict>
-          <v:rect style="width:0;height:1.5pt" o:hralign="center" o:hrstd="t" o:hr="t"/>
-        </w:pict>
-      </w:r>
-    </w:p>
-    <w:bookmarkEnd w:id="21"/>
-    <w:bookmarkEnd w:id="22"/>
-    <w:bookmarkStart w:id="23" w:name="minute-wrap-up"/>
-    <w:p>
-      <w:pPr>
-        <w:pStyle w:val="Heading3"/>
-      </w:pPr>
-      <w:r>
-        <w:t xml:space="preserve">[1 minute] Wrap-up</w:t>
-      </w:r>
-    </w:p>
-    <w:p>
-      <w:pPr>
-        <w:pStyle w:val="FirstParagraph"/>
-      </w:pPr>
-      <w:r>
-        <w:t xml:space="preserve">Confirm next class =</w:t>
-      </w:r>
-      <w:r>
-        <w:t xml:space="preserve"> </w:t>
-      </w:r>
-      <w:r>
-        <w:rPr>
-          <w:b/>
-          <w:bCs/>
-        </w:rPr>
-        <w:t xml:space="preserve">Joint Pair Presentation + Best Pair Vote</w:t>
-      </w:r>
-      <w:r>
-        <w:t xml:space="preserve">.</w:t>
       </w:r>
     </w:p>
     <w:tbl>
@@ -2388,117 +1967,320 @@
           <w:insideH w:val="single" w:sz="4" w:space="0" w:color="000000"/>
           <w:insideV w:val="single" w:sz="4" w:space="0" w:color="000000"/>
         </w:tblBorders>
+        <w:tblLayout w:type="fixed"/>
       </w:tblPr>
       <w:tblGrid>
-        <w:gridCol w:w="3960"/>
-        <w:gridCol w:w="3960"/>
+        <w:gridCol w:w="2340"/>
+        <w:gridCol w:w="2340"/>
+        <w:gridCol w:w="2340"/>
+        <w:gridCol w:w="2340"/>
       </w:tblGrid>
       <w:tr>
         <w:trPr>
           <w:tblHeader w:val="on"/>
         </w:trPr>
         <w:tc>
-          <w:tcPr/>
-          <w:p>
-            <w:pPr>
-              <w:pStyle w:val="Compact"/>
-            </w:pPr>
-            <w:r>
-              <w:t xml:space="preserve">Item</w:t>
-            </w:r>
-          </w:p>
-        </w:tc>
-        <w:tc>
-          <w:tcPr/>
-          <w:p>
-            <w:pPr>
-              <w:pStyle w:val="Compact"/>
-            </w:pPr>
-            <w:r>
-              <w:t xml:space="preserve">Details</w:t>
-            </w:r>
-          </w:p>
-        </w:tc>
-      </w:tr>
-      <w:tr>
-        <w:tc>
-          <w:tcPr/>
-          <w:p>
-            <w:pPr>
-              <w:pStyle w:val="Compact"/>
-            </w:pPr>
-            <w:r>
-              <w:t xml:space="preserve">Presentation Date</w:t>
-            </w:r>
-          </w:p>
-        </w:tc>
-        <w:tc>
-          <w:tcPr/>
-          <w:p>
-            <w:pPr>
-              <w:pStyle w:val="Compact"/>
-            </w:pPr>
-          </w:p>
-        </w:tc>
-      </w:tr>
-      <w:tr>
-        <w:tc>
-          <w:tcPr/>
-          <w:p>
-            <w:pPr>
-              <w:pStyle w:val="Compact"/>
-            </w:pPr>
-            <w:r>
-              <w:t xml:space="preserve">Lead + Vice Negotiator confirmed to present</w:t>
-            </w:r>
-          </w:p>
-        </w:tc>
-        <w:tc>
-          <w:tcPr/>
-          <w:p>
-            <w:pPr>
-              <w:pStyle w:val="Compact"/>
-            </w:pPr>
-          </w:p>
-        </w:tc>
-      </w:tr>
-      <w:tr>
-        <w:tc>
-          <w:tcPr/>
-          <w:p>
-            <w:pPr>
-              <w:pStyle w:val="Compact"/>
-            </w:pPr>
-            <w:r>
-              <w:t xml:space="preserve">Who brings the laptop / controls slides</w:t>
-            </w:r>
-          </w:p>
-        </w:tc>
-        <w:tc>
-          <w:tcPr/>
-          <w:p>
-            <w:pPr>
-              <w:pStyle w:val="Compact"/>
-            </w:pPr>
+          <w:tcPr>
+            <w:tcW w:type="dxa" w:w="2340"/>
+          </w:tcPr>
+          <w:p>
+            <w:pPr>
+              <w:pStyle w:val="Compact"/>
+            </w:pPr>
+            <w:r>
+              <w:t xml:space="preserve">Point</w:t>
+            </w:r>
+          </w:p>
+        </w:tc>
+        <w:tc>
+          <w:tcPr>
+            <w:tcW w:type="dxa" w:w="2340"/>
+          </w:tcPr>
+          <w:p>
+            <w:pPr>
+              <w:pStyle w:val="Compact"/>
+            </w:pPr>
+            <w:r>
+              <w:t xml:space="preserve">Talking Points</w:t>
+            </w:r>
+          </w:p>
+        </w:tc>
+        <w:tc>
+          <w:tcPr>
+            <w:tcW w:type="dxa" w:w="2340"/>
+          </w:tcPr>
+          <w:p>
+            <w:pPr>
+              <w:pStyle w:val="Compact"/>
+            </w:pPr>
+            <w:r>
+              <w:t xml:space="preserve">Presenter (Lead / Vice)</w:t>
+            </w:r>
+          </w:p>
+        </w:tc>
+        <w:tc>
+          <w:tcPr>
+            <w:tcW w:type="dxa" w:w="2340"/>
+          </w:tcPr>
+          <w:p>
+            <w:pPr>
+              <w:pStyle w:val="Compact"/>
+            </w:pPr>
+            <w:r>
+              <w:t xml:space="preserve">Est. Time</w:t>
+            </w:r>
+          </w:p>
+        </w:tc>
+      </w:tr>
+      <w:tr>
+        <w:tc>
+          <w:tcPr>
+            <w:tcW w:type="dxa" w:w="2340"/>
+          </w:tcPr>
+          <w:p>
+            <w:pPr>
+              <w:pStyle w:val="Compact"/>
+            </w:pPr>
+            <w:r>
+              <w:t xml:space="preserve">Key Wins (wages, safety, recognition)</w:t>
+            </w:r>
+          </w:p>
+        </w:tc>
+        <w:tc>
+          <w:tcPr>
+            <w:tcW w:type="dxa" w:w="2340"/>
+          </w:tcPr>
+          <w:p>
+            <w:pPr>
+              <w:pStyle w:val="Compact"/>
+            </w:pPr>
+          </w:p>
+        </w:tc>
+        <w:tc>
+          <w:tcPr>
+            <w:tcW w:type="dxa" w:w="2340"/>
+          </w:tcPr>
+          <w:p>
+            <w:pPr>
+              <w:pStyle w:val="Compact"/>
+            </w:pPr>
+          </w:p>
+        </w:tc>
+        <w:tc>
+          <w:tcPr>
+            <w:tcW w:type="dxa" w:w="2340"/>
+          </w:tcPr>
+          <w:p>
+            <w:pPr>
+              <w:pStyle w:val="Compact"/>
+            </w:pPr>
+            <w:r>
+              <w:t xml:space="preserve">3 min</w:t>
+            </w:r>
+          </w:p>
+        </w:tc>
+      </w:tr>
+      <w:tr>
+        <w:tc>
+          <w:tcPr>
+            <w:tcW w:type="dxa" w:w="2340"/>
+          </w:tcPr>
+          <w:p>
+            <w:pPr>
+              <w:pStyle w:val="Compact"/>
+            </w:pPr>
+            <w:r>
+              <w:t xml:space="preserve">Honest Compromises Made</w:t>
+            </w:r>
+          </w:p>
+        </w:tc>
+        <w:tc>
+          <w:tcPr>
+            <w:tcW w:type="dxa" w:w="2340"/>
+          </w:tcPr>
+          <w:p>
+            <w:pPr>
+              <w:pStyle w:val="Compact"/>
+            </w:pPr>
+          </w:p>
+        </w:tc>
+        <w:tc>
+          <w:tcPr>
+            <w:tcW w:type="dxa" w:w="2340"/>
+          </w:tcPr>
+          <w:p>
+            <w:pPr>
+              <w:pStyle w:val="Compact"/>
+            </w:pPr>
+          </w:p>
+        </w:tc>
+        <w:tc>
+          <w:tcPr>
+            <w:tcW w:type="dxa" w:w="2340"/>
+          </w:tcPr>
+          <w:p>
+            <w:pPr>
+              <w:pStyle w:val="Compact"/>
+            </w:pPr>
+            <w:r>
+              <w:t xml:space="preserve">2 min</w:t>
+            </w:r>
+          </w:p>
+        </w:tc>
+      </w:tr>
+      <w:tr>
+        <w:tc>
+          <w:tcPr>
+            <w:tcW w:type="dxa" w:w="2340"/>
+          </w:tcPr>
+          <w:p>
+            <w:pPr>
+              <w:pStyle w:val="Compact"/>
+            </w:pPr>
+            <w:r>
+              <w:t xml:space="preserve">Historical Context (UFW Struggle, Chavez, Huerta, boycott)</w:t>
+            </w:r>
+          </w:p>
+        </w:tc>
+        <w:tc>
+          <w:tcPr>
+            <w:tcW w:type="dxa" w:w="2340"/>
+          </w:tcPr>
+          <w:p>
+            <w:pPr>
+              <w:pStyle w:val="Compact"/>
+            </w:pPr>
+          </w:p>
+        </w:tc>
+        <w:tc>
+          <w:tcPr>
+            <w:tcW w:type="dxa" w:w="2340"/>
+          </w:tcPr>
+          <w:p>
+            <w:pPr>
+              <w:pStyle w:val="Compact"/>
+            </w:pPr>
+          </w:p>
+        </w:tc>
+        <w:tc>
+          <w:tcPr>
+            <w:tcW w:type="dxa" w:w="2340"/>
+          </w:tcPr>
+          <w:p>
+            <w:pPr>
+              <w:pStyle w:val="Compact"/>
+            </w:pPr>
+            <w:r>
+              <w:t xml:space="preserve">2 min</w:t>
+            </w:r>
+          </w:p>
+        </w:tc>
+      </w:tr>
+      <w:tr>
+        <w:tc>
+          <w:tcPr>
+            <w:tcW w:type="dxa" w:w="2340"/>
+          </w:tcPr>
+          <w:p>
+            <w:pPr>
+              <w:pStyle w:val="Compact"/>
+            </w:pPr>
+            <w:r>
+              <w:t xml:space="preserve">Improvement vs. Status Quo ($1.25/hr, $2/day shacks, pesticide poisoning)</w:t>
+            </w:r>
+          </w:p>
+        </w:tc>
+        <w:tc>
+          <w:tcPr>
+            <w:tcW w:type="dxa" w:w="2340"/>
+          </w:tcPr>
+          <w:p>
+            <w:pPr>
+              <w:pStyle w:val="Compact"/>
+            </w:pPr>
+          </w:p>
+        </w:tc>
+        <w:tc>
+          <w:tcPr>
+            <w:tcW w:type="dxa" w:w="2340"/>
+          </w:tcPr>
+          <w:p>
+            <w:pPr>
+              <w:pStyle w:val="Compact"/>
+            </w:pPr>
+          </w:p>
+        </w:tc>
+        <w:tc>
+          <w:tcPr>
+            <w:tcW w:type="dxa" w:w="2340"/>
+          </w:tcPr>
+          <w:p>
+            <w:pPr>
+              <w:pStyle w:val="Compact"/>
+            </w:pPr>
+            <w:r>
+              <w:t xml:space="preserve">2 min</w:t>
+            </w:r>
+          </w:p>
+        </w:tc>
+      </w:tr>
+      <w:tr>
+        <w:tc>
+          <w:tcPr>
+            <w:tcW w:type="dxa" w:w="2340"/>
+          </w:tcPr>
+          <w:p>
+            <w:pPr>
+              <w:pStyle w:val="Compact"/>
+            </w:pPr>
+            <w:r>
+              <w:t xml:space="preserve">Closing - What This Means for Farmworkers Going Forward</w:t>
+            </w:r>
+          </w:p>
+        </w:tc>
+        <w:tc>
+          <w:tcPr>
+            <w:tcW w:type="dxa" w:w="2340"/>
+          </w:tcPr>
+          <w:p>
+            <w:pPr>
+              <w:pStyle w:val="Compact"/>
+            </w:pPr>
+          </w:p>
+        </w:tc>
+        <w:tc>
+          <w:tcPr>
+            <w:tcW w:type="dxa" w:w="2340"/>
+          </w:tcPr>
+          <w:p>
+            <w:pPr>
+              <w:pStyle w:val="Compact"/>
+            </w:pPr>
+          </w:p>
+        </w:tc>
+        <w:tc>
+          <w:tcPr>
+            <w:tcW w:type="dxa" w:w="2340"/>
+          </w:tcPr>
+          <w:p>
+            <w:pPr>
+              <w:pStyle w:val="Compact"/>
+            </w:pPr>
+            <w:r>
+              <w:t xml:space="preserve">1 min</w:t>
+            </w:r>
           </w:p>
         </w:tc>
       </w:tr>
     </w:tbl>
-    <w:p>
-      <w:r>
-        <w:pict>
-          <v:rect style="width:0;height:1.5pt" o:hralign="center" o:hrstd="t" o:hr="t"/>
-        </w:pict>
-      </w:r>
-    </w:p>
-    <w:bookmarkEnd w:id="23"/>
-    <w:bookmarkStart w:id="24" w:name="Xdffffa9589697c6b137d1a3c94709d5cb808246"/>
-    <w:p>
-      <w:pPr>
-        <w:pStyle w:val="Heading3"/>
-      </w:pPr>
-      <w:r>
-        <w:t xml:space="preserve">[1 minute] Self and Peer Review Evaluation Survey</w:t>
+    <w:bookmarkEnd w:id="20"/>
+    <w:bookmarkStart w:id="21" w:name="Xb88e81329478ce02bcd6ec5f9cfd278e6a502d5"/>
+    <w:p>
+      <w:pPr>
+        <w:pStyle w:val="Heading4"/>
+      </w:pPr>
+      <w:r>
+        <w:t xml:space="preserve">If We Are the Management Team - Part 3 Management Perspective (10 min)</w:t>
       </w:r>
     </w:p>
     <w:p>
@@ -2506,15 +2288,50 @@
         <w:pStyle w:val="FirstParagraph"/>
       </w:pPr>
       <w:r>
-        <w:t xml:space="preserve">Conduct a survey for self/peer evaluation. You can find the URL in the syllabus.</w:t>
-      </w:r>
-    </w:p>
-    <w:p>
-      <w:pPr>
-        <w:pStyle w:val="BodyText"/>
-      </w:pPr>
-      <w:r>
-        <w:t xml:space="preserve">Once you finish the survey, you will receive the survey completion code. The Notetaker needs to collect all survey completion codes from team members.</w:t>
+        <w:t xml:space="preserve">Explain why this agreement</w:t>
+      </w:r>
+      <w:r>
+        <w:t xml:space="preserve"> </w:t>
+      </w:r>
+      <w:r>
+        <w:rPr>
+          <w:b/>
+          <w:bCs/>
+        </w:rPr>
+        <w:t xml:space="preserve">works for the grower</w:t>
+      </w:r>
+      <w:r>
+        <w:t xml:space="preserve">. Lead + Vice divide the three required elements, each speaking ~5 minutes.</w:t>
+      </w:r>
+    </w:p>
+    <w:p>
+      <w:pPr>
+        <w:pStyle w:val="BlockText"/>
+      </w:pPr>
+      <w:r>
+        <w:rPr>
+          <w:b/>
+          <w:bCs/>
+        </w:rPr>
+        <w:t xml:space="preserve">As a team, discuss each element below and decide what specific examples, numbers, or arguments would be most persuasive.</w:t>
+      </w:r>
+      <w:r>
+        <w:t xml:space="preserve"> </w:t>
+      </w:r>
+      <w:r>
+        <w:t xml:space="preserve">Write the key phrases in the</w:t>
+      </w:r>
+      <w:r>
+        <w:t xml:space="preserve"> </w:t>
+      </w:r>
+      <w:r>
+        <w:t xml:space="preserve">“Talking Points”</w:t>
+      </w:r>
+      <w:r>
+        <w:t xml:space="preserve"> </w:t>
+      </w:r>
+      <w:r>
+        <w:t xml:space="preserve">column so the presenters know exactly what to say.</w:t>
       </w:r>
     </w:p>
     <w:tbl>
@@ -2530,17 +2347,489 @@
           <w:insideH w:val="single" w:sz="4" w:space="0" w:color="000000"/>
           <w:insideV w:val="single" w:sz="4" w:space="0" w:color="000000"/>
         </w:tblBorders>
+        <w:tblLayout w:type="fixed"/>
       </w:tblPr>
       <w:tblGrid>
-        <w:gridCol w:w="3960"/>
-        <w:gridCol w:w="3960"/>
+        <w:gridCol w:w="2340"/>
+        <w:gridCol w:w="2340"/>
+        <w:gridCol w:w="2340"/>
+        <w:gridCol w:w="2340"/>
       </w:tblGrid>
       <w:tr>
         <w:trPr>
           <w:tblHeader w:val="on"/>
         </w:trPr>
         <w:tc>
-          <w:tcPr/>
+          <w:tcPr>
+            <w:tcW w:type="dxa" w:w="2340"/>
+          </w:tcPr>
+          <w:p>
+            <w:pPr>
+              <w:pStyle w:val="Compact"/>
+            </w:pPr>
+            <w:r>
+              <w:t xml:space="preserve">Element</w:t>
+            </w:r>
+          </w:p>
+        </w:tc>
+        <w:tc>
+          <w:tcPr>
+            <w:tcW w:type="dxa" w:w="2340"/>
+          </w:tcPr>
+          <w:p>
+            <w:pPr>
+              <w:pStyle w:val="Compact"/>
+            </w:pPr>
+            <w:r>
+              <w:t xml:space="preserve">Talking Points</w:t>
+            </w:r>
+          </w:p>
+        </w:tc>
+        <w:tc>
+          <w:tcPr>
+            <w:tcW w:type="dxa" w:w="2340"/>
+          </w:tcPr>
+          <w:p>
+            <w:pPr>
+              <w:pStyle w:val="Compact"/>
+            </w:pPr>
+            <w:r>
+              <w:t xml:space="preserve">Presenter (Lead / Vice)</w:t>
+            </w:r>
+          </w:p>
+        </w:tc>
+        <w:tc>
+          <w:tcPr>
+            <w:tcW w:type="dxa" w:w="2340"/>
+          </w:tcPr>
+          <w:p>
+            <w:pPr>
+              <w:pStyle w:val="Compact"/>
+            </w:pPr>
+            <w:r>
+              <w:t xml:space="preserve">Est. Time</w:t>
+            </w:r>
+          </w:p>
+        </w:tc>
+      </w:tr>
+      <w:tr>
+        <w:tc>
+          <w:tcPr>
+            <w:tcW w:type="dxa" w:w="2340"/>
+          </w:tcPr>
+          <w:p>
+            <w:pPr>
+              <w:pStyle w:val="Compact"/>
+            </w:pPr>
+            <w:r>
+              <w:t xml:space="preserve">1. Restoration of Productivity (ends boycott, stabilizes workforce, reduces turnover)</w:t>
+            </w:r>
+          </w:p>
+        </w:tc>
+        <w:tc>
+          <w:tcPr>
+            <w:tcW w:type="dxa" w:w="2340"/>
+          </w:tcPr>
+          <w:p>
+            <w:pPr>
+              <w:pStyle w:val="Compact"/>
+            </w:pPr>
+          </w:p>
+        </w:tc>
+        <w:tc>
+          <w:tcPr>
+            <w:tcW w:type="dxa" w:w="2340"/>
+          </w:tcPr>
+          <w:p>
+            <w:pPr>
+              <w:pStyle w:val="Compact"/>
+            </w:pPr>
+          </w:p>
+        </w:tc>
+        <w:tc>
+          <w:tcPr>
+            <w:tcW w:type="dxa" w:w="2340"/>
+          </w:tcPr>
+          <w:p>
+            <w:pPr>
+              <w:pStyle w:val="Compact"/>
+            </w:pPr>
+            <w:r>
+              <w:t xml:space="preserve">3 min</w:t>
+            </w:r>
+          </w:p>
+        </w:tc>
+      </w:tr>
+      <w:tr>
+        <w:tc>
+          <w:tcPr>
+            <w:tcW w:type="dxa" w:w="2340"/>
+          </w:tcPr>
+          <w:p>
+            <w:pPr>
+              <w:pStyle w:val="Compact"/>
+            </w:pPr>
+            <w:r>
+              <w:t xml:space="preserve">2. Improvement of Public Image (resolves dispute, enhances reputation, consumer trust)</w:t>
+            </w:r>
+          </w:p>
+        </w:tc>
+        <w:tc>
+          <w:tcPr>
+            <w:tcW w:type="dxa" w:w="2340"/>
+          </w:tcPr>
+          <w:p>
+            <w:pPr>
+              <w:pStyle w:val="Compact"/>
+            </w:pPr>
+          </w:p>
+        </w:tc>
+        <w:tc>
+          <w:tcPr>
+            <w:tcW w:type="dxa" w:w="2340"/>
+          </w:tcPr>
+          <w:p>
+            <w:pPr>
+              <w:pStyle w:val="Compact"/>
+            </w:pPr>
+          </w:p>
+        </w:tc>
+        <w:tc>
+          <w:tcPr>
+            <w:tcW w:type="dxa" w:w="2340"/>
+          </w:tcPr>
+          <w:p>
+            <w:pPr>
+              <w:pStyle w:val="Compact"/>
+            </w:pPr>
+            <w:r>
+              <w:t xml:space="preserve">3 min</w:t>
+            </w:r>
+          </w:p>
+        </w:tc>
+      </w:tr>
+      <w:tr>
+        <w:tc>
+          <w:tcPr>
+            <w:tcW w:type="dxa" w:w="2340"/>
+          </w:tcPr>
+          <w:p>
+            <w:pPr>
+              <w:pStyle w:val="Compact"/>
+            </w:pPr>
+            <w:r>
+              <w:t xml:space="preserve">3. Financial Sustainability (commitments are manageable, protect long-term viability)</w:t>
+            </w:r>
+          </w:p>
+        </w:tc>
+        <w:tc>
+          <w:tcPr>
+            <w:tcW w:type="dxa" w:w="2340"/>
+          </w:tcPr>
+          <w:p>
+            <w:pPr>
+              <w:pStyle w:val="Compact"/>
+            </w:pPr>
+          </w:p>
+        </w:tc>
+        <w:tc>
+          <w:tcPr>
+            <w:tcW w:type="dxa" w:w="2340"/>
+          </w:tcPr>
+          <w:p>
+            <w:pPr>
+              <w:pStyle w:val="Compact"/>
+            </w:pPr>
+          </w:p>
+        </w:tc>
+        <w:tc>
+          <w:tcPr>
+            <w:tcW w:type="dxa" w:w="2340"/>
+          </w:tcPr>
+          <w:p>
+            <w:pPr>
+              <w:pStyle w:val="Compact"/>
+            </w:pPr>
+            <w:r>
+              <w:t xml:space="preserve">3 min</w:t>
+            </w:r>
+          </w:p>
+        </w:tc>
+      </w:tr>
+      <w:tr>
+        <w:tc>
+          <w:tcPr>
+            <w:tcW w:type="dxa" w:w="2340"/>
+          </w:tcPr>
+          <w:p>
+            <w:pPr>
+              <w:pStyle w:val="Compact"/>
+            </w:pPr>
+            <w:r>
+              <w:t xml:space="preserve">Closing - What This Means for the Farm Going Forward</w:t>
+            </w:r>
+          </w:p>
+        </w:tc>
+        <w:tc>
+          <w:tcPr>
+            <w:tcW w:type="dxa" w:w="2340"/>
+          </w:tcPr>
+          <w:p>
+            <w:pPr>
+              <w:pStyle w:val="Compact"/>
+            </w:pPr>
+          </w:p>
+        </w:tc>
+        <w:tc>
+          <w:tcPr>
+            <w:tcW w:type="dxa" w:w="2340"/>
+          </w:tcPr>
+          <w:p>
+            <w:pPr>
+              <w:pStyle w:val="Compact"/>
+            </w:pPr>
+          </w:p>
+        </w:tc>
+        <w:tc>
+          <w:tcPr>
+            <w:tcW w:type="dxa" w:w="2340"/>
+          </w:tcPr>
+          <w:p>
+            <w:pPr>
+              <w:pStyle w:val="Compact"/>
+            </w:pPr>
+            <w:r>
+              <w:t xml:space="preserve">1 min</w:t>
+            </w:r>
+          </w:p>
+        </w:tc>
+      </w:tr>
+    </w:tbl>
+    <w:p>
+      <w:r>
+        <w:pict>
+          <v:rect style="width:0;height:1.5pt" o:hralign="center" o:hrstd="t" o:hr="t"/>
+        </w:pict>
+      </w:r>
+    </w:p>
+    <w:bookmarkEnd w:id="21"/>
+    <w:bookmarkEnd w:id="22"/>
+    <w:bookmarkStart w:id="23" w:name="minute-wrap-up"/>
+    <w:p>
+      <w:pPr>
+        <w:pStyle w:val="Heading3"/>
+      </w:pPr>
+      <w:r>
+        <w:t xml:space="preserve">[1 minute] Wrap-up</w:t>
+      </w:r>
+    </w:p>
+    <w:p>
+      <w:pPr>
+        <w:pStyle w:val="FirstParagraph"/>
+      </w:pPr>
+      <w:r>
+        <w:t xml:space="preserve">Confirm next class =</w:t>
+      </w:r>
+      <w:r>
+        <w:t xml:space="preserve"> </w:t>
+      </w:r>
+      <w:r>
+        <w:rPr>
+          <w:b/>
+          <w:bCs/>
+        </w:rPr>
+        <w:t xml:space="preserve">Joint Pair Presentation + Best Pair Vote</w:t>
+      </w:r>
+      <w:r>
+        <w:t xml:space="preserve">.</w:t>
+      </w:r>
+    </w:p>
+    <w:tbl>
+      <w:tblPr>
+        <w:tblW w:type="pct" w:w="5000"/>
+        <w:tblStyle w:val="Table"/>
+        <w:tblLook w:firstRow="1" w:lastRow="0" w:firstColumn="0" w:lastColumn="0" w:noHBand="0" w:noVBand="0" w:val="0020"/>
+        <w:tblBorders>
+          <w:top w:val="single" w:sz="4" w:space="0" w:color="000000"/>
+          <w:left w:val="single" w:sz="4" w:space="0" w:color="000000"/>
+          <w:bottom w:val="single" w:sz="4" w:space="0" w:color="000000"/>
+          <w:right w:val="single" w:sz="4" w:space="0" w:color="000000"/>
+          <w:insideH w:val="single" w:sz="4" w:space="0" w:color="000000"/>
+          <w:insideV w:val="single" w:sz="4" w:space="0" w:color="000000"/>
+        </w:tblBorders>
+        <w:tblLayout w:type="fixed"/>
+      </w:tblPr>
+      <w:tblGrid>
+        <w:gridCol w:w="4680"/>
+        <w:gridCol w:w="4680"/>
+      </w:tblGrid>
+      <w:tr>
+        <w:trPr>
+          <w:tblHeader w:val="on"/>
+        </w:trPr>
+        <w:tc>
+          <w:tcPr>
+            <w:tcW w:type="dxa" w:w="4680"/>
+          </w:tcPr>
+          <w:p>
+            <w:pPr>
+              <w:pStyle w:val="Compact"/>
+            </w:pPr>
+            <w:r>
+              <w:t xml:space="preserve">Item</w:t>
+            </w:r>
+          </w:p>
+        </w:tc>
+        <w:tc>
+          <w:tcPr>
+            <w:tcW w:type="dxa" w:w="4680"/>
+          </w:tcPr>
+          <w:p>
+            <w:pPr>
+              <w:pStyle w:val="Compact"/>
+            </w:pPr>
+            <w:r>
+              <w:t xml:space="preserve">Details</w:t>
+            </w:r>
+          </w:p>
+        </w:tc>
+      </w:tr>
+      <w:tr>
+        <w:tc>
+          <w:tcPr>
+            <w:tcW w:type="dxa" w:w="4680"/>
+          </w:tcPr>
+          <w:p>
+            <w:pPr>
+              <w:pStyle w:val="Compact"/>
+            </w:pPr>
+            <w:r>
+              <w:t xml:space="preserve">Presentation Date</w:t>
+            </w:r>
+          </w:p>
+        </w:tc>
+        <w:tc>
+          <w:tcPr>
+            <w:tcW w:type="dxa" w:w="4680"/>
+          </w:tcPr>
+          <w:p>
+            <w:pPr>
+              <w:pStyle w:val="Compact"/>
+            </w:pPr>
+          </w:p>
+        </w:tc>
+      </w:tr>
+      <w:tr>
+        <w:tc>
+          <w:tcPr>
+            <w:tcW w:type="dxa" w:w="4680"/>
+          </w:tcPr>
+          <w:p>
+            <w:pPr>
+              <w:pStyle w:val="Compact"/>
+            </w:pPr>
+            <w:r>
+              <w:t xml:space="preserve">Lead + Vice Negotiator confirmed to present</w:t>
+            </w:r>
+          </w:p>
+        </w:tc>
+        <w:tc>
+          <w:tcPr>
+            <w:tcW w:type="dxa" w:w="4680"/>
+          </w:tcPr>
+          <w:p>
+            <w:pPr>
+              <w:pStyle w:val="Compact"/>
+            </w:pPr>
+          </w:p>
+        </w:tc>
+      </w:tr>
+      <w:tr>
+        <w:tc>
+          <w:tcPr>
+            <w:tcW w:type="dxa" w:w="4680"/>
+          </w:tcPr>
+          <w:p>
+            <w:pPr>
+              <w:pStyle w:val="Compact"/>
+            </w:pPr>
+            <w:r>
+              <w:t xml:space="preserve">Who brings the laptop / controls slides</w:t>
+            </w:r>
+          </w:p>
+        </w:tc>
+        <w:tc>
+          <w:tcPr>
+            <w:tcW w:type="dxa" w:w="4680"/>
+          </w:tcPr>
+          <w:p>
+            <w:pPr>
+              <w:pStyle w:val="Compact"/>
+            </w:pPr>
+          </w:p>
+        </w:tc>
+      </w:tr>
+    </w:tbl>
+    <w:p>
+      <w:r>
+        <w:pict>
+          <v:rect style="width:0;height:1.5pt" o:hralign="center" o:hrstd="t" o:hr="t"/>
+        </w:pict>
+      </w:r>
+    </w:p>
+    <w:bookmarkEnd w:id="23"/>
+    <w:bookmarkStart w:id="24" w:name="Xdffffa9589697c6b137d1a3c94709d5cb808246"/>
+    <w:p>
+      <w:pPr>
+        <w:pStyle w:val="Heading3"/>
+      </w:pPr>
+      <w:r>
+        <w:t xml:space="preserve">[1 minute] Self and Peer Review Evaluation Survey</w:t>
+      </w:r>
+    </w:p>
+    <w:p>
+      <w:pPr>
+        <w:pStyle w:val="FirstParagraph"/>
+      </w:pPr>
+      <w:r>
+        <w:t xml:space="preserve">Conduct a survey for self/peer evaluation. You can find the URL in the syllabus.</w:t>
+      </w:r>
+    </w:p>
+    <w:p>
+      <w:pPr>
+        <w:pStyle w:val="BodyText"/>
+      </w:pPr>
+      <w:r>
+        <w:t xml:space="preserve">Once you finish the survey, you will receive the survey completion code. The Notetaker needs to collect all survey completion codes from team members.</w:t>
+      </w:r>
+    </w:p>
+    <w:tbl>
+      <w:tblPr>
+        <w:tblW w:type="pct" w:w="5000"/>
+        <w:tblStyle w:val="Table"/>
+        <w:tblLook w:firstRow="1" w:lastRow="0" w:firstColumn="0" w:lastColumn="0" w:noHBand="0" w:noVBand="0" w:val="0020"/>
+        <w:tblBorders>
+          <w:top w:val="single" w:sz="4" w:space="0" w:color="000000"/>
+          <w:left w:val="single" w:sz="4" w:space="0" w:color="000000"/>
+          <w:bottom w:val="single" w:sz="4" w:space="0" w:color="000000"/>
+          <w:right w:val="single" w:sz="4" w:space="0" w:color="000000"/>
+          <w:insideH w:val="single" w:sz="4" w:space="0" w:color="000000"/>
+          <w:insideV w:val="single" w:sz="4" w:space="0" w:color="000000"/>
+        </w:tblBorders>
+        <w:tblLayout w:type="fixed"/>
+      </w:tblPr>
+      <w:tblGrid>
+        <w:gridCol w:w="4680"/>
+        <w:gridCol w:w="4680"/>
+      </w:tblGrid>
+      <w:tr>
+        <w:trPr>
+          <w:tblHeader w:val="on"/>
+        </w:trPr>
+        <w:tc>
+          <w:tcPr>
+            <w:tcW w:type="dxa" w:w="4680"/>
+          </w:tcPr>
           <w:p>
             <w:pPr>
               <w:pStyle w:val="Compact"/>
@@ -2551,7 +2840,9 @@
           </w:p>
         </w:tc>
         <w:tc>
-          <w:tcPr/>
+          <w:tcPr>
+            <w:tcW w:type="dxa" w:w="4680"/>
+          </w:tcPr>
           <w:p>
             <w:pPr>
               <w:pStyle w:val="Compact"/>
@@ -2564,7 +2855,9 @@
       </w:tr>
       <w:tr>
         <w:tc>
-          <w:tcPr/>
+          <w:tcPr>
+            <w:tcW w:type="dxa" w:w="4680"/>
+          </w:tcPr>
           <w:p>
             <w:pPr>
               <w:pStyle w:val="Compact"/>
@@ -2575,17 +2868,21 @@
           </w:p>
         </w:tc>
         <w:tc>
-          <w:tcPr/>
-          <w:p>
-            <w:pPr>
-              <w:pStyle w:val="Compact"/>
-            </w:pPr>
-          </w:p>
-        </w:tc>
-      </w:tr>
-      <w:tr>
-        <w:tc>
-          <w:tcPr/>
+          <w:tcPr>
+            <w:tcW w:type="dxa" w:w="4680"/>
+          </w:tcPr>
+          <w:p>
+            <w:pPr>
+              <w:pStyle w:val="Compact"/>
+            </w:pPr>
+          </w:p>
+        </w:tc>
+      </w:tr>
+      <w:tr>
+        <w:tc>
+          <w:tcPr>
+            <w:tcW w:type="dxa" w:w="4680"/>
+          </w:tcPr>
           <w:p>
             <w:pPr>
               <w:pStyle w:val="Compact"/>
@@ -2596,17 +2893,21 @@
           </w:p>
         </w:tc>
         <w:tc>
-          <w:tcPr/>
-          <w:p>
-            <w:pPr>
-              <w:pStyle w:val="Compact"/>
-            </w:pPr>
-          </w:p>
-        </w:tc>
-      </w:tr>
-      <w:tr>
-        <w:tc>
-          <w:tcPr/>
+          <w:tcPr>
+            <w:tcW w:type="dxa" w:w="4680"/>
+          </w:tcPr>
+          <w:p>
+            <w:pPr>
+              <w:pStyle w:val="Compact"/>
+            </w:pPr>
+          </w:p>
+        </w:tc>
+      </w:tr>
+      <w:tr>
+        <w:tc>
+          <w:tcPr>
+            <w:tcW w:type="dxa" w:w="4680"/>
+          </w:tcPr>
           <w:p>
             <w:pPr>
               <w:pStyle w:val="Compact"/>
@@ -2617,17 +2918,21 @@
           </w:p>
         </w:tc>
         <w:tc>
-          <w:tcPr/>
-          <w:p>
-            <w:pPr>
-              <w:pStyle w:val="Compact"/>
-            </w:pPr>
-          </w:p>
-        </w:tc>
-      </w:tr>
-      <w:tr>
-        <w:tc>
-          <w:tcPr/>
+          <w:tcPr>
+            <w:tcW w:type="dxa" w:w="4680"/>
+          </w:tcPr>
+          <w:p>
+            <w:pPr>
+              <w:pStyle w:val="Compact"/>
+            </w:pPr>
+          </w:p>
+        </w:tc>
+      </w:tr>
+      <w:tr>
+        <w:tc>
+          <w:tcPr>
+            <w:tcW w:type="dxa" w:w="4680"/>
+          </w:tcPr>
           <w:p>
             <w:pPr>
               <w:pStyle w:val="Compact"/>
@@ -2638,17 +2943,21 @@
           </w:p>
         </w:tc>
         <w:tc>
-          <w:tcPr/>
-          <w:p>
-            <w:pPr>
-              <w:pStyle w:val="Compact"/>
-            </w:pPr>
-          </w:p>
-        </w:tc>
-      </w:tr>
-      <w:tr>
-        <w:tc>
-          <w:tcPr/>
+          <w:tcPr>
+            <w:tcW w:type="dxa" w:w="4680"/>
+          </w:tcPr>
+          <w:p>
+            <w:pPr>
+              <w:pStyle w:val="Compact"/>
+            </w:pPr>
+          </w:p>
+        </w:tc>
+      </w:tr>
+      <w:tr>
+        <w:tc>
+          <w:tcPr>
+            <w:tcW w:type="dxa" w:w="4680"/>
+          </w:tcPr>
           <w:p>
             <w:pPr>
               <w:pStyle w:val="Compact"/>
@@ -2659,17 +2968,21 @@
           </w:p>
         </w:tc>
         <w:tc>
-          <w:tcPr/>
-          <w:p>
-            <w:pPr>
-              <w:pStyle w:val="Compact"/>
-            </w:pPr>
-          </w:p>
-        </w:tc>
-      </w:tr>
-      <w:tr>
-        <w:tc>
-          <w:tcPr/>
+          <w:tcPr>
+            <w:tcW w:type="dxa" w:w="4680"/>
+          </w:tcPr>
+          <w:p>
+            <w:pPr>
+              <w:pStyle w:val="Compact"/>
+            </w:pPr>
+          </w:p>
+        </w:tc>
+      </w:tr>
+      <w:tr>
+        <w:tc>
+          <w:tcPr>
+            <w:tcW w:type="dxa" w:w="4680"/>
+          </w:tcPr>
           <w:p>
             <w:pPr>
               <w:pStyle w:val="Compact"/>
@@ -2680,7 +2993,9 @@
           </w:p>
         </w:tc>
         <w:tc>
-          <w:tcPr/>
+          <w:tcPr>
+            <w:tcW w:type="dxa" w:w="4680"/>
+          </w:tcPr>
           <w:p>
             <w:pPr>
               <w:pStyle w:val="Compact"/>
